--- a/Лабораторная работа №4.docx
+++ b/Лабораторная работа №4.docx
@@ -311,6 +311,27 @@
         <w:spacing w:line="240" w:lineRule="auto"/>
         <w:jc w:val="both"/>
         <w:rPr>
+          <w:b/>
+          <w:sz w:val="28"/>
+          <w:szCs w:val="28"/>
+          <w:lang w:val="ru-RU"/>
+        </w:rPr>
+      </w:pPr>
+      <w:r>
+        <w:rPr>
+          <w:b/>
+          <w:sz w:val="28"/>
+          <w:szCs w:val="28"/>
+          <w:lang w:val="ru-RU"/>
+        </w:rPr>
+        <w:t>Имя и тип ОС</w:t>
+      </w:r>
+    </w:p>
+    <w:p>
+      <w:pPr>
+        <w:spacing w:line="240" w:lineRule="auto"/>
+        <w:jc w:val="both"/>
+        <w:rPr>
           <w:sz w:val="28"/>
           <w:szCs w:val="28"/>
         </w:rPr>
@@ -363,7 +384,7 @@
         <w:rPr>
           <w:sz w:val="28"/>
           <w:szCs w:val="28"/>
-          <w:lang w:val="en-US"/>
+          <w:lang w:val="ru-RU"/>
         </w:rPr>
       </w:pPr>
       <w:r>
@@ -377,22 +398,7 @@
         <w:rPr>
           <w:sz w:val="28"/>
           <w:szCs w:val="28"/>
-          <w:lang w:val="en-US"/>
-        </w:rPr>
-        <w:t xml:space="preserve"> ISO: </w:t>
-      </w:r>
-      <w:r>
-        <w:rPr>
-          <w:sz w:val="28"/>
-          <w:szCs w:val="28"/>
-        </w:rPr>
-        <w:t>сетевой</w:t>
-      </w:r>
-      <w:r>
-        <w:rPr>
-          <w:sz w:val="28"/>
-          <w:szCs w:val="28"/>
-          <w:lang w:val="en-US"/>
+          <w:lang w:val="ru-RU"/>
         </w:rPr>
         <w:t xml:space="preserve"> </w:t>
       </w:r>
@@ -400,6 +406,55 @@
         <w:rPr>
           <w:sz w:val="28"/>
           <w:szCs w:val="28"/>
+          <w:lang w:val="en-US"/>
+        </w:rPr>
+        <w:t>ISO</w:t>
+      </w:r>
+      <w:r>
+        <w:rPr>
+          <w:sz w:val="28"/>
+          <w:szCs w:val="28"/>
+          <w:lang w:val="ru-RU"/>
+        </w:rPr>
+        <w:t xml:space="preserve">: </w:t>
+      </w:r>
+      <w:r>
+        <w:rPr>
+          <w:sz w:val="28"/>
+          <w:szCs w:val="28"/>
+          <w:lang w:val="ru-RU"/>
+        </w:rPr>
+        <w:t xml:space="preserve">выбрать на </w:t>
+      </w:r>
+      <w:proofErr w:type="spellStart"/>
+      <w:r>
+        <w:rPr>
+          <w:sz w:val="28"/>
+          <w:szCs w:val="28"/>
+        </w:rPr>
+        <w:t>сетево</w:t>
+      </w:r>
+      <w:proofErr w:type="spellEnd"/>
+      <w:r>
+        <w:rPr>
+          <w:sz w:val="28"/>
+          <w:szCs w:val="28"/>
+          <w:lang w:val="ru-RU"/>
+        </w:rPr>
+        <w:t>м</w:t>
+      </w:r>
+      <w:r>
+        <w:rPr>
+          <w:sz w:val="28"/>
+          <w:szCs w:val="28"/>
+          <w:lang w:val="ru-RU"/>
+        </w:rPr>
+        <w:t xml:space="preserve"> </w:t>
+      </w:r>
+      <w:r>
+        <w:rPr>
+          <w:sz w:val="28"/>
+          <w:szCs w:val="28"/>
         </w:rPr>
         <w:t>диск</w:t>
       </w:r>
@@ -407,7 +462,15 @@
         <w:rPr>
           <w:sz w:val="28"/>
           <w:szCs w:val="28"/>
-          <w:lang w:val="en-US"/>
+          <w:lang w:val="ru-RU"/>
+        </w:rPr>
+        <w:t>е</w:t>
+      </w:r>
+      <w:r>
+        <w:rPr>
+          <w:sz w:val="28"/>
+          <w:szCs w:val="28"/>
+          <w:lang w:val="ru-RU"/>
         </w:rPr>
         <w:t xml:space="preserve"> </w:t>
       </w:r>
@@ -422,9 +485,96 @@
         <w:rPr>
           <w:sz w:val="28"/>
           <w:szCs w:val="28"/>
-          <w:lang w:val="en-US"/>
-        </w:rPr>
-        <w:t xml:space="preserve"> ISO, ubuntu-24.04-live-server-amd64.iso</w:t>
+          <w:lang w:val="ru-RU"/>
+        </w:rPr>
+        <w:t xml:space="preserve"> </w:t>
+      </w:r>
+      <w:r>
+        <w:rPr>
+          <w:sz w:val="28"/>
+          <w:szCs w:val="28"/>
+          <w:lang w:val="en-US"/>
+        </w:rPr>
+        <w:t>ISO</w:t>
+      </w:r>
+      <w:r>
+        <w:rPr>
+          <w:sz w:val="28"/>
+          <w:szCs w:val="28"/>
+          <w:lang w:val="ru-RU"/>
+        </w:rPr>
+        <w:t xml:space="preserve"> серверный образ </w:t>
+      </w:r>
+      <w:r>
+        <w:rPr>
+          <w:sz w:val="28"/>
+          <w:szCs w:val="28"/>
+          <w:lang w:val="en-US"/>
+        </w:rPr>
+        <w:t>Ubuntu</w:t>
+      </w:r>
+      <w:r>
+        <w:rPr>
+          <w:sz w:val="28"/>
+          <w:szCs w:val="28"/>
+          <w:lang w:val="ru-RU"/>
+        </w:rPr>
+        <w:t xml:space="preserve"> 24:</w:t>
+      </w:r>
+    </w:p>
+    <w:p>
+      <w:pPr>
+        <w:spacing w:line="240" w:lineRule="auto"/>
+        <w:jc w:val="both"/>
+        <w:rPr>
+          <w:sz w:val="28"/>
+          <w:szCs w:val="28"/>
+          <w:lang w:val="en-US"/>
+        </w:rPr>
+      </w:pPr>
+      <w:r>
+        <w:rPr>
+          <w:sz w:val="28"/>
+          <w:szCs w:val="28"/>
+          <w:lang w:val="en-US"/>
+        </w:rPr>
+        <w:t>0.linux\</w:t>
+      </w:r>
+      <w:proofErr w:type="spellStart"/>
+      <w:r>
+        <w:rPr>
+          <w:sz w:val="28"/>
+          <w:szCs w:val="28"/>
+          <w:lang w:val="en-US"/>
+        </w:rPr>
+        <w:t>ubuntu</w:t>
+      </w:r>
+      <w:proofErr w:type="spellEnd"/>
+      <w:r>
+        <w:rPr>
+          <w:sz w:val="28"/>
+          <w:szCs w:val="28"/>
+          <w:lang w:val="en-US"/>
+        </w:rPr>
+        <w:t>\</w:t>
+      </w:r>
+      <w:proofErr w:type="spellStart"/>
+      <w:r>
+        <w:rPr>
+          <w:sz w:val="28"/>
+          <w:szCs w:val="28"/>
+          <w:lang w:val="en-US"/>
+        </w:rPr>
+        <w:t>ubuntu</w:t>
+      </w:r>
+      <w:proofErr w:type="spellEnd"/>
+      <w:r>
+        <w:rPr>
+          <w:sz w:val="28"/>
+          <w:szCs w:val="28"/>
+          <w:lang w:val="en-US"/>
+        </w:rPr>
+        <w:t>\server\ubuntu-24.04-live-server-amd64.iso</w:t>
       </w:r>
     </w:p>
     <w:p>
@@ -456,21 +606,259 @@
         </w:rPr>
         <w:t xml:space="preserve">Отметить флажок </w:t>
       </w:r>
-      <w:proofErr w:type="gramStart"/>
-      <w:r>
-        <w:rPr>
-          <w:sz w:val="28"/>
-          <w:szCs w:val="28"/>
-          <w:lang w:val="ru-RU"/>
-        </w:rPr>
-        <w:t>Пропустить</w:t>
-      </w:r>
-      <w:proofErr w:type="gramEnd"/>
-      <w:r>
-        <w:rPr>
-          <w:sz w:val="28"/>
-          <w:szCs w:val="28"/>
-          <w:lang w:val="ru-RU"/>
+      <w:r>
+        <w:rPr>
+          <w:sz w:val="28"/>
+          <w:szCs w:val="28"/>
+          <w:lang w:val="ru-RU"/>
+        </w:rPr>
+        <w:t>«</w:t>
+      </w:r>
+      <w:r>
+        <w:rPr>
+          <w:sz w:val="28"/>
+          <w:szCs w:val="28"/>
+          <w:lang w:val="ru-RU"/>
+        </w:rPr>
+        <w:t xml:space="preserve">Пропустить </w:t>
+      </w:r>
+      <w:r>
+        <w:rPr>
+          <w:sz w:val="28"/>
+          <w:szCs w:val="28"/>
+          <w:lang w:val="ru-RU"/>
+        </w:rPr>
+        <w:t>автоматическую установку</w:t>
+      </w:r>
+      <w:r>
+        <w:rPr>
+          <w:sz w:val="28"/>
+          <w:szCs w:val="28"/>
+          <w:lang w:val="ru-RU"/>
+        </w:rPr>
+        <w:t>»</w:t>
+      </w:r>
+    </w:p>
+    <w:p>
+      <w:pPr>
+        <w:spacing w:line="240" w:lineRule="auto"/>
+        <w:jc w:val="both"/>
+        <w:rPr>
+          <w:sz w:val="28"/>
+          <w:szCs w:val="28"/>
+          <w:lang w:val="ru-RU"/>
+        </w:rPr>
+      </w:pPr>
+    </w:p>
+    <w:p>
+      <w:pPr>
+        <w:spacing w:line="240" w:lineRule="auto"/>
+        <w:jc w:val="both"/>
+        <w:rPr>
+          <w:b/>
+          <w:sz w:val="28"/>
+          <w:szCs w:val="28"/>
+          <w:lang w:val="ru-RU"/>
+        </w:rPr>
+      </w:pPr>
+      <w:r>
+        <w:rPr>
+          <w:b/>
+          <w:sz w:val="28"/>
+          <w:szCs w:val="28"/>
+          <w:lang w:val="ru-RU"/>
+        </w:rPr>
+        <w:t>Оборудование</w:t>
+      </w:r>
+    </w:p>
+    <w:p>
+      <w:pPr>
+        <w:spacing w:line="240" w:lineRule="auto"/>
+        <w:jc w:val="both"/>
+        <w:rPr>
+          <w:sz w:val="28"/>
+          <w:szCs w:val="28"/>
+          <w:lang w:val="ru-RU"/>
+        </w:rPr>
+      </w:pPr>
+      <w:r>
+        <w:rPr>
+          <w:sz w:val="28"/>
+          <w:szCs w:val="28"/>
+        </w:rPr>
+        <w:t xml:space="preserve">Основная память: </w:t>
+      </w:r>
+      <w:r>
+        <w:rPr>
+          <w:sz w:val="28"/>
+          <w:szCs w:val="28"/>
+          <w:lang w:val="ru-RU"/>
+        </w:rPr>
+        <w:t>6144</w:t>
+      </w:r>
+    </w:p>
+    <w:p>
+      <w:pPr>
+        <w:spacing w:line="240" w:lineRule="auto"/>
+        <w:jc w:val="both"/>
+        <w:rPr>
+          <w:sz w:val="28"/>
+          <w:szCs w:val="28"/>
+          <w:lang w:val="ru-RU"/>
+        </w:rPr>
+      </w:pPr>
+      <w:r>
+        <w:rPr>
+          <w:sz w:val="28"/>
+          <w:szCs w:val="28"/>
+        </w:rPr>
+        <w:t xml:space="preserve">Процессоры: </w:t>
+      </w:r>
+      <w:r>
+        <w:rPr>
+          <w:sz w:val="28"/>
+          <w:szCs w:val="28"/>
+          <w:lang w:val="ru-RU"/>
+        </w:rPr>
+        <w:t>4</w:t>
+      </w:r>
+    </w:p>
+    <w:p>
+      <w:pPr>
+        <w:spacing w:line="240" w:lineRule="auto"/>
+        <w:jc w:val="both"/>
+        <w:rPr>
+          <w:sz w:val="28"/>
+          <w:szCs w:val="28"/>
+        </w:rPr>
+      </w:pPr>
+    </w:p>
+    <w:p>
+      <w:pPr>
+        <w:spacing w:line="240" w:lineRule="auto"/>
+        <w:jc w:val="both"/>
+        <w:rPr>
+          <w:b/>
+          <w:sz w:val="28"/>
+          <w:szCs w:val="28"/>
+          <w:lang w:val="ru-RU"/>
+        </w:rPr>
+      </w:pPr>
+      <w:r>
+        <w:rPr>
+          <w:b/>
+          <w:sz w:val="28"/>
+          <w:szCs w:val="28"/>
+          <w:lang w:val="ru-RU"/>
+        </w:rPr>
+        <w:t>Жёсткий диск</w:t>
+      </w:r>
+    </w:p>
+    <w:p>
+      <w:pPr>
+        <w:spacing w:line="240" w:lineRule="auto"/>
+        <w:jc w:val="both"/>
+        <w:rPr>
+          <w:sz w:val="28"/>
+          <w:szCs w:val="28"/>
+          <w:lang w:val="ru-RU"/>
+        </w:rPr>
+      </w:pPr>
+      <w:r>
+        <w:rPr>
+          <w:sz w:val="28"/>
+          <w:szCs w:val="28"/>
+        </w:rPr>
+        <w:t>Размер диска: 1</w:t>
+      </w:r>
+      <w:r>
+        <w:rPr>
+          <w:sz w:val="28"/>
+          <w:szCs w:val="28"/>
+          <w:lang w:val="en-US"/>
+        </w:rPr>
+        <w:t>2</w:t>
+      </w:r>
+      <w:bookmarkStart w:id="0" w:name="_GoBack"/>
+      <w:bookmarkEnd w:id="0"/>
+      <w:r>
+        <w:rPr>
+          <w:sz w:val="28"/>
+          <w:szCs w:val="28"/>
+          <w:lang w:val="ru-RU"/>
+        </w:rPr>
+        <w:t xml:space="preserve"> ГБ</w:t>
+      </w:r>
+    </w:p>
+    <w:p>
+      <w:pPr>
+        <w:spacing w:line="240" w:lineRule="auto"/>
+        <w:jc w:val="both"/>
+        <w:rPr>
+          <w:sz w:val="28"/>
+          <w:szCs w:val="28"/>
+        </w:rPr>
+      </w:pPr>
+    </w:p>
+    <w:p>
+      <w:pPr>
+        <w:spacing w:line="240" w:lineRule="auto"/>
+        <w:jc w:val="both"/>
+        <w:rPr>
+          <w:sz w:val="28"/>
+          <w:szCs w:val="28"/>
+          <w:lang w:val="ru-RU"/>
+        </w:rPr>
+      </w:pPr>
+      <w:r>
+        <w:rPr>
+          <w:sz w:val="28"/>
+          <w:szCs w:val="28"/>
+          <w:lang w:val="ru-RU"/>
+        </w:rPr>
+        <w:t>Перед запуском указать настроить сеть для виртуальной машины:</w:t>
+      </w:r>
+    </w:p>
+    <w:p>
+      <w:pPr>
+        <w:spacing w:line="240" w:lineRule="auto"/>
+        <w:jc w:val="both"/>
+        <w:rPr>
+          <w:b/>
+          <w:sz w:val="28"/>
+          <w:szCs w:val="28"/>
+        </w:rPr>
+      </w:pPr>
+      <w:r>
+        <w:rPr>
+          <w:b/>
+          <w:sz w:val="28"/>
+          <w:szCs w:val="28"/>
+        </w:rPr>
+        <w:t>Сеть</w:t>
+      </w:r>
+    </w:p>
+    <w:p>
+      <w:pPr>
+        <w:spacing w:line="240" w:lineRule="auto"/>
+        <w:jc w:val="both"/>
+        <w:rPr>
+          <w:sz w:val="28"/>
+          <w:szCs w:val="28"/>
+        </w:rPr>
+      </w:pPr>
+      <w:r>
+        <w:rPr>
+          <w:sz w:val="28"/>
+          <w:szCs w:val="28"/>
+          <w:lang w:val="ru-RU"/>
+        </w:rPr>
+        <w:t>Адаптер 1 – Тип подключения:</w:t>
+      </w:r>
+      <w:r>
+        <w:rPr>
+          <w:sz w:val="28"/>
+          <w:szCs w:val="28"/>
         </w:rPr>
         <w:t xml:space="preserve"> </w:t>
       </w:r>
@@ -480,61 +868,1755 @@
           <w:szCs w:val="28"/>
           <w:lang w:val="ru-RU"/>
         </w:rPr>
-        <w:t>автоматическую установку</w:t>
-      </w:r>
-    </w:p>
-    <w:p>
-      <w:pPr>
-        <w:spacing w:line="240" w:lineRule="auto"/>
-        <w:jc w:val="both"/>
-        <w:rPr>
-          <w:sz w:val="28"/>
-          <w:szCs w:val="28"/>
-        </w:rPr>
-      </w:pPr>
-    </w:p>
-    <w:p>
-      <w:pPr>
-        <w:spacing w:line="240" w:lineRule="auto"/>
-        <w:jc w:val="both"/>
-        <w:rPr>
-          <w:sz w:val="28"/>
-          <w:szCs w:val="28"/>
-          <w:lang w:val="ru-RU"/>
-        </w:rPr>
-      </w:pPr>
-      <w:r>
-        <w:rPr>
-          <w:sz w:val="28"/>
-          <w:szCs w:val="28"/>
-        </w:rPr>
-        <w:t xml:space="preserve">Основная память: </w:t>
-      </w:r>
-      <w:r>
-        <w:rPr>
-          <w:sz w:val="28"/>
-          <w:szCs w:val="28"/>
-          <w:lang w:val="ru-RU"/>
-        </w:rPr>
-        <w:t>6144</w:t>
-      </w:r>
-    </w:p>
-    <w:p>
-      <w:pPr>
-        <w:spacing w:line="240" w:lineRule="auto"/>
-        <w:jc w:val="both"/>
-        <w:rPr>
-          <w:sz w:val="28"/>
-          <w:szCs w:val="28"/>
-          <w:lang w:val="ru-RU"/>
-        </w:rPr>
-      </w:pPr>
-      <w:r>
-        <w:rPr>
-          <w:sz w:val="28"/>
-          <w:szCs w:val="28"/>
-        </w:rPr>
-        <w:t xml:space="preserve">Процессоры: </w:t>
+        <w:t>С</w:t>
+      </w:r>
+      <w:proofErr w:type="spellStart"/>
+      <w:r>
+        <w:rPr>
+          <w:sz w:val="28"/>
+          <w:szCs w:val="28"/>
+        </w:rPr>
+        <w:t>етевой</w:t>
+      </w:r>
+      <w:proofErr w:type="spellEnd"/>
+      <w:r>
+        <w:rPr>
+          <w:sz w:val="28"/>
+          <w:szCs w:val="28"/>
+        </w:rPr>
+        <w:t xml:space="preserve"> мост</w:t>
+      </w:r>
+    </w:p>
+    <w:p>
+      <w:pPr>
+        <w:spacing w:line="240" w:lineRule="auto"/>
+        <w:jc w:val="both"/>
+        <w:rPr>
+          <w:sz w:val="28"/>
+          <w:szCs w:val="28"/>
+        </w:rPr>
+      </w:pPr>
+    </w:p>
+    <w:p>
+      <w:pPr>
+        <w:spacing w:line="240" w:lineRule="auto"/>
+        <w:jc w:val="both"/>
+        <w:rPr>
+          <w:sz w:val="28"/>
+          <w:szCs w:val="28"/>
+          <w:lang w:val="ru-RU"/>
+        </w:rPr>
+      </w:pPr>
+      <w:r>
+        <w:rPr>
+          <w:sz w:val="28"/>
+          <w:szCs w:val="28"/>
+          <w:lang w:val="ru-RU"/>
+        </w:rPr>
+        <w:t>Запустить виртуальную машину и выбрать пункт «</w:t>
+      </w:r>
+      <w:r>
+        <w:rPr>
+          <w:sz w:val="28"/>
+          <w:szCs w:val="28"/>
+          <w:lang w:val="en-US"/>
+        </w:rPr>
+        <w:t>Try</w:t>
+      </w:r>
+      <w:r>
+        <w:rPr>
+          <w:sz w:val="28"/>
+          <w:szCs w:val="28"/>
+          <w:lang w:val="ru-RU"/>
+        </w:rPr>
+        <w:t xml:space="preserve"> </w:t>
+      </w:r>
+      <w:r>
+        <w:rPr>
+          <w:sz w:val="28"/>
+          <w:szCs w:val="28"/>
+          <w:lang w:val="en-US"/>
+        </w:rPr>
+        <w:t>or</w:t>
+      </w:r>
+      <w:r>
+        <w:rPr>
+          <w:sz w:val="28"/>
+          <w:szCs w:val="28"/>
+          <w:lang w:val="ru-RU"/>
+        </w:rPr>
+        <w:t xml:space="preserve"> </w:t>
+      </w:r>
+      <w:r>
+        <w:rPr>
+          <w:sz w:val="28"/>
+          <w:szCs w:val="28"/>
+          <w:lang w:val="en-US"/>
+        </w:rPr>
+        <w:t>Install</w:t>
+      </w:r>
+      <w:r>
+        <w:rPr>
+          <w:sz w:val="28"/>
+          <w:szCs w:val="28"/>
+          <w:lang w:val="ru-RU"/>
+        </w:rPr>
+        <w:t xml:space="preserve"> </w:t>
+      </w:r>
+      <w:r>
+        <w:rPr>
+          <w:sz w:val="28"/>
+          <w:szCs w:val="28"/>
+          <w:lang w:val="en-US"/>
+        </w:rPr>
+        <w:t>Ubuntu</w:t>
+      </w:r>
+      <w:r>
+        <w:rPr>
+          <w:sz w:val="28"/>
+          <w:szCs w:val="28"/>
+          <w:lang w:val="ru-RU"/>
+        </w:rPr>
+        <w:t xml:space="preserve"> </w:t>
+      </w:r>
+      <w:r>
+        <w:rPr>
+          <w:sz w:val="28"/>
+          <w:szCs w:val="28"/>
+          <w:lang w:val="en-US"/>
+        </w:rPr>
+        <w:t>Server</w:t>
+      </w:r>
+      <w:r>
+        <w:rPr>
+          <w:sz w:val="28"/>
+          <w:szCs w:val="28"/>
+          <w:lang w:val="ru-RU"/>
+        </w:rPr>
+        <w:t>»</w:t>
+      </w:r>
+    </w:p>
+    <w:p>
+      <w:pPr>
+        <w:spacing w:line="240" w:lineRule="auto"/>
+        <w:jc w:val="both"/>
+        <w:rPr>
+          <w:sz w:val="28"/>
+          <w:szCs w:val="28"/>
+        </w:rPr>
+      </w:pPr>
+    </w:p>
+    <w:p>
+      <w:pPr>
+        <w:spacing w:line="240" w:lineRule="auto"/>
+        <w:jc w:val="both"/>
+        <w:rPr>
+          <w:sz w:val="28"/>
+          <w:szCs w:val="28"/>
+        </w:rPr>
+      </w:pPr>
+      <w:r>
+        <w:rPr>
+          <w:sz w:val="28"/>
+          <w:szCs w:val="28"/>
+        </w:rPr>
+        <w:t>1.2 Указать в терминале параметры ОС при установке:</w:t>
+      </w:r>
+    </w:p>
+    <w:p>
+      <w:pPr>
+        <w:spacing w:line="240" w:lineRule="auto"/>
+        <w:jc w:val="both"/>
+        <w:rPr>
+          <w:sz w:val="28"/>
+          <w:szCs w:val="28"/>
+          <w:lang w:val="en-US"/>
+        </w:rPr>
+      </w:pPr>
+      <w:r>
+        <w:rPr>
+          <w:sz w:val="28"/>
+          <w:szCs w:val="28"/>
+          <w:lang w:val="ru-RU"/>
+        </w:rPr>
+        <w:t>Язык</w:t>
+      </w:r>
+      <w:r>
+        <w:rPr>
+          <w:sz w:val="28"/>
+          <w:szCs w:val="28"/>
+          <w:lang w:val="en-US"/>
+        </w:rPr>
+        <w:t xml:space="preserve">: </w:t>
+      </w:r>
+      <w:r>
+        <w:rPr>
+          <w:sz w:val="28"/>
+          <w:szCs w:val="28"/>
+          <w:lang w:val="en-US"/>
+        </w:rPr>
+        <w:t>English</w:t>
+      </w:r>
+      <w:r>
+        <w:rPr>
+          <w:sz w:val="28"/>
+          <w:szCs w:val="28"/>
+          <w:lang w:val="en-US"/>
+        </w:rPr>
+        <w:t xml:space="preserve"> (</w:t>
+      </w:r>
+      <w:r>
+        <w:rPr>
+          <w:sz w:val="28"/>
+          <w:szCs w:val="28"/>
+          <w:lang w:val="ru-RU"/>
+        </w:rPr>
+        <w:t>не</w:t>
+      </w:r>
+      <w:r>
+        <w:rPr>
+          <w:sz w:val="28"/>
+          <w:szCs w:val="28"/>
+          <w:lang w:val="en-US"/>
+        </w:rPr>
+        <w:t xml:space="preserve"> </w:t>
+      </w:r>
+      <w:r>
+        <w:rPr>
+          <w:sz w:val="28"/>
+          <w:szCs w:val="28"/>
+          <w:lang w:val="ru-RU"/>
+        </w:rPr>
+        <w:t>менять</w:t>
+      </w:r>
+      <w:r>
+        <w:rPr>
+          <w:sz w:val="28"/>
+          <w:szCs w:val="28"/>
+          <w:lang w:val="en-US"/>
+        </w:rPr>
+        <w:t>)</w:t>
+      </w:r>
+    </w:p>
+    <w:p>
+      <w:pPr>
+        <w:spacing w:line="240" w:lineRule="auto"/>
+        <w:jc w:val="both"/>
+        <w:rPr>
+          <w:sz w:val="28"/>
+          <w:szCs w:val="28"/>
+          <w:lang w:val="en-US"/>
+        </w:rPr>
+      </w:pPr>
+      <w:r>
+        <w:rPr>
+          <w:noProof/>
+          <w:lang w:val="ru-RU"/>
+        </w:rPr>
+        <w:drawing>
+          <wp:inline distT="0" distB="0" distL="0" distR="0" wp14:anchorId="0DD38A2E" wp14:editId="32EBA102">
+            <wp:extent cx="5529600" cy="1144800"/>
+            <wp:effectExtent l="0" t="0" r="0" b="0"/>
+            <wp:docPr id="4" name="Рисунок 4"/>
+            <wp:cNvGraphicFramePr>
+              <a:graphicFrameLocks xmlns:a="http://schemas.openxmlformats.org/drawingml/2006/main" noChangeAspect="1"/>
+            </wp:cNvGraphicFramePr>
+            <a:graphic xmlns:a="http://schemas.openxmlformats.org/drawingml/2006/main">
+              <a:graphicData uri="http://schemas.openxmlformats.org/drawingml/2006/picture">
+                <pic:pic xmlns:pic="http://schemas.openxmlformats.org/drawingml/2006/picture">
+                  <pic:nvPicPr>
+                    <pic:cNvPr id="1" name=""/>
+                    <pic:cNvPicPr/>
+                  </pic:nvPicPr>
+                  <pic:blipFill>
+                    <a:blip r:embed="rId8"/>
+                    <a:stretch>
+                      <a:fillRect/>
+                    </a:stretch>
+                  </pic:blipFill>
+                  <pic:spPr>
+                    <a:xfrm>
+                      <a:off x="0" y="0"/>
+                      <a:ext cx="5529600" cy="1144800"/>
+                    </a:xfrm>
+                    <a:prstGeom prst="rect">
+                      <a:avLst/>
+                    </a:prstGeom>
+                  </pic:spPr>
+                </pic:pic>
+              </a:graphicData>
+            </a:graphic>
+          </wp:inline>
+        </w:drawing>
+      </w:r>
+    </w:p>
+    <w:p>
+      <w:pPr>
+        <w:spacing w:line="240" w:lineRule="auto"/>
+        <w:jc w:val="both"/>
+        <w:rPr>
+          <w:sz w:val="28"/>
+          <w:szCs w:val="28"/>
+          <w:lang w:val="en-US"/>
+        </w:rPr>
+      </w:pPr>
+    </w:p>
+    <w:p>
+      <w:pPr>
+        <w:spacing w:line="240" w:lineRule="auto"/>
+        <w:jc w:val="both"/>
+        <w:rPr>
+          <w:sz w:val="28"/>
+          <w:szCs w:val="28"/>
+          <w:lang w:val="en-US"/>
+        </w:rPr>
+      </w:pPr>
+      <w:r>
+        <w:rPr>
+          <w:sz w:val="28"/>
+          <w:szCs w:val="28"/>
+          <w:lang w:val="ru-RU"/>
+        </w:rPr>
+        <w:lastRenderedPageBreak/>
+        <w:t>Отказаться</w:t>
+      </w:r>
+      <w:r>
+        <w:rPr>
+          <w:sz w:val="28"/>
+          <w:szCs w:val="28"/>
+          <w:lang w:val="en-US"/>
+        </w:rPr>
+        <w:t xml:space="preserve"> </w:t>
+      </w:r>
+      <w:r>
+        <w:rPr>
+          <w:sz w:val="28"/>
+          <w:szCs w:val="28"/>
+          <w:lang w:val="ru-RU"/>
+        </w:rPr>
+        <w:t>от</w:t>
+      </w:r>
+      <w:r>
+        <w:rPr>
+          <w:sz w:val="28"/>
+          <w:szCs w:val="28"/>
+          <w:lang w:val="en-US"/>
+        </w:rPr>
+        <w:t xml:space="preserve"> </w:t>
+      </w:r>
+      <w:r>
+        <w:rPr>
+          <w:sz w:val="28"/>
+          <w:szCs w:val="28"/>
+          <w:lang w:val="ru-RU"/>
+        </w:rPr>
+        <w:t>установки</w:t>
+      </w:r>
+      <w:r>
+        <w:rPr>
+          <w:sz w:val="28"/>
+          <w:szCs w:val="28"/>
+          <w:lang w:val="en-US"/>
+        </w:rPr>
+        <w:t xml:space="preserve"> </w:t>
+      </w:r>
+      <w:r>
+        <w:rPr>
+          <w:sz w:val="28"/>
+          <w:szCs w:val="28"/>
+          <w:lang w:val="en-US"/>
+        </w:rPr>
+        <w:t>Ubuntu 26 (</w:t>
+      </w:r>
+      <w:r>
+        <w:rPr>
+          <w:sz w:val="28"/>
+          <w:szCs w:val="28"/>
+          <w:lang w:val="en-US"/>
+        </w:rPr>
+        <w:t>Continue without</w:t>
+      </w:r>
+      <w:r>
+        <w:rPr>
+          <w:sz w:val="28"/>
+          <w:szCs w:val="28"/>
+          <w:lang w:val="en-US"/>
+        </w:rPr>
+        <w:t xml:space="preserve"> </w:t>
+      </w:r>
+      <w:r>
+        <w:rPr>
+          <w:sz w:val="28"/>
+          <w:szCs w:val="28"/>
+          <w:lang w:val="en-US"/>
+        </w:rPr>
+        <w:t>updating)</w:t>
+      </w:r>
+    </w:p>
+    <w:p>
+      <w:pPr>
+        <w:spacing w:line="240" w:lineRule="auto"/>
+        <w:jc w:val="both"/>
+        <w:rPr>
+          <w:sz w:val="28"/>
+          <w:szCs w:val="28"/>
+          <w:lang w:val="en-US"/>
+        </w:rPr>
+      </w:pPr>
+    </w:p>
+    <w:p>
+      <w:pPr>
+        <w:spacing w:line="240" w:lineRule="auto"/>
+        <w:jc w:val="both"/>
+        <w:rPr>
+          <w:sz w:val="28"/>
+          <w:szCs w:val="28"/>
+          <w:lang w:val="en-US"/>
+        </w:rPr>
+      </w:pPr>
+      <w:r>
+        <w:rPr>
+          <w:sz w:val="28"/>
+          <w:szCs w:val="28"/>
+          <w:lang w:val="en-US"/>
+        </w:rPr>
+        <w:t xml:space="preserve">Type of installation: Ubuntu Server (minimized) </w:t>
+      </w:r>
+    </w:p>
+    <w:p>
+      <w:pPr>
+        <w:spacing w:line="240" w:lineRule="auto"/>
+        <w:jc w:val="both"/>
+        <w:rPr>
+          <w:sz w:val="28"/>
+          <w:szCs w:val="28"/>
+          <w:lang w:val="en-US"/>
+        </w:rPr>
+      </w:pPr>
+      <w:r>
+        <w:rPr>
+          <w:noProof/>
+          <w:lang w:val="ru-RU"/>
+        </w:rPr>
+        <w:drawing>
+          <wp:inline distT="0" distB="0" distL="0" distR="0" wp14:anchorId="67651858" wp14:editId="0D19F0D4">
+            <wp:extent cx="3225600" cy="1044000"/>
+            <wp:effectExtent l="0" t="0" r="0" b="3810"/>
+            <wp:docPr id="5" name="Рисунок 5"/>
+            <wp:cNvGraphicFramePr>
+              <a:graphicFrameLocks xmlns:a="http://schemas.openxmlformats.org/drawingml/2006/main" noChangeAspect="1"/>
+            </wp:cNvGraphicFramePr>
+            <a:graphic xmlns:a="http://schemas.openxmlformats.org/drawingml/2006/main">
+              <a:graphicData uri="http://schemas.openxmlformats.org/drawingml/2006/picture">
+                <pic:pic xmlns:pic="http://schemas.openxmlformats.org/drawingml/2006/picture">
+                  <pic:nvPicPr>
+                    <pic:cNvPr id="1" name=""/>
+                    <pic:cNvPicPr/>
+                  </pic:nvPicPr>
+                  <pic:blipFill>
+                    <a:blip r:embed="rId9"/>
+                    <a:stretch>
+                      <a:fillRect/>
+                    </a:stretch>
+                  </pic:blipFill>
+                  <pic:spPr>
+                    <a:xfrm>
+                      <a:off x="0" y="0"/>
+                      <a:ext cx="3225600" cy="1044000"/>
+                    </a:xfrm>
+                    <a:prstGeom prst="rect">
+                      <a:avLst/>
+                    </a:prstGeom>
+                  </pic:spPr>
+                </pic:pic>
+              </a:graphicData>
+            </a:graphic>
+          </wp:inline>
+        </w:drawing>
+      </w:r>
+    </w:p>
+    <w:p>
+      <w:pPr>
+        <w:spacing w:line="240" w:lineRule="auto"/>
+        <w:jc w:val="both"/>
+        <w:rPr>
+          <w:sz w:val="28"/>
+          <w:szCs w:val="28"/>
+          <w:lang w:val="en-US"/>
+        </w:rPr>
+      </w:pPr>
+    </w:p>
+    <w:p>
+      <w:pPr>
+        <w:spacing w:line="240" w:lineRule="auto"/>
+        <w:jc w:val="both"/>
+        <w:rPr>
+          <w:sz w:val="28"/>
+          <w:szCs w:val="28"/>
+          <w:lang w:val="ru-RU"/>
+        </w:rPr>
+      </w:pPr>
+      <w:r>
+        <w:rPr>
+          <w:sz w:val="28"/>
+          <w:szCs w:val="28"/>
+          <w:lang w:val="ru-RU"/>
+        </w:rPr>
+        <w:t>Посмотреть</w:t>
+      </w:r>
+      <w:r>
+        <w:rPr>
+          <w:sz w:val="28"/>
+          <w:szCs w:val="28"/>
+          <w:lang w:val="ru-RU"/>
+        </w:rPr>
+        <w:t xml:space="preserve"> </w:t>
+      </w:r>
+      <w:r>
+        <w:rPr>
+          <w:sz w:val="28"/>
+          <w:szCs w:val="28"/>
+          <w:lang w:val="ru-RU"/>
+        </w:rPr>
+        <w:t xml:space="preserve">и записать адрес, который будет выдан на экране </w:t>
+      </w:r>
+      <w:r>
+        <w:rPr>
+          <w:sz w:val="28"/>
+          <w:szCs w:val="28"/>
+          <w:lang w:val="en-US"/>
+        </w:rPr>
+        <w:t>Network</w:t>
+      </w:r>
+      <w:r>
+        <w:rPr>
+          <w:sz w:val="28"/>
+          <w:szCs w:val="28"/>
+          <w:lang w:val="ru-RU"/>
+        </w:rPr>
+        <w:t xml:space="preserve"> </w:t>
+      </w:r>
+      <w:r>
+        <w:rPr>
+          <w:sz w:val="28"/>
+          <w:szCs w:val="28"/>
+          <w:lang w:val="en-US"/>
+        </w:rPr>
+        <w:t>configuration</w:t>
+      </w:r>
+      <w:r>
+        <w:rPr>
+          <w:sz w:val="28"/>
+          <w:szCs w:val="28"/>
+          <w:lang w:val="ru-RU"/>
+        </w:rPr>
+        <w:t xml:space="preserve"> (10.9.1.</w:t>
+      </w:r>
+      <w:r>
+        <w:rPr>
+          <w:sz w:val="28"/>
+          <w:szCs w:val="28"/>
+          <w:lang w:val="en-US"/>
+        </w:rPr>
+        <w:t>xxx</w:t>
+      </w:r>
+      <w:r>
+        <w:rPr>
+          <w:sz w:val="28"/>
+          <w:szCs w:val="28"/>
+          <w:lang w:val="ru-RU"/>
+        </w:rPr>
+        <w:t>)</w:t>
+      </w:r>
+    </w:p>
+    <w:p>
+      <w:pPr>
+        <w:spacing w:line="240" w:lineRule="auto"/>
+        <w:jc w:val="both"/>
+        <w:rPr>
+          <w:sz w:val="28"/>
+          <w:szCs w:val="28"/>
+          <w:lang w:val="ru-RU"/>
+        </w:rPr>
+      </w:pPr>
+    </w:p>
+    <w:p>
+      <w:pPr>
+        <w:spacing w:line="240" w:lineRule="auto"/>
+        <w:jc w:val="both"/>
+        <w:rPr>
+          <w:sz w:val="28"/>
+          <w:szCs w:val="28"/>
+          <w:lang w:val="ru-RU"/>
+        </w:rPr>
+      </w:pPr>
+      <w:r>
+        <w:rPr>
+          <w:sz w:val="28"/>
+          <w:szCs w:val="28"/>
+          <w:lang w:val="ru-RU"/>
+        </w:rPr>
+        <w:t>Подтвердить установку</w:t>
+      </w:r>
+    </w:p>
+    <w:p>
+      <w:pPr>
+        <w:spacing w:line="240" w:lineRule="auto"/>
+        <w:jc w:val="both"/>
+        <w:rPr>
+          <w:sz w:val="28"/>
+          <w:szCs w:val="28"/>
+          <w:lang w:val="ru-RU"/>
+        </w:rPr>
+      </w:pPr>
+      <w:r>
+        <w:rPr>
+          <w:noProof/>
+          <w:lang w:val="ru-RU"/>
+        </w:rPr>
+        <w:drawing>
+          <wp:inline distT="0" distB="0" distL="0" distR="0" wp14:anchorId="4B06028C" wp14:editId="3C0EE84B">
+            <wp:extent cx="5367600" cy="3398400"/>
+            <wp:effectExtent l="0" t="0" r="5080" b="0"/>
+            <wp:docPr id="6" name="Рисунок 6"/>
+            <wp:cNvGraphicFramePr>
+              <a:graphicFrameLocks xmlns:a="http://schemas.openxmlformats.org/drawingml/2006/main" noChangeAspect="1"/>
+            </wp:cNvGraphicFramePr>
+            <a:graphic xmlns:a="http://schemas.openxmlformats.org/drawingml/2006/main">
+              <a:graphicData uri="http://schemas.openxmlformats.org/drawingml/2006/picture">
+                <pic:pic xmlns:pic="http://schemas.openxmlformats.org/drawingml/2006/picture">
+                  <pic:nvPicPr>
+                    <pic:cNvPr id="1" name=""/>
+                    <pic:cNvPicPr/>
+                  </pic:nvPicPr>
+                  <pic:blipFill>
+                    <a:blip r:embed="rId10"/>
+                    <a:stretch>
+                      <a:fillRect/>
+                    </a:stretch>
+                  </pic:blipFill>
+                  <pic:spPr>
+                    <a:xfrm>
+                      <a:off x="0" y="0"/>
+                      <a:ext cx="5367600" cy="3398400"/>
+                    </a:xfrm>
+                    <a:prstGeom prst="rect">
+                      <a:avLst/>
+                    </a:prstGeom>
+                  </pic:spPr>
+                </pic:pic>
+              </a:graphicData>
+            </a:graphic>
+          </wp:inline>
+        </w:drawing>
+      </w:r>
+    </w:p>
+    <w:p>
+      <w:pPr>
+        <w:spacing w:line="240" w:lineRule="auto"/>
+        <w:jc w:val="both"/>
+        <w:rPr>
+          <w:sz w:val="28"/>
+          <w:szCs w:val="28"/>
+          <w:lang w:val="ru-RU"/>
+        </w:rPr>
+      </w:pPr>
+    </w:p>
+    <w:p>
+      <w:pPr>
+        <w:spacing w:line="240" w:lineRule="auto"/>
+        <w:jc w:val="both"/>
+        <w:rPr>
+          <w:sz w:val="28"/>
+          <w:szCs w:val="28"/>
+          <w:lang w:val="ru-RU"/>
+        </w:rPr>
+      </w:pPr>
+      <w:r>
+        <w:rPr>
+          <w:sz w:val="28"/>
+          <w:szCs w:val="28"/>
+          <w:lang w:val="ru-RU"/>
+        </w:rPr>
+        <w:t>Указать настройки для подключения:</w:t>
+      </w:r>
+    </w:p>
+    <w:p>
+      <w:pPr>
+        <w:spacing w:line="240" w:lineRule="auto"/>
+        <w:jc w:val="both"/>
+        <w:rPr>
+          <w:sz w:val="28"/>
+          <w:szCs w:val="28"/>
+          <w:lang w:val="ru-RU"/>
+        </w:rPr>
+      </w:pPr>
+      <w:r>
+        <w:rPr>
+          <w:sz w:val="28"/>
+          <w:szCs w:val="28"/>
+          <w:lang w:val="en-US"/>
+        </w:rPr>
+        <w:t>Your</w:t>
+      </w:r>
+      <w:r>
+        <w:rPr>
+          <w:sz w:val="28"/>
+          <w:szCs w:val="28"/>
+          <w:lang w:val="ru-RU"/>
+        </w:rPr>
+        <w:t xml:space="preserve"> </w:t>
+      </w:r>
+      <w:r>
+        <w:rPr>
+          <w:sz w:val="28"/>
+          <w:szCs w:val="28"/>
+          <w:lang w:val="en-US"/>
+        </w:rPr>
+        <w:t>name</w:t>
+      </w:r>
+      <w:r>
+        <w:rPr>
+          <w:sz w:val="28"/>
+          <w:szCs w:val="28"/>
+          <w:lang w:val="ru-RU"/>
+        </w:rPr>
+        <w:t xml:space="preserve">: </w:t>
+      </w:r>
+      <w:proofErr w:type="spellStart"/>
+      <w:r>
+        <w:rPr>
+          <w:sz w:val="28"/>
+          <w:szCs w:val="28"/>
+          <w:lang w:val="en-US"/>
+        </w:rPr>
+        <w:t>ispp</w:t>
+      </w:r>
+      <w:proofErr w:type="spellEnd"/>
+    </w:p>
+    <w:p>
+      <w:pPr>
+        <w:spacing w:line="240" w:lineRule="auto"/>
+        <w:jc w:val="both"/>
+        <w:rPr>
+          <w:sz w:val="28"/>
+          <w:szCs w:val="28"/>
+          <w:lang w:val="ru-RU"/>
+        </w:rPr>
+      </w:pPr>
+      <w:r>
+        <w:rPr>
+          <w:sz w:val="28"/>
+          <w:szCs w:val="28"/>
+          <w:lang w:val="en-US"/>
+        </w:rPr>
+        <w:t>Your</w:t>
+      </w:r>
+      <w:r>
+        <w:rPr>
+          <w:sz w:val="28"/>
+          <w:szCs w:val="28"/>
+          <w:lang w:val="ru-RU"/>
+        </w:rPr>
+        <w:t xml:space="preserve"> </w:t>
+      </w:r>
+      <w:r>
+        <w:rPr>
+          <w:sz w:val="28"/>
+          <w:szCs w:val="28"/>
+          <w:lang w:val="en-US"/>
+        </w:rPr>
+        <w:t>servers</w:t>
+      </w:r>
+      <w:r>
+        <w:rPr>
+          <w:sz w:val="28"/>
+          <w:szCs w:val="28"/>
+          <w:lang w:val="ru-RU"/>
+        </w:rPr>
+        <w:t xml:space="preserve"> </w:t>
+      </w:r>
+      <w:r>
+        <w:rPr>
+          <w:sz w:val="28"/>
+          <w:szCs w:val="28"/>
+          <w:lang w:val="en-US"/>
+        </w:rPr>
+        <w:t>name</w:t>
+      </w:r>
+      <w:r>
+        <w:rPr>
+          <w:sz w:val="28"/>
+          <w:szCs w:val="28"/>
+          <w:lang w:val="ru-RU"/>
+        </w:rPr>
+        <w:t xml:space="preserve">: </w:t>
+      </w:r>
+      <w:proofErr w:type="spellStart"/>
+      <w:r>
+        <w:rPr>
+          <w:sz w:val="28"/>
+          <w:szCs w:val="28"/>
+          <w:lang w:val="en-US"/>
+        </w:rPr>
+        <w:t>ubuntuXXNN</w:t>
+      </w:r>
+      <w:proofErr w:type="spellEnd"/>
+      <w:r>
+        <w:rPr>
+          <w:sz w:val="28"/>
+          <w:szCs w:val="28"/>
+          <w:lang w:val="ru-RU"/>
+        </w:rPr>
+        <w:t xml:space="preserve"> (</w:t>
+      </w:r>
+      <w:r>
+        <w:rPr>
+          <w:sz w:val="28"/>
+          <w:szCs w:val="28"/>
+          <w:lang w:val="en-US"/>
+        </w:rPr>
+        <w:t>XX</w:t>
+      </w:r>
+      <w:r>
+        <w:rPr>
+          <w:sz w:val="28"/>
+          <w:szCs w:val="28"/>
+          <w:lang w:val="ru-RU"/>
+        </w:rPr>
+        <w:t xml:space="preserve"> - </w:t>
+      </w:r>
+      <w:r>
+        <w:rPr>
+          <w:sz w:val="28"/>
+          <w:szCs w:val="28"/>
+        </w:rPr>
+        <w:t>номер</w:t>
+      </w:r>
+      <w:r>
+        <w:rPr>
+          <w:sz w:val="28"/>
+          <w:szCs w:val="28"/>
+          <w:lang w:val="ru-RU"/>
+        </w:rPr>
+        <w:t xml:space="preserve"> </w:t>
+      </w:r>
+      <w:r>
+        <w:rPr>
+          <w:sz w:val="28"/>
+          <w:szCs w:val="28"/>
+        </w:rPr>
+        <w:t>группы</w:t>
+      </w:r>
+      <w:r>
+        <w:rPr>
+          <w:sz w:val="28"/>
+          <w:szCs w:val="28"/>
+          <w:lang w:val="ru-RU"/>
+        </w:rPr>
+        <w:t xml:space="preserve">, </w:t>
+      </w:r>
+      <w:r>
+        <w:rPr>
+          <w:sz w:val="28"/>
+          <w:szCs w:val="28"/>
+          <w:lang w:val="en-US"/>
+        </w:rPr>
+        <w:t>NN</w:t>
+      </w:r>
+      <w:r>
+        <w:rPr>
+          <w:sz w:val="28"/>
+          <w:szCs w:val="28"/>
+          <w:lang w:val="ru-RU"/>
+        </w:rPr>
+        <w:t xml:space="preserve"> - </w:t>
+      </w:r>
+      <w:r>
+        <w:rPr>
+          <w:sz w:val="28"/>
+          <w:szCs w:val="28"/>
+        </w:rPr>
+        <w:t>номер</w:t>
+      </w:r>
+      <w:r>
+        <w:rPr>
+          <w:sz w:val="28"/>
+          <w:szCs w:val="28"/>
+          <w:lang w:val="ru-RU"/>
+        </w:rPr>
+        <w:t xml:space="preserve"> </w:t>
+      </w:r>
+      <w:r>
+        <w:rPr>
+          <w:sz w:val="28"/>
+          <w:szCs w:val="28"/>
+        </w:rPr>
+        <w:t>ПК</w:t>
+      </w:r>
+      <w:r>
+        <w:rPr>
+          <w:sz w:val="28"/>
+          <w:szCs w:val="28"/>
+          <w:lang w:val="ru-RU"/>
+        </w:rPr>
+        <w:t xml:space="preserve"> </w:t>
+      </w:r>
+      <w:r>
+        <w:rPr>
+          <w:sz w:val="28"/>
+          <w:szCs w:val="28"/>
+        </w:rPr>
+        <w:t>от</w:t>
+      </w:r>
+      <w:r>
+        <w:rPr>
+          <w:sz w:val="28"/>
+          <w:szCs w:val="28"/>
+          <w:lang w:val="ru-RU"/>
+        </w:rPr>
+        <w:t xml:space="preserve"> 01 </w:t>
+      </w:r>
+      <w:r>
+        <w:rPr>
+          <w:sz w:val="28"/>
+          <w:szCs w:val="28"/>
+        </w:rPr>
+        <w:t>до</w:t>
+      </w:r>
+      <w:r>
+        <w:rPr>
+          <w:sz w:val="28"/>
+          <w:szCs w:val="28"/>
+          <w:lang w:val="ru-RU"/>
+        </w:rPr>
+        <w:t xml:space="preserve"> 14)</w:t>
+      </w:r>
+    </w:p>
+    <w:p>
+      <w:pPr>
+        <w:spacing w:line="240" w:lineRule="auto"/>
+        <w:jc w:val="both"/>
+        <w:rPr>
+          <w:sz w:val="28"/>
+          <w:szCs w:val="28"/>
+          <w:lang w:val="en-US"/>
+        </w:rPr>
+      </w:pPr>
+      <w:r>
+        <w:rPr>
+          <w:sz w:val="28"/>
+          <w:szCs w:val="28"/>
+          <w:lang w:val="en-US"/>
+        </w:rPr>
+        <w:t>Pick a username: user</w:t>
+      </w:r>
+    </w:p>
+    <w:p>
+      <w:pPr>
+        <w:spacing w:line="240" w:lineRule="auto"/>
+        <w:jc w:val="both"/>
+        <w:rPr>
+          <w:sz w:val="28"/>
+          <w:szCs w:val="28"/>
+          <w:lang w:val="en-US"/>
+        </w:rPr>
+      </w:pPr>
+      <w:r>
+        <w:rPr>
+          <w:sz w:val="28"/>
+          <w:szCs w:val="28"/>
+          <w:lang w:val="en-US"/>
+        </w:rPr>
+        <w:t>Choose a password: 1</w:t>
+      </w:r>
+    </w:p>
+    <w:p>
+      <w:pPr>
+        <w:spacing w:line="240" w:lineRule="auto"/>
+        <w:jc w:val="both"/>
+        <w:rPr>
+          <w:sz w:val="28"/>
+          <w:szCs w:val="28"/>
+          <w:lang w:val="en-US"/>
+        </w:rPr>
+      </w:pPr>
+      <w:r>
+        <w:rPr>
+          <w:noProof/>
+          <w:lang w:val="ru-RU"/>
+        </w:rPr>
+        <w:drawing>
+          <wp:inline distT="0" distB="0" distL="0" distR="0" wp14:anchorId="62977060" wp14:editId="78966E97">
+            <wp:extent cx="2422800" cy="2008800"/>
+            <wp:effectExtent l="0" t="0" r="0" b="0"/>
+            <wp:docPr id="7" name="Рисунок 7"/>
+            <wp:cNvGraphicFramePr>
+              <a:graphicFrameLocks xmlns:a="http://schemas.openxmlformats.org/drawingml/2006/main" noChangeAspect="1"/>
+            </wp:cNvGraphicFramePr>
+            <a:graphic xmlns:a="http://schemas.openxmlformats.org/drawingml/2006/main">
+              <a:graphicData uri="http://schemas.openxmlformats.org/drawingml/2006/picture">
+                <pic:pic xmlns:pic="http://schemas.openxmlformats.org/drawingml/2006/picture">
+                  <pic:nvPicPr>
+                    <pic:cNvPr id="1" name=""/>
+                    <pic:cNvPicPr/>
+                  </pic:nvPicPr>
+                  <pic:blipFill>
+                    <a:blip r:embed="rId11"/>
+                    <a:stretch>
+                      <a:fillRect/>
+                    </a:stretch>
+                  </pic:blipFill>
+                  <pic:spPr>
+                    <a:xfrm>
+                      <a:off x="0" y="0"/>
+                      <a:ext cx="2422800" cy="2008800"/>
+                    </a:xfrm>
+                    <a:prstGeom prst="rect">
+                      <a:avLst/>
+                    </a:prstGeom>
+                  </pic:spPr>
+                </pic:pic>
+              </a:graphicData>
+            </a:graphic>
+          </wp:inline>
+        </w:drawing>
+      </w:r>
+    </w:p>
+    <w:p>
+      <w:pPr>
+        <w:spacing w:line="240" w:lineRule="auto"/>
+        <w:jc w:val="both"/>
+        <w:rPr>
+          <w:sz w:val="28"/>
+          <w:szCs w:val="28"/>
+          <w:lang w:val="en-US"/>
+        </w:rPr>
+      </w:pPr>
+      <w:r>
+        <w:rPr>
+          <w:sz w:val="28"/>
+          <w:szCs w:val="28"/>
+          <w:lang w:val="ru-RU"/>
+        </w:rPr>
+        <w:lastRenderedPageBreak/>
+        <w:t>Разрешить</w:t>
+      </w:r>
+      <w:r>
+        <w:rPr>
+          <w:sz w:val="28"/>
+          <w:szCs w:val="28"/>
+          <w:lang w:val="en-US"/>
+        </w:rPr>
+        <w:t xml:space="preserve"> </w:t>
+      </w:r>
+      <w:r>
+        <w:rPr>
+          <w:sz w:val="28"/>
+          <w:szCs w:val="28"/>
+          <w:lang w:val="ru-RU"/>
+        </w:rPr>
+        <w:t>подключение</w:t>
+      </w:r>
+      <w:r>
+        <w:rPr>
+          <w:sz w:val="28"/>
+          <w:szCs w:val="28"/>
+          <w:lang w:val="en-US"/>
+        </w:rPr>
+        <w:t xml:space="preserve"> </w:t>
+      </w:r>
+      <w:r>
+        <w:rPr>
+          <w:sz w:val="28"/>
+          <w:szCs w:val="28"/>
+          <w:lang w:val="ru-RU"/>
+        </w:rPr>
+        <w:t>по</w:t>
+      </w:r>
+      <w:r>
+        <w:rPr>
+          <w:sz w:val="28"/>
+          <w:szCs w:val="28"/>
+          <w:lang w:val="en-US"/>
+        </w:rPr>
+        <w:t xml:space="preserve"> </w:t>
+      </w:r>
+      <w:r>
+        <w:rPr>
+          <w:sz w:val="28"/>
+          <w:szCs w:val="28"/>
+          <w:lang w:val="en-US"/>
+        </w:rPr>
+        <w:t>SSH:</w:t>
+      </w:r>
+    </w:p>
+    <w:p>
+      <w:pPr>
+        <w:spacing w:line="240" w:lineRule="auto"/>
+        <w:jc w:val="both"/>
+        <w:rPr>
+          <w:sz w:val="28"/>
+          <w:szCs w:val="28"/>
+          <w:lang w:val="en-US"/>
+        </w:rPr>
+      </w:pPr>
+      <w:r>
+        <w:rPr>
+          <w:sz w:val="28"/>
+          <w:szCs w:val="28"/>
+          <w:lang w:val="en-US"/>
+        </w:rPr>
+        <w:t xml:space="preserve">SSH configuration: Install </w:t>
+      </w:r>
+      <w:proofErr w:type="spellStart"/>
+      <w:r>
+        <w:rPr>
+          <w:sz w:val="28"/>
+          <w:szCs w:val="28"/>
+          <w:lang w:val="en-US"/>
+        </w:rPr>
+        <w:t>OpenSSH</w:t>
+      </w:r>
+      <w:proofErr w:type="spellEnd"/>
+      <w:r>
+        <w:rPr>
+          <w:sz w:val="28"/>
+          <w:szCs w:val="28"/>
+          <w:lang w:val="en-US"/>
+        </w:rPr>
+        <w:t xml:space="preserve"> Server</w:t>
+      </w:r>
+    </w:p>
+    <w:p>
+      <w:pPr>
+        <w:spacing w:line="240" w:lineRule="auto"/>
+        <w:jc w:val="both"/>
+        <w:rPr>
+          <w:sz w:val="28"/>
+          <w:szCs w:val="28"/>
+          <w:lang w:val="en-US"/>
+        </w:rPr>
+      </w:pPr>
+      <w:r>
+        <w:rPr>
+          <w:noProof/>
+          <w:lang w:val="ru-RU"/>
+        </w:rPr>
+        <w:drawing>
+          <wp:inline distT="0" distB="0" distL="0" distR="0" wp14:anchorId="6D123690" wp14:editId="737A55AC">
+            <wp:extent cx="2869200" cy="640800"/>
+            <wp:effectExtent l="0" t="0" r="7620" b="6985"/>
+            <wp:docPr id="8" name="Рисунок 8"/>
+            <wp:cNvGraphicFramePr>
+              <a:graphicFrameLocks xmlns:a="http://schemas.openxmlformats.org/drawingml/2006/main" noChangeAspect="1"/>
+            </wp:cNvGraphicFramePr>
+            <a:graphic xmlns:a="http://schemas.openxmlformats.org/drawingml/2006/main">
+              <a:graphicData uri="http://schemas.openxmlformats.org/drawingml/2006/picture">
+                <pic:pic xmlns:pic="http://schemas.openxmlformats.org/drawingml/2006/picture">
+                  <pic:nvPicPr>
+                    <pic:cNvPr id="1" name=""/>
+                    <pic:cNvPicPr/>
+                  </pic:nvPicPr>
+                  <pic:blipFill>
+                    <a:blip r:embed="rId12"/>
+                    <a:stretch>
+                      <a:fillRect/>
+                    </a:stretch>
+                  </pic:blipFill>
+                  <pic:spPr>
+                    <a:xfrm>
+                      <a:off x="0" y="0"/>
+                      <a:ext cx="2869200" cy="640800"/>
+                    </a:xfrm>
+                    <a:prstGeom prst="rect">
+                      <a:avLst/>
+                    </a:prstGeom>
+                  </pic:spPr>
+                </pic:pic>
+              </a:graphicData>
+            </a:graphic>
+          </wp:inline>
+        </w:drawing>
+      </w:r>
+    </w:p>
+    <w:p>
+      <w:pPr>
+        <w:spacing w:line="240" w:lineRule="auto"/>
+        <w:jc w:val="both"/>
+        <w:rPr>
+          <w:sz w:val="28"/>
+          <w:szCs w:val="28"/>
+          <w:lang w:val="en-US"/>
+        </w:rPr>
+      </w:pPr>
+    </w:p>
+    <w:p>
+      <w:pPr>
+        <w:spacing w:line="240" w:lineRule="auto"/>
+        <w:jc w:val="both"/>
+        <w:rPr>
+          <w:sz w:val="28"/>
+          <w:szCs w:val="28"/>
+          <w:lang w:val="en-US"/>
+        </w:rPr>
+      </w:pPr>
+      <w:r>
+        <w:rPr>
+          <w:sz w:val="28"/>
+          <w:szCs w:val="28"/>
+          <w:lang w:val="ru-RU"/>
+        </w:rPr>
+        <w:t>После</w:t>
+      </w:r>
+      <w:r>
+        <w:rPr>
+          <w:sz w:val="28"/>
+          <w:szCs w:val="28"/>
+          <w:lang w:val="en-US"/>
+        </w:rPr>
+        <w:t xml:space="preserve"> </w:t>
+      </w:r>
+      <w:r>
+        <w:rPr>
+          <w:sz w:val="28"/>
+          <w:szCs w:val="28"/>
+          <w:lang w:val="ru-RU"/>
+        </w:rPr>
+        <w:t>появления</w:t>
+      </w:r>
+      <w:r>
+        <w:rPr>
+          <w:sz w:val="28"/>
+          <w:szCs w:val="28"/>
+          <w:lang w:val="en-US"/>
+        </w:rPr>
+        <w:t xml:space="preserve"> </w:t>
+      </w:r>
+      <w:r>
+        <w:rPr>
+          <w:sz w:val="28"/>
+          <w:szCs w:val="28"/>
+          <w:lang w:val="en-US"/>
+        </w:rPr>
+        <w:t>«</w:t>
+      </w:r>
+      <w:r>
+        <w:rPr>
+          <w:sz w:val="28"/>
+          <w:szCs w:val="28"/>
+          <w:lang w:val="en-US"/>
+        </w:rPr>
+        <w:t>Installation complete</w:t>
+      </w:r>
+      <w:r>
+        <w:rPr>
+          <w:sz w:val="28"/>
+          <w:szCs w:val="28"/>
+          <w:lang w:val="en-US"/>
+        </w:rPr>
+        <w:t>!»</w:t>
+      </w:r>
+      <w:r>
+        <w:rPr>
+          <w:sz w:val="28"/>
+          <w:szCs w:val="28"/>
+          <w:lang w:val="en-US"/>
+        </w:rPr>
+        <w:t xml:space="preserve"> </w:t>
+      </w:r>
+      <w:r>
+        <w:rPr>
+          <w:sz w:val="28"/>
+          <w:szCs w:val="28"/>
+          <w:lang w:val="ru-RU"/>
+        </w:rPr>
+        <w:t>выбрать</w:t>
+      </w:r>
+      <w:r>
+        <w:rPr>
+          <w:sz w:val="28"/>
+          <w:szCs w:val="28"/>
+          <w:lang w:val="en-US"/>
+        </w:rPr>
+        <w:t xml:space="preserve"> </w:t>
+      </w:r>
+      <w:r>
+        <w:rPr>
+          <w:sz w:val="28"/>
+          <w:szCs w:val="28"/>
+          <w:lang w:val="en-US"/>
+        </w:rPr>
+        <w:t>«</w:t>
+      </w:r>
+      <w:r>
+        <w:rPr>
+          <w:sz w:val="28"/>
+          <w:szCs w:val="28"/>
+          <w:lang w:val="en-US"/>
+        </w:rPr>
+        <w:t>Reboot now</w:t>
+      </w:r>
+      <w:r>
+        <w:rPr>
+          <w:sz w:val="28"/>
+          <w:szCs w:val="28"/>
+          <w:lang w:val="en-US"/>
+        </w:rPr>
+        <w:t>»</w:t>
+      </w:r>
+      <w:r>
+        <w:rPr>
+          <w:sz w:val="28"/>
+          <w:szCs w:val="28"/>
+          <w:lang w:val="en-US"/>
+        </w:rPr>
+        <w:t>.</w:t>
+      </w:r>
+    </w:p>
+    <w:p>
+      <w:pPr>
+        <w:spacing w:line="240" w:lineRule="auto"/>
+        <w:jc w:val="both"/>
+        <w:rPr>
+          <w:sz w:val="28"/>
+          <w:szCs w:val="28"/>
+          <w:lang w:val="en-US"/>
+        </w:rPr>
+      </w:pPr>
+    </w:p>
+    <w:p>
+      <w:pPr>
+        <w:spacing w:line="240" w:lineRule="auto"/>
+        <w:jc w:val="both"/>
+        <w:rPr>
+          <w:sz w:val="28"/>
+          <w:szCs w:val="28"/>
+          <w:lang w:val="ru-RU"/>
+        </w:rPr>
+      </w:pPr>
+      <w:r>
+        <w:rPr>
+          <w:sz w:val="28"/>
+          <w:szCs w:val="28"/>
+          <w:lang w:val="ru-RU"/>
+        </w:rPr>
+        <w:t xml:space="preserve">Если появится следующее сообщение, несколько раз нажать </w:t>
+      </w:r>
+      <w:r>
+        <w:rPr>
+          <w:sz w:val="28"/>
+          <w:szCs w:val="28"/>
+          <w:lang w:val="en-US"/>
+        </w:rPr>
+        <w:t>Enter</w:t>
+      </w:r>
+      <w:r>
+        <w:rPr>
+          <w:sz w:val="28"/>
+          <w:szCs w:val="28"/>
+          <w:lang w:val="ru-RU"/>
+        </w:rPr>
+        <w:t>:</w:t>
+      </w:r>
+    </w:p>
+    <w:p>
+      <w:pPr>
+        <w:spacing w:line="240" w:lineRule="auto"/>
+        <w:jc w:val="both"/>
+        <w:rPr>
+          <w:sz w:val="28"/>
+          <w:szCs w:val="28"/>
+          <w:lang w:val="ru-RU"/>
+        </w:rPr>
+      </w:pPr>
+      <w:r>
+        <w:rPr>
+          <w:noProof/>
+          <w:lang w:val="ru-RU"/>
+        </w:rPr>
+        <w:drawing>
+          <wp:inline distT="0" distB="0" distL="0" distR="0" wp14:anchorId="4573B039" wp14:editId="273F0D21">
+            <wp:extent cx="4305300" cy="542925"/>
+            <wp:effectExtent l="0" t="0" r="0" b="9525"/>
+            <wp:docPr id="9" name="Рисунок 9"/>
+            <wp:cNvGraphicFramePr>
+              <a:graphicFrameLocks xmlns:a="http://schemas.openxmlformats.org/drawingml/2006/main" noChangeAspect="1"/>
+            </wp:cNvGraphicFramePr>
+            <a:graphic xmlns:a="http://schemas.openxmlformats.org/drawingml/2006/main">
+              <a:graphicData uri="http://schemas.openxmlformats.org/drawingml/2006/picture">
+                <pic:pic xmlns:pic="http://schemas.openxmlformats.org/drawingml/2006/picture">
+                  <pic:nvPicPr>
+                    <pic:cNvPr id="1" name=""/>
+                    <pic:cNvPicPr/>
+                  </pic:nvPicPr>
+                  <pic:blipFill>
+                    <a:blip r:embed="rId13"/>
+                    <a:stretch>
+                      <a:fillRect/>
+                    </a:stretch>
+                  </pic:blipFill>
+                  <pic:spPr>
+                    <a:xfrm>
+                      <a:off x="0" y="0"/>
+                      <a:ext cx="4305300" cy="542925"/>
+                    </a:xfrm>
+                    <a:prstGeom prst="rect">
+                      <a:avLst/>
+                    </a:prstGeom>
+                  </pic:spPr>
+                </pic:pic>
+              </a:graphicData>
+            </a:graphic>
+          </wp:inline>
+        </w:drawing>
+      </w:r>
+    </w:p>
+    <w:p>
+      <w:pPr>
+        <w:spacing w:line="240" w:lineRule="auto"/>
+        <w:jc w:val="both"/>
+        <w:rPr>
+          <w:sz w:val="28"/>
+          <w:szCs w:val="28"/>
+          <w:lang w:val="ru-RU"/>
+        </w:rPr>
+      </w:pPr>
+    </w:p>
+    <w:p>
+      <w:pPr>
+        <w:spacing w:line="240" w:lineRule="auto"/>
+        <w:jc w:val="both"/>
+        <w:rPr>
+          <w:sz w:val="28"/>
+          <w:szCs w:val="28"/>
+          <w:lang w:val="ru-RU"/>
+        </w:rPr>
+      </w:pPr>
+      <w:r>
+        <w:rPr>
+          <w:sz w:val="28"/>
+          <w:szCs w:val="28"/>
+          <w:lang w:val="ru-RU"/>
+        </w:rPr>
+        <w:t xml:space="preserve">После перезапуска авторизоваться (указать логин и пароль) и узнать </w:t>
+      </w:r>
+      <w:proofErr w:type="spellStart"/>
+      <w:r>
+        <w:rPr>
+          <w:sz w:val="28"/>
+          <w:szCs w:val="28"/>
+          <w:lang w:val="en-US"/>
+        </w:rPr>
+        <w:t>ip</w:t>
+      </w:r>
+      <w:proofErr w:type="spellEnd"/>
+      <w:r>
+        <w:rPr>
+          <w:sz w:val="28"/>
+          <w:szCs w:val="28"/>
+          <w:lang w:val="ru-RU"/>
+        </w:rPr>
+        <w:t>-</w:t>
+      </w:r>
+      <w:r>
+        <w:rPr>
+          <w:sz w:val="28"/>
+          <w:szCs w:val="28"/>
+          <w:lang w:val="ru-RU"/>
+        </w:rPr>
+        <w:t>адрес командой:</w:t>
+      </w:r>
+    </w:p>
+    <w:p>
+      <w:pPr>
+        <w:spacing w:line="240" w:lineRule="auto"/>
+        <w:jc w:val="both"/>
+        <w:rPr>
+          <w:sz w:val="28"/>
+          <w:szCs w:val="28"/>
+          <w:lang w:val="ru-RU"/>
+        </w:rPr>
+      </w:pPr>
+      <w:proofErr w:type="spellStart"/>
+      <w:r>
+        <w:rPr>
+          <w:b/>
+          <w:sz w:val="28"/>
+          <w:szCs w:val="28"/>
+        </w:rPr>
+        <w:t>ip</w:t>
+      </w:r>
+      <w:proofErr w:type="spellEnd"/>
+      <w:r>
+        <w:rPr>
+          <w:b/>
+          <w:sz w:val="28"/>
+          <w:szCs w:val="28"/>
+        </w:rPr>
+        <w:t xml:space="preserve"> a</w:t>
+      </w:r>
+    </w:p>
+    <w:p>
+      <w:pPr>
+        <w:spacing w:line="240" w:lineRule="auto"/>
+        <w:jc w:val="both"/>
+        <w:rPr>
+          <w:sz w:val="28"/>
+          <w:szCs w:val="28"/>
+          <w:lang w:val="ru-RU"/>
+        </w:rPr>
+      </w:pPr>
+    </w:p>
+    <w:p>
+      <w:pPr>
+        <w:spacing w:line="240" w:lineRule="auto"/>
+        <w:jc w:val="both"/>
+        <w:rPr>
+          <w:sz w:val="28"/>
+          <w:szCs w:val="28"/>
+        </w:rPr>
+      </w:pPr>
+      <w:r>
+        <w:rPr>
+          <w:sz w:val="28"/>
+          <w:szCs w:val="28"/>
+          <w:lang w:val="ru-RU"/>
+        </w:rPr>
+        <w:t>1.3</w:t>
+      </w:r>
+      <w:r>
+        <w:rPr>
+          <w:sz w:val="28"/>
+          <w:szCs w:val="28"/>
+        </w:rPr>
+        <w:t xml:space="preserve"> Актуализировать доступные пакеты в </w:t>
+      </w:r>
+      <w:proofErr w:type="spellStart"/>
+      <w:r>
+        <w:rPr>
+          <w:sz w:val="28"/>
+          <w:szCs w:val="28"/>
+        </w:rPr>
+        <w:t>репозиториях</w:t>
+      </w:r>
+      <w:proofErr w:type="spellEnd"/>
+      <w:r>
+        <w:rPr>
+          <w:sz w:val="28"/>
+          <w:szCs w:val="28"/>
+        </w:rPr>
+        <w:t xml:space="preserve"> и установить доступные обновления для системы:</w:t>
+      </w:r>
+    </w:p>
+    <w:p>
+      <w:pPr>
+        <w:spacing w:line="240" w:lineRule="auto"/>
+        <w:jc w:val="both"/>
+        <w:rPr>
+          <w:sz w:val="28"/>
+          <w:szCs w:val="28"/>
+        </w:rPr>
+      </w:pPr>
+      <w:proofErr w:type="spellStart"/>
+      <w:r>
+        <w:rPr>
+          <w:sz w:val="28"/>
+          <w:szCs w:val="28"/>
+          <w:lang w:val="en-US"/>
+        </w:rPr>
+        <w:t>sudo</w:t>
+      </w:r>
+      <w:proofErr w:type="spellEnd"/>
+      <w:r>
+        <w:rPr>
+          <w:sz w:val="28"/>
+          <w:szCs w:val="28"/>
+        </w:rPr>
+        <w:t xml:space="preserve"> </w:t>
+      </w:r>
+      <w:r>
+        <w:rPr>
+          <w:sz w:val="28"/>
+          <w:szCs w:val="28"/>
+          <w:lang w:val="en-US"/>
+        </w:rPr>
+        <w:t>apt</w:t>
+      </w:r>
+      <w:r>
+        <w:rPr>
+          <w:sz w:val="28"/>
+          <w:szCs w:val="28"/>
+        </w:rPr>
+        <w:t xml:space="preserve"> </w:t>
+      </w:r>
+      <w:r>
+        <w:rPr>
+          <w:sz w:val="28"/>
+          <w:szCs w:val="28"/>
+          <w:lang w:val="en-US"/>
+        </w:rPr>
+        <w:t>update</w:t>
+      </w:r>
+    </w:p>
+    <w:p>
+      <w:pPr>
+        <w:spacing w:line="240" w:lineRule="auto"/>
+        <w:jc w:val="both"/>
+        <w:rPr>
+          <w:sz w:val="28"/>
+          <w:szCs w:val="28"/>
+          <w:lang w:val="ru-RU"/>
+        </w:rPr>
+      </w:pPr>
+      <w:proofErr w:type="spellStart"/>
+      <w:r>
+        <w:rPr>
+          <w:sz w:val="28"/>
+          <w:szCs w:val="28"/>
+          <w:lang w:val="en-US"/>
+        </w:rPr>
+        <w:t>sudo</w:t>
+      </w:r>
+      <w:proofErr w:type="spellEnd"/>
+      <w:r>
+        <w:rPr>
+          <w:sz w:val="28"/>
+          <w:szCs w:val="28"/>
+          <w:lang w:val="ru-RU"/>
+        </w:rPr>
+        <w:t xml:space="preserve"> </w:t>
+      </w:r>
+      <w:r>
+        <w:rPr>
+          <w:sz w:val="28"/>
+          <w:szCs w:val="28"/>
+          <w:lang w:val="en-US"/>
+        </w:rPr>
+        <w:t>apt</w:t>
+      </w:r>
+      <w:r>
+        <w:rPr>
+          <w:sz w:val="28"/>
+          <w:szCs w:val="28"/>
+          <w:lang w:val="ru-RU"/>
+        </w:rPr>
+        <w:t xml:space="preserve"> </w:t>
+      </w:r>
+      <w:r>
+        <w:rPr>
+          <w:sz w:val="28"/>
+          <w:szCs w:val="28"/>
+          <w:lang w:val="en-US"/>
+        </w:rPr>
+        <w:t>upgrade</w:t>
+      </w:r>
+      <w:r>
+        <w:rPr>
+          <w:sz w:val="28"/>
+          <w:szCs w:val="28"/>
+          <w:lang w:val="ru-RU"/>
+        </w:rPr>
+        <w:t xml:space="preserve"> </w:t>
+      </w:r>
+      <w:r>
+        <w:rPr>
+          <w:sz w:val="28"/>
+          <w:szCs w:val="28"/>
+          <w:lang w:val="ru-RU"/>
+        </w:rPr>
+        <w:t xml:space="preserve">(нажать </w:t>
+      </w:r>
+      <w:r>
+        <w:rPr>
+          <w:b/>
+          <w:sz w:val="28"/>
+          <w:szCs w:val="28"/>
+          <w:lang w:val="en-US"/>
+        </w:rPr>
+        <w:t>y</w:t>
+      </w:r>
+      <w:r>
+        <w:rPr>
+          <w:b/>
+          <w:sz w:val="28"/>
+          <w:szCs w:val="28"/>
+          <w:lang w:val="ru-RU"/>
+        </w:rPr>
+        <w:t xml:space="preserve"> </w:t>
+      </w:r>
+      <w:r>
+        <w:rPr>
+          <w:sz w:val="28"/>
+          <w:szCs w:val="28"/>
+          <w:lang w:val="ru-RU"/>
+        </w:rPr>
+        <w:t>при запросе подтверждения)</w:t>
+      </w:r>
+    </w:p>
+    <w:p>
+      <w:pPr>
+        <w:spacing w:line="240" w:lineRule="auto"/>
+        <w:jc w:val="both"/>
+        <w:rPr>
+          <w:sz w:val="28"/>
+          <w:szCs w:val="28"/>
+          <w:lang w:val="ru-RU"/>
+        </w:rPr>
+      </w:pPr>
+      <w:r>
+        <w:rPr>
+          <w:sz w:val="28"/>
+          <w:szCs w:val="28"/>
+          <w:lang w:val="ru-RU"/>
+        </w:rPr>
+        <w:t xml:space="preserve">Настройки клавиатуры: </w:t>
+      </w:r>
+      <w:proofErr w:type="spellStart"/>
+      <w:r>
+        <w:rPr>
+          <w:sz w:val="28"/>
+          <w:szCs w:val="28"/>
+          <w:lang w:val="ru-RU"/>
+        </w:rPr>
+        <w:t>English</w:t>
+      </w:r>
+      <w:proofErr w:type="spellEnd"/>
+      <w:r>
+        <w:rPr>
+          <w:sz w:val="28"/>
+          <w:szCs w:val="28"/>
+          <w:lang w:val="ru-RU"/>
+        </w:rPr>
+        <w:t xml:space="preserve"> (US)</w:t>
+      </w:r>
+    </w:p>
+    <w:p>
+      <w:pPr>
+        <w:spacing w:line="240" w:lineRule="auto"/>
+        <w:jc w:val="both"/>
+        <w:rPr>
+          <w:sz w:val="28"/>
+          <w:szCs w:val="28"/>
+          <w:lang w:val="ru-RU"/>
+        </w:rPr>
+      </w:pPr>
+    </w:p>
+    <w:p>
+      <w:pPr>
+        <w:spacing w:line="240" w:lineRule="auto"/>
+        <w:jc w:val="both"/>
+        <w:rPr>
+          <w:sz w:val="28"/>
+          <w:szCs w:val="28"/>
+        </w:rPr>
+      </w:pPr>
+      <w:r>
+        <w:rPr>
+          <w:sz w:val="28"/>
+          <w:szCs w:val="28"/>
+        </w:rPr>
+        <w:t>1.</w:t>
       </w:r>
       <w:r>
         <w:rPr>
@@ -544,138 +2626,27 @@
         </w:rPr>
         <w:t>4</w:t>
       </w:r>
-    </w:p>
-    <w:p>
-      <w:pPr>
-        <w:spacing w:line="240" w:lineRule="auto"/>
-        <w:jc w:val="both"/>
-        <w:rPr>
-          <w:sz w:val="28"/>
-          <w:szCs w:val="28"/>
-        </w:rPr>
-      </w:pPr>
-      <w:r>
-        <w:rPr>
-          <w:sz w:val="28"/>
-          <w:szCs w:val="28"/>
-        </w:rPr>
-        <w:t>Размер диска: 15</w:t>
-      </w:r>
-    </w:p>
-    <w:p>
-      <w:pPr>
-        <w:spacing w:line="240" w:lineRule="auto"/>
-        <w:jc w:val="both"/>
-        <w:rPr>
-          <w:sz w:val="28"/>
-          <w:szCs w:val="28"/>
-        </w:rPr>
-      </w:pPr>
-    </w:p>
-    <w:p>
-      <w:pPr>
-        <w:spacing w:line="240" w:lineRule="auto"/>
-        <w:jc w:val="both"/>
-        <w:rPr>
-          <w:sz w:val="28"/>
-          <w:szCs w:val="28"/>
-        </w:rPr>
-      </w:pPr>
-      <w:r>
-        <w:rPr>
-          <w:sz w:val="28"/>
-          <w:szCs w:val="28"/>
-        </w:rPr>
-        <w:t>Сеть: сетевой мост</w:t>
-      </w:r>
-    </w:p>
-    <w:p>
-      <w:pPr>
-        <w:spacing w:line="240" w:lineRule="auto"/>
-        <w:jc w:val="both"/>
-        <w:rPr>
-          <w:sz w:val="28"/>
-          <w:szCs w:val="28"/>
-        </w:rPr>
-      </w:pPr>
-    </w:p>
-    <w:p>
-      <w:pPr>
-        <w:spacing w:line="240" w:lineRule="auto"/>
-        <w:jc w:val="both"/>
-        <w:rPr>
-          <w:sz w:val="28"/>
-          <w:szCs w:val="28"/>
-        </w:rPr>
-      </w:pPr>
-      <w:r>
-        <w:rPr>
-          <w:sz w:val="28"/>
-          <w:szCs w:val="28"/>
-        </w:rPr>
-        <w:t>1.2 Указать в терминале параметры ОС при установке:</w:t>
-      </w:r>
-    </w:p>
-    <w:p>
-      <w:pPr>
-        <w:spacing w:line="240" w:lineRule="auto"/>
-        <w:jc w:val="both"/>
-        <w:rPr>
-          <w:sz w:val="28"/>
-          <w:szCs w:val="28"/>
-          <w:lang w:val="ru-RU"/>
-        </w:rPr>
-      </w:pPr>
-      <w:r>
-        <w:rPr>
-          <w:sz w:val="28"/>
-          <w:szCs w:val="28"/>
-          <w:lang w:val="ru-RU"/>
-        </w:rPr>
-        <w:t xml:space="preserve">Язык: </w:t>
-      </w:r>
-      <w:r>
-        <w:rPr>
-          <w:sz w:val="28"/>
-          <w:szCs w:val="28"/>
-          <w:lang w:val="en-US"/>
-        </w:rPr>
-        <w:t>English</w:t>
-      </w:r>
-      <w:r>
-        <w:rPr>
-          <w:sz w:val="28"/>
-          <w:szCs w:val="28"/>
-          <w:lang w:val="ru-RU"/>
-        </w:rPr>
-        <w:t xml:space="preserve"> (</w:t>
-      </w:r>
-      <w:r>
-        <w:rPr>
-          <w:sz w:val="28"/>
-          <w:szCs w:val="28"/>
-          <w:lang w:val="ru-RU"/>
-        </w:rPr>
-        <w:t>не менять)</w:t>
-      </w:r>
-    </w:p>
-    <w:p>
-      <w:pPr>
-        <w:spacing w:line="240" w:lineRule="auto"/>
-        <w:jc w:val="both"/>
-        <w:rPr>
-          <w:sz w:val="28"/>
-          <w:szCs w:val="28"/>
-          <w:lang w:val="en-US"/>
-        </w:rPr>
-      </w:pPr>
-      <w:r>
-        <w:rPr>
-          <w:sz w:val="28"/>
-          <w:szCs w:val="28"/>
-          <w:lang w:val="en-US"/>
-        </w:rPr>
-        <w:t>Continue without</w:t>
+      <w:r>
+        <w:rPr>
+          <w:sz w:val="28"/>
+          <w:szCs w:val="28"/>
+        </w:rPr>
+        <w:t xml:space="preserve"> Для </w:t>
+      </w:r>
+      <w:r>
+        <w:rPr>
+          <w:sz w:val="28"/>
+          <w:szCs w:val="28"/>
+          <w:lang w:val="ru-RU"/>
+        </w:rPr>
+        <w:t>упрощения</w:t>
+      </w:r>
+      <w:r>
+        <w:rPr>
+          <w:sz w:val="28"/>
+          <w:szCs w:val="28"/>
+        </w:rPr>
+        <w:t xml:space="preserve"> написания команд</w:t>
       </w:r>
       <w:r>
         <w:rPr>
@@ -689,64 +2660,168 @@
         <w:rPr>
           <w:sz w:val="28"/>
           <w:szCs w:val="28"/>
-          <w:lang w:val="en-US"/>
-        </w:rPr>
-        <w:t>installer</w:t>
-      </w:r>
-    </w:p>
-    <w:p>
-      <w:pPr>
-        <w:spacing w:line="240" w:lineRule="auto"/>
-        <w:jc w:val="both"/>
-        <w:rPr>
-          <w:sz w:val="28"/>
-          <w:szCs w:val="28"/>
-          <w:lang w:val="en-US"/>
-        </w:rPr>
-      </w:pPr>
-      <w:r>
-        <w:rPr>
-          <w:sz w:val="28"/>
-          <w:szCs w:val="28"/>
-          <w:lang w:val="en-US"/>
-        </w:rPr>
-        <w:t xml:space="preserve">Type of installation: Ubuntu Server (minimized) </w:t>
-      </w:r>
-    </w:p>
-    <w:p>
-      <w:pPr>
-        <w:spacing w:line="240" w:lineRule="auto"/>
-        <w:jc w:val="both"/>
-        <w:rPr>
-          <w:sz w:val="28"/>
-          <w:szCs w:val="28"/>
-          <w:lang w:val="en-US"/>
-        </w:rPr>
-      </w:pPr>
-    </w:p>
-    <w:p>
-      <w:pPr>
-        <w:spacing w:line="240" w:lineRule="auto"/>
-        <w:jc w:val="both"/>
-        <w:rPr>
-          <w:sz w:val="28"/>
-          <w:szCs w:val="28"/>
-          <w:lang w:val="ru-RU"/>
-        </w:rPr>
-      </w:pPr>
-      <w:r>
-        <w:rPr>
-          <w:sz w:val="28"/>
-          <w:szCs w:val="28"/>
-          <w:lang w:val="ru-RU"/>
-        </w:rPr>
-        <w:t>Посмотреть</w:t>
-      </w:r>
-      <w:r>
-        <w:rPr>
-          <w:sz w:val="28"/>
-          <w:szCs w:val="28"/>
-          <w:lang w:val="ru-RU"/>
+          <w:lang w:val="ru-RU"/>
+        </w:rPr>
+        <w:t>и работы с файловой системой</w:t>
+      </w:r>
+      <w:r>
+        <w:rPr>
+          <w:sz w:val="28"/>
+          <w:szCs w:val="28"/>
+        </w:rPr>
+        <w:t xml:space="preserve"> можно использовать </w:t>
+      </w:r>
+      <w:r>
+        <w:rPr>
+          <w:sz w:val="28"/>
+          <w:szCs w:val="28"/>
+          <w:lang w:val="ru-RU"/>
+        </w:rPr>
+        <w:t xml:space="preserve">приложение </w:t>
+      </w:r>
+      <w:proofErr w:type="spellStart"/>
+      <w:r>
+        <w:rPr>
+          <w:sz w:val="28"/>
+          <w:szCs w:val="28"/>
+        </w:rPr>
+        <w:t>MobaXterm</w:t>
+      </w:r>
+      <w:proofErr w:type="spellEnd"/>
+      <w:r>
+        <w:rPr>
+          <w:sz w:val="28"/>
+          <w:szCs w:val="28"/>
+        </w:rPr>
+        <w:t xml:space="preserve"> (терминал для удаленного администрирования компьютеров и серверов).</w:t>
+      </w:r>
+    </w:p>
+    <w:p>
+      <w:pPr>
+        <w:spacing w:line="240" w:lineRule="auto"/>
+        <w:jc w:val="both"/>
+        <w:rPr>
+          <w:sz w:val="28"/>
+          <w:szCs w:val="28"/>
+          <w:lang w:val="ru-RU"/>
+        </w:rPr>
+      </w:pPr>
+      <w:r>
+        <w:rPr>
+          <w:sz w:val="28"/>
+          <w:szCs w:val="28"/>
+          <w:lang w:val="ru-RU"/>
+        </w:rPr>
+        <w:t xml:space="preserve">Распаковать архив с </w:t>
+      </w:r>
+      <w:proofErr w:type="spellStart"/>
+      <w:r>
+        <w:rPr>
+          <w:sz w:val="28"/>
+          <w:szCs w:val="28"/>
+        </w:rPr>
+        <w:t>MobaXterm</w:t>
+      </w:r>
+      <w:proofErr w:type="spellEnd"/>
+      <w:r>
+        <w:rPr>
+          <w:sz w:val="28"/>
+          <w:szCs w:val="28"/>
+          <w:lang w:val="ru-RU"/>
+        </w:rPr>
+        <w:t xml:space="preserve"> в </w:t>
+      </w:r>
+      <w:r>
+        <w:rPr>
+          <w:sz w:val="28"/>
+          <w:szCs w:val="28"/>
+        </w:rPr>
+        <w:t>c:/temp/isppXX (XX - номер группы)</w:t>
+      </w:r>
+      <w:r>
+        <w:rPr>
+          <w:sz w:val="28"/>
+          <w:szCs w:val="28"/>
+          <w:lang w:val="ru-RU"/>
+        </w:rPr>
+        <w:t>.</w:t>
+      </w:r>
+    </w:p>
+    <w:p>
+      <w:pPr>
+        <w:spacing w:line="240" w:lineRule="auto"/>
+        <w:jc w:val="both"/>
+        <w:rPr>
+          <w:sz w:val="28"/>
+          <w:szCs w:val="28"/>
+        </w:rPr>
+      </w:pPr>
+      <w:r>
+        <w:rPr>
+          <w:sz w:val="28"/>
+          <w:szCs w:val="28"/>
+        </w:rPr>
+        <w:t xml:space="preserve">Для подключения в </w:t>
+      </w:r>
+      <w:proofErr w:type="spellStart"/>
+      <w:r>
+        <w:rPr>
+          <w:sz w:val="28"/>
+          <w:szCs w:val="28"/>
+        </w:rPr>
+        <w:t>MobaXterm</w:t>
+      </w:r>
+      <w:proofErr w:type="spellEnd"/>
+      <w:r>
+        <w:rPr>
+          <w:sz w:val="28"/>
+          <w:szCs w:val="28"/>
+        </w:rPr>
+        <w:t xml:space="preserve"> выбрать: </w:t>
+      </w:r>
+    </w:p>
+    <w:p>
+      <w:pPr>
+        <w:spacing w:line="240" w:lineRule="auto"/>
+        <w:jc w:val="both"/>
+        <w:rPr>
+          <w:sz w:val="28"/>
+          <w:szCs w:val="28"/>
+          <w:lang w:val="en-US"/>
+        </w:rPr>
+      </w:pPr>
+      <w:r>
+        <w:rPr>
+          <w:sz w:val="28"/>
+          <w:szCs w:val="28"/>
+          <w:lang w:val="en-US"/>
+        </w:rPr>
+        <w:t xml:space="preserve">Session - SSH </w:t>
+      </w:r>
+    </w:p>
+    <w:p>
+      <w:pPr>
+        <w:spacing w:line="240" w:lineRule="auto"/>
+        <w:jc w:val="both"/>
+        <w:rPr>
+          <w:sz w:val="28"/>
+          <w:szCs w:val="28"/>
+          <w:lang w:val="en-US"/>
+        </w:rPr>
+      </w:pPr>
+      <w:r>
+        <w:rPr>
+          <w:sz w:val="28"/>
+          <w:szCs w:val="28"/>
+          <w:lang w:val="en-US"/>
+        </w:rPr>
+        <w:t>Remote host:</w:t>
+      </w:r>
+      <w:r>
+        <w:rPr>
+          <w:sz w:val="28"/>
+          <w:szCs w:val="28"/>
+          <w:lang w:val="en-US"/>
         </w:rPr>
         <w:t xml:space="preserve"> </w:t>
       </w:r>
@@ -754,17 +2829,35 @@
         <w:rPr>
           <w:sz w:val="28"/>
           <w:szCs w:val="28"/>
-          <w:lang w:val="ru-RU"/>
-        </w:rPr>
-        <w:t xml:space="preserve">и записать адрес, который будет выдан на экране </w:t>
-      </w:r>
-      <w:r>
-        <w:rPr>
-          <w:sz w:val="28"/>
-          <w:szCs w:val="28"/>
-          <w:lang w:val="en-US"/>
-        </w:rPr>
-        <w:t>Network</w:t>
+          <w:lang w:val="en-US"/>
+        </w:rPr>
+        <w:t>ip-</w:t>
+      </w:r>
+      <w:r>
+        <w:rPr>
+          <w:sz w:val="28"/>
+          <w:szCs w:val="28"/>
+        </w:rPr>
+        <w:t>адрес</w:t>
+      </w:r>
+    </w:p>
+    <w:p>
+      <w:pPr>
+        <w:spacing w:line="240" w:lineRule="auto"/>
+        <w:jc w:val="both"/>
+        <w:rPr>
+          <w:sz w:val="28"/>
+          <w:szCs w:val="28"/>
+          <w:lang w:val="ru-RU"/>
+        </w:rPr>
+      </w:pPr>
+      <w:r>
+        <w:rPr>
+          <w:sz w:val="28"/>
+          <w:szCs w:val="28"/>
+          <w:lang w:val="en-US"/>
+        </w:rPr>
+        <w:t>Specify</w:t>
       </w:r>
       <w:r>
         <w:rPr>
@@ -780,111 +2873,248 @@
           <w:szCs w:val="28"/>
           <w:lang w:val="en-US"/>
         </w:rPr>
-        <w:t>configuration</w:t>
-      </w:r>
-      <w:r>
-        <w:rPr>
-          <w:sz w:val="28"/>
-          <w:szCs w:val="28"/>
-          <w:lang w:val="ru-RU"/>
-        </w:rPr>
-        <w:t xml:space="preserve"> (10.9.1.</w:t>
-      </w:r>
-      <w:r>
-        <w:rPr>
-          <w:sz w:val="28"/>
-          <w:szCs w:val="28"/>
-          <w:lang w:val="en-US"/>
-        </w:rPr>
-        <w:t>xxx</w:t>
-      </w:r>
-      <w:r>
-        <w:rPr>
-          <w:sz w:val="28"/>
-          <w:szCs w:val="28"/>
-          <w:lang w:val="ru-RU"/>
-        </w:rPr>
-        <w:t>)</w:t>
-      </w:r>
-    </w:p>
-    <w:p>
-      <w:pPr>
-        <w:spacing w:line="240" w:lineRule="auto"/>
-        <w:jc w:val="both"/>
-        <w:rPr>
-          <w:sz w:val="28"/>
-          <w:szCs w:val="28"/>
-          <w:lang w:val="ru-RU"/>
-        </w:rPr>
-      </w:pPr>
-    </w:p>
-    <w:p>
-      <w:pPr>
-        <w:spacing w:line="240" w:lineRule="auto"/>
-        <w:jc w:val="both"/>
-        <w:rPr>
-          <w:sz w:val="28"/>
-          <w:szCs w:val="28"/>
-          <w:lang w:val="en-US"/>
-        </w:rPr>
-      </w:pPr>
-      <w:r>
-        <w:rPr>
-          <w:sz w:val="28"/>
-          <w:szCs w:val="28"/>
-          <w:lang w:val="en-US"/>
-        </w:rPr>
-        <w:t>Your name: username</w:t>
-      </w:r>
-    </w:p>
-    <w:p>
-      <w:pPr>
-        <w:spacing w:line="240" w:lineRule="auto"/>
-        <w:jc w:val="both"/>
-        <w:rPr>
-          <w:sz w:val="28"/>
-          <w:szCs w:val="28"/>
-          <w:lang w:val="en-US"/>
-        </w:rPr>
-      </w:pPr>
-      <w:r>
-        <w:rPr>
-          <w:sz w:val="28"/>
-          <w:szCs w:val="28"/>
-          <w:lang w:val="en-US"/>
-        </w:rPr>
-        <w:t xml:space="preserve">Your servers name: </w:t>
+        <w:t>user</w:t>
+      </w:r>
+      <w:r>
+        <w:rPr>
+          <w:sz w:val="28"/>
+          <w:szCs w:val="28"/>
+          <w:lang w:val="ru-RU"/>
+        </w:rPr>
+        <w:t xml:space="preserve"> </w:t>
+      </w:r>
+      <w:r>
+        <w:rPr>
+          <w:sz w:val="28"/>
+          <w:szCs w:val="28"/>
+          <w:lang w:val="en-US"/>
+        </w:rPr>
+        <w:t>name</w:t>
+      </w:r>
+      <w:r>
+        <w:rPr>
+          <w:sz w:val="28"/>
+          <w:szCs w:val="28"/>
+          <w:lang w:val="ru-RU"/>
+        </w:rPr>
+        <w:t xml:space="preserve">: </w:t>
+      </w:r>
+      <w:r>
+        <w:rPr>
+          <w:sz w:val="28"/>
+          <w:szCs w:val="28"/>
+          <w:lang w:val="en-US"/>
+        </w:rPr>
+        <w:t>user</w:t>
+      </w:r>
+    </w:p>
+    <w:p>
+      <w:pPr>
+        <w:spacing w:line="240" w:lineRule="auto"/>
+        <w:jc w:val="both"/>
+        <w:rPr>
+          <w:sz w:val="28"/>
+          <w:szCs w:val="28"/>
+          <w:lang w:val="ru-RU"/>
+        </w:rPr>
+      </w:pPr>
+    </w:p>
+    <w:p>
+      <w:pPr>
+        <w:spacing w:line="240" w:lineRule="auto"/>
+        <w:jc w:val="both"/>
+        <w:rPr>
+          <w:sz w:val="28"/>
+          <w:szCs w:val="28"/>
+          <w:lang w:val="ru-RU"/>
+        </w:rPr>
+      </w:pPr>
+      <w:r>
+        <w:rPr>
+          <w:sz w:val="28"/>
+          <w:szCs w:val="28"/>
+          <w:lang w:val="ru-RU"/>
+        </w:rPr>
+        <w:t xml:space="preserve">При подключении нажать </w:t>
+      </w:r>
+      <w:r>
+        <w:rPr>
+          <w:sz w:val="28"/>
+          <w:szCs w:val="28"/>
+          <w:lang w:val="en-US"/>
+        </w:rPr>
+        <w:t>Accept</w:t>
+      </w:r>
+      <w:r>
+        <w:rPr>
+          <w:sz w:val="28"/>
+          <w:szCs w:val="28"/>
+          <w:lang w:val="ru-RU"/>
+        </w:rPr>
+        <w:t xml:space="preserve"> </w:t>
+      </w:r>
+      <w:r>
+        <w:rPr>
+          <w:sz w:val="28"/>
+          <w:szCs w:val="28"/>
+          <w:lang w:val="ru-RU"/>
+        </w:rPr>
+        <w:t>и ввести логин и пароль в терминале:</w:t>
+      </w:r>
+    </w:p>
+    <w:p>
+      <w:pPr>
+        <w:spacing w:line="240" w:lineRule="auto"/>
+        <w:jc w:val="both"/>
+        <w:rPr>
+          <w:sz w:val="28"/>
+          <w:szCs w:val="28"/>
+          <w:lang w:val="ru-RU"/>
+        </w:rPr>
+      </w:pPr>
+      <w:r>
+        <w:rPr>
+          <w:noProof/>
+          <w:lang w:val="ru-RU"/>
+        </w:rPr>
+        <w:drawing>
+          <wp:inline distT="0" distB="0" distL="0" distR="0" wp14:anchorId="29BCAF83" wp14:editId="6870C711">
+            <wp:extent cx="3585600" cy="1213200"/>
+            <wp:effectExtent l="0" t="0" r="0" b="6350"/>
+            <wp:docPr id="10" name="Рисунок 10"/>
+            <wp:cNvGraphicFramePr>
+              <a:graphicFrameLocks xmlns:a="http://schemas.openxmlformats.org/drawingml/2006/main" noChangeAspect="1"/>
+            </wp:cNvGraphicFramePr>
+            <a:graphic xmlns:a="http://schemas.openxmlformats.org/drawingml/2006/main">
+              <a:graphicData uri="http://schemas.openxmlformats.org/drawingml/2006/picture">
+                <pic:pic xmlns:pic="http://schemas.openxmlformats.org/drawingml/2006/picture">
+                  <pic:nvPicPr>
+                    <pic:cNvPr id="1" name=""/>
+                    <pic:cNvPicPr/>
+                  </pic:nvPicPr>
+                  <pic:blipFill>
+                    <a:blip r:embed="rId14"/>
+                    <a:stretch>
+                      <a:fillRect/>
+                    </a:stretch>
+                  </pic:blipFill>
+                  <pic:spPr>
+                    <a:xfrm>
+                      <a:off x="0" y="0"/>
+                      <a:ext cx="3585600" cy="1213200"/>
+                    </a:xfrm>
+                    <a:prstGeom prst="rect">
+                      <a:avLst/>
+                    </a:prstGeom>
+                  </pic:spPr>
+                </pic:pic>
+              </a:graphicData>
+            </a:graphic>
+          </wp:inline>
+        </w:drawing>
+      </w:r>
+    </w:p>
+    <w:p>
+      <w:pPr>
+        <w:spacing w:line="240" w:lineRule="auto"/>
+        <w:jc w:val="both"/>
+        <w:rPr>
+          <w:sz w:val="28"/>
+          <w:szCs w:val="28"/>
+          <w:lang w:val="ru-RU"/>
+        </w:rPr>
+      </w:pPr>
+      <w:r>
+        <w:rPr>
+          <w:sz w:val="28"/>
+          <w:szCs w:val="28"/>
+          <w:lang w:val="ru-RU"/>
+        </w:rPr>
+        <w:t>Сохранять пароль не требуется.</w:t>
+      </w:r>
+    </w:p>
+    <w:p>
+      <w:pPr>
+        <w:spacing w:line="240" w:lineRule="auto"/>
+        <w:jc w:val="both"/>
+        <w:rPr>
+          <w:sz w:val="28"/>
+          <w:szCs w:val="28"/>
+          <w:lang w:val="ru-RU"/>
+        </w:rPr>
+      </w:pPr>
+    </w:p>
+    <w:p>
+      <w:pPr>
+        <w:spacing w:line="240" w:lineRule="auto"/>
+        <w:jc w:val="both"/>
+        <w:rPr>
+          <w:sz w:val="28"/>
+          <w:szCs w:val="28"/>
+          <w:shd w:val="clear" w:color="auto" w:fill="D9EAD3"/>
+          <w:lang w:val="ru-RU"/>
+        </w:rPr>
+      </w:pPr>
+      <w:r>
+        <w:rPr>
+          <w:sz w:val="28"/>
+          <w:szCs w:val="28"/>
+          <w:shd w:val="clear" w:color="auto" w:fill="D9EAD3"/>
+          <w:lang w:val="ru-RU"/>
+        </w:rPr>
+        <w:t xml:space="preserve">2 </w:t>
+      </w:r>
+      <w:r>
+        <w:rPr>
+          <w:sz w:val="28"/>
+          <w:szCs w:val="28"/>
+          <w:shd w:val="clear" w:color="auto" w:fill="D9EAD3"/>
+        </w:rPr>
+        <w:t>Установить</w:t>
+      </w:r>
+      <w:r>
+        <w:rPr>
+          <w:sz w:val="28"/>
+          <w:szCs w:val="28"/>
+          <w:shd w:val="clear" w:color="auto" w:fill="D9EAD3"/>
+          <w:lang w:val="ru-RU"/>
+        </w:rPr>
+        <w:t xml:space="preserve"> </w:t>
       </w:r>
       <w:proofErr w:type="spellStart"/>
       <w:r>
         <w:rPr>
           <w:sz w:val="28"/>
           <w:szCs w:val="28"/>
-          <w:lang w:val="en-US"/>
-        </w:rPr>
-        <w:t>ubuntuXXNN</w:t>
+          <w:shd w:val="clear" w:color="auto" w:fill="D9EAD3"/>
+          <w:lang w:val="en-US"/>
+        </w:rPr>
+        <w:t>docker</w:t>
       </w:r>
       <w:proofErr w:type="spellEnd"/>
-      <w:r>
-        <w:rPr>
-          <w:sz w:val="28"/>
-          <w:szCs w:val="28"/>
-          <w:lang w:val="en-US"/>
-        </w:rPr>
-        <w:t xml:space="preserve"> (XX - </w:t>
-      </w:r>
-      <w:r>
-        <w:rPr>
-          <w:sz w:val="28"/>
-          <w:szCs w:val="28"/>
-        </w:rPr>
-        <w:t>номер</w:t>
-      </w:r>
-      <w:r>
-        <w:rPr>
-          <w:sz w:val="28"/>
-          <w:szCs w:val="28"/>
-          <w:lang w:val="en-US"/>
+    </w:p>
+    <w:p>
+      <w:pPr>
+        <w:spacing w:line="240" w:lineRule="auto"/>
+        <w:jc w:val="both"/>
+        <w:rPr>
+          <w:sz w:val="28"/>
+          <w:szCs w:val="28"/>
+        </w:rPr>
+      </w:pPr>
+      <w:proofErr w:type="spellStart"/>
+      <w:r>
+        <w:rPr>
+          <w:sz w:val="28"/>
+          <w:szCs w:val="28"/>
+        </w:rPr>
+        <w:t>Docker</w:t>
+      </w:r>
+      <w:proofErr w:type="spellEnd"/>
+      <w:r>
+        <w:rPr>
+          <w:sz w:val="28"/>
+          <w:szCs w:val="28"/>
         </w:rPr>
         <w:t xml:space="preserve"> </w:t>
       </w:r>
@@ -892,29 +3122,14 @@
         <w:rPr>
           <w:sz w:val="28"/>
           <w:szCs w:val="28"/>
-        </w:rPr>
-        <w:t>группы</w:t>
-      </w:r>
-      <w:r>
-        <w:rPr>
-          <w:sz w:val="28"/>
-          <w:szCs w:val="28"/>
-          <w:lang w:val="en-US"/>
-        </w:rPr>
-        <w:t xml:space="preserve">, NN - </w:t>
-      </w:r>
-      <w:r>
-        <w:rPr>
-          <w:sz w:val="28"/>
-          <w:szCs w:val="28"/>
-        </w:rPr>
-        <w:t>номер</w:t>
-      </w:r>
-      <w:r>
-        <w:rPr>
-          <w:sz w:val="28"/>
-          <w:szCs w:val="28"/>
-          <w:lang w:val="en-US"/>
+          <w:lang w:val="ru-RU"/>
+        </w:rPr>
+        <w:t>–</w:t>
+      </w:r>
+      <w:r>
+        <w:rPr>
+          <w:sz w:val="28"/>
+          <w:szCs w:val="28"/>
         </w:rPr>
         <w:t xml:space="preserve"> </w:t>
       </w:r>
@@ -922,120 +3137,145 @@
         <w:rPr>
           <w:sz w:val="28"/>
           <w:szCs w:val="28"/>
-        </w:rPr>
-        <w:t>ПК</w:t>
-      </w:r>
-      <w:r>
-        <w:rPr>
-          <w:sz w:val="28"/>
-          <w:szCs w:val="28"/>
-          <w:lang w:val="en-US"/>
+          <w:lang w:val="ru-RU"/>
+        </w:rPr>
+        <w:t>ПО</w:t>
+      </w:r>
+      <w:r>
+        <w:rPr>
+          <w:sz w:val="28"/>
+          <w:szCs w:val="28"/>
+        </w:rPr>
+        <w:t xml:space="preserve"> для автоматизации развёртывания приложений в средах с поддержкой контейнеризации, </w:t>
+      </w:r>
+      <w:r>
+        <w:rPr>
+          <w:sz w:val="28"/>
+          <w:szCs w:val="28"/>
+          <w:lang w:val="ru-RU"/>
+        </w:rPr>
+        <w:t>п</w:t>
+      </w:r>
+      <w:proofErr w:type="spellStart"/>
+      <w:r>
+        <w:rPr>
+          <w:sz w:val="28"/>
+          <w:szCs w:val="28"/>
+        </w:rPr>
+        <w:t>озволяет</w:t>
+      </w:r>
+      <w:proofErr w:type="spellEnd"/>
+      <w:r>
+        <w:rPr>
+          <w:sz w:val="28"/>
+          <w:szCs w:val="28"/>
+        </w:rPr>
+        <w:t xml:space="preserve"> «упаковать» приложение со всем своим окружением и зависимостями в контейнер.</w:t>
+      </w:r>
+    </w:p>
+    <w:p>
+      <w:pPr>
+        <w:spacing w:line="240" w:lineRule="auto"/>
+        <w:jc w:val="both"/>
+        <w:rPr>
+          <w:sz w:val="28"/>
+          <w:szCs w:val="28"/>
+        </w:rPr>
+      </w:pPr>
+      <w:r>
+        <w:rPr>
+          <w:sz w:val="28"/>
+          <w:szCs w:val="28"/>
+        </w:rPr>
+        <w:lastRenderedPageBreak/>
+        <w:t>2.</w:t>
+      </w:r>
+      <w:r>
+        <w:rPr>
+          <w:sz w:val="28"/>
+          <w:szCs w:val="28"/>
+          <w:lang w:val="ru-RU"/>
+        </w:rPr>
+        <w:t>1</w:t>
+      </w:r>
+      <w:r>
+        <w:rPr>
+          <w:sz w:val="28"/>
+          <w:szCs w:val="28"/>
+        </w:rPr>
+        <w:t xml:space="preserve"> Выполнить набор команд для установки </w:t>
+      </w:r>
+      <w:proofErr w:type="spellStart"/>
+      <w:r>
+        <w:rPr>
+          <w:sz w:val="28"/>
+          <w:szCs w:val="28"/>
+        </w:rPr>
+        <w:t>docker</w:t>
+      </w:r>
+      <w:proofErr w:type="spellEnd"/>
+      <w:r>
+        <w:rPr>
+          <w:sz w:val="28"/>
+          <w:szCs w:val="28"/>
+        </w:rPr>
+        <w:t xml:space="preserve"> и плагинов </w:t>
+      </w:r>
+    </w:p>
+    <w:p>
+      <w:pPr>
+        <w:spacing w:line="240" w:lineRule="auto"/>
+        <w:jc w:val="both"/>
+        <w:rPr>
+          <w:sz w:val="28"/>
+          <w:szCs w:val="28"/>
+        </w:rPr>
+      </w:pPr>
+      <w:r>
+        <w:rPr>
+          <w:sz w:val="28"/>
+          <w:szCs w:val="28"/>
+        </w:rPr>
+        <w:t>Для ус</w:t>
+      </w:r>
+      <w:r>
+        <w:rPr>
+          <w:sz w:val="28"/>
+          <w:szCs w:val="28"/>
+        </w:rPr>
+        <w:t xml:space="preserve">тановки выполнить шаги раздела </w:t>
+      </w:r>
+      <w:r>
+        <w:rPr>
+          <w:sz w:val="28"/>
+          <w:szCs w:val="28"/>
+          <w:lang w:val="ru-RU"/>
+        </w:rPr>
+        <w:t>«</w:t>
+      </w:r>
+      <w:proofErr w:type="spellStart"/>
+      <w:r>
+        <w:rPr>
+          <w:sz w:val="28"/>
+          <w:szCs w:val="28"/>
+        </w:rPr>
+        <w:t>Install</w:t>
+      </w:r>
+      <w:proofErr w:type="spellEnd"/>
+      <w:r>
+        <w:rPr>
+          <w:sz w:val="28"/>
+          <w:szCs w:val="28"/>
         </w:rPr>
         <w:t xml:space="preserve"> </w:t>
       </w:r>
-      <w:r>
-        <w:rPr>
-          <w:sz w:val="28"/>
-          <w:szCs w:val="28"/>
-        </w:rPr>
-        <w:t>от</w:t>
-      </w:r>
-      <w:r>
-        <w:rPr>
-          <w:sz w:val="28"/>
-          <w:szCs w:val="28"/>
-          <w:lang w:val="en-US"/>
-        </w:rPr>
-        <w:t xml:space="preserve"> 01 </w:t>
-      </w:r>
-      <w:r>
-        <w:rPr>
-          <w:sz w:val="28"/>
-          <w:szCs w:val="28"/>
-        </w:rPr>
-        <w:t>до</w:t>
-      </w:r>
-      <w:r>
-        <w:rPr>
-          <w:sz w:val="28"/>
-          <w:szCs w:val="28"/>
-          <w:lang w:val="en-US"/>
-        </w:rPr>
-        <w:t xml:space="preserve"> 14)</w:t>
-      </w:r>
-    </w:p>
-    <w:p>
-      <w:pPr>
-        <w:spacing w:line="240" w:lineRule="auto"/>
-        <w:jc w:val="both"/>
-        <w:rPr>
-          <w:sz w:val="28"/>
-          <w:szCs w:val="28"/>
-          <w:lang w:val="en-US"/>
-        </w:rPr>
-      </w:pPr>
-      <w:r>
-        <w:rPr>
-          <w:sz w:val="28"/>
-          <w:szCs w:val="28"/>
-          <w:lang w:val="en-US"/>
-        </w:rPr>
-        <w:t>Pick a username: user</w:t>
-      </w:r>
-    </w:p>
-    <w:p>
-      <w:pPr>
-        <w:spacing w:line="240" w:lineRule="auto"/>
-        <w:jc w:val="both"/>
-        <w:rPr>
-          <w:sz w:val="28"/>
-          <w:szCs w:val="28"/>
-          <w:lang w:val="en-US"/>
-        </w:rPr>
-      </w:pPr>
-      <w:r>
-        <w:rPr>
-          <w:sz w:val="28"/>
-          <w:szCs w:val="28"/>
-          <w:lang w:val="en-US"/>
-        </w:rPr>
-        <w:t>Choose a password: 1</w:t>
-      </w:r>
-    </w:p>
-    <w:p>
-      <w:pPr>
-        <w:spacing w:line="240" w:lineRule="auto"/>
-        <w:jc w:val="both"/>
-        <w:rPr>
-          <w:sz w:val="28"/>
-          <w:szCs w:val="28"/>
-          <w:lang w:val="en-US"/>
-        </w:rPr>
-      </w:pPr>
-    </w:p>
-    <w:p>
-      <w:pPr>
-        <w:spacing w:line="240" w:lineRule="auto"/>
-        <w:jc w:val="both"/>
-        <w:rPr>
-          <w:sz w:val="28"/>
-          <w:szCs w:val="28"/>
-        </w:rPr>
-      </w:pPr>
-      <w:r>
-        <w:rPr>
-          <w:sz w:val="28"/>
-          <w:szCs w:val="28"/>
-        </w:rPr>
-        <w:t xml:space="preserve">SSH </w:t>
-      </w:r>
       <w:proofErr w:type="spellStart"/>
       <w:r>
         <w:rPr>
           <w:sz w:val="28"/>
           <w:szCs w:val="28"/>
         </w:rPr>
-        <w:t>configuration</w:t>
+        <w:t>using</w:t>
       </w:r>
       <w:proofErr w:type="spellEnd"/>
       <w:r>
@@ -1043,7 +3283,7 @@
           <w:sz w:val="28"/>
           <w:szCs w:val="28"/>
         </w:rPr>
-        <w:t xml:space="preserve">: </w:t>
+        <w:t xml:space="preserve"> </w:t>
       </w:r>
       <w:proofErr w:type="spellStart"/>
       <w:r>
@@ -1051,7 +3291,7 @@
           <w:sz w:val="28"/>
           <w:szCs w:val="28"/>
         </w:rPr>
-        <w:t>Install</w:t>
+        <w:t>the</w:t>
       </w:r>
       <w:proofErr w:type="spellEnd"/>
       <w:r>
@@ -1067,7 +3307,7 @@
           <w:sz w:val="28"/>
           <w:szCs w:val="28"/>
         </w:rPr>
-        <w:t>OpenSSH</w:t>
+        <w:t>apt</w:t>
       </w:r>
       <w:proofErr w:type="spellEnd"/>
       <w:r>
@@ -1083,723 +3323,25 @@
           <w:sz w:val="28"/>
           <w:szCs w:val="28"/>
         </w:rPr>
-        <w:t>Server</w:t>
+        <w:t>repository</w:t>
       </w:r>
       <w:proofErr w:type="spellEnd"/>
-    </w:p>
-    <w:p>
-      <w:pPr>
-        <w:spacing w:line="240" w:lineRule="auto"/>
-        <w:jc w:val="both"/>
-        <w:rPr>
-          <w:sz w:val="28"/>
-          <w:szCs w:val="28"/>
-        </w:rPr>
-      </w:pPr>
-    </w:p>
-    <w:p>
-      <w:pPr>
-        <w:spacing w:line="240" w:lineRule="auto"/>
-        <w:jc w:val="both"/>
-        <w:rPr>
-          <w:sz w:val="28"/>
-          <w:szCs w:val="28"/>
-          <w:lang w:val="en-US"/>
-        </w:rPr>
-      </w:pPr>
-      <w:r>
-        <w:rPr>
-          <w:sz w:val="28"/>
-          <w:szCs w:val="28"/>
-          <w:lang w:val="ru-RU"/>
-        </w:rPr>
-        <w:t>После</w:t>
-      </w:r>
-      <w:r>
-        <w:rPr>
-          <w:sz w:val="28"/>
-          <w:szCs w:val="28"/>
-          <w:lang w:val="en-US"/>
-        </w:rPr>
-        <w:t xml:space="preserve"> </w:t>
-      </w:r>
-      <w:r>
-        <w:rPr>
-          <w:sz w:val="28"/>
-          <w:szCs w:val="28"/>
-          <w:lang w:val="ru-RU"/>
-        </w:rPr>
-        <w:t>появления</w:t>
-      </w:r>
-      <w:r>
-        <w:rPr>
-          <w:sz w:val="28"/>
-          <w:szCs w:val="28"/>
-          <w:lang w:val="en-US"/>
-        </w:rPr>
-        <w:t xml:space="preserve"> </w:t>
-      </w:r>
-      <w:r>
-        <w:rPr>
-          <w:sz w:val="28"/>
-          <w:szCs w:val="28"/>
-          <w:lang w:val="en-US"/>
-        </w:rPr>
-        <w:t xml:space="preserve">Installation complete </w:t>
-      </w:r>
-      <w:r>
-        <w:rPr>
-          <w:sz w:val="28"/>
-          <w:szCs w:val="28"/>
-          <w:lang w:val="ru-RU"/>
-        </w:rPr>
-        <w:t>выбрать</w:t>
-      </w:r>
-      <w:r>
-        <w:rPr>
-          <w:sz w:val="28"/>
-          <w:szCs w:val="28"/>
-          <w:lang w:val="en-US"/>
-        </w:rPr>
-        <w:t xml:space="preserve"> </w:t>
-      </w:r>
-      <w:r>
-        <w:rPr>
-          <w:sz w:val="28"/>
-          <w:szCs w:val="28"/>
-          <w:lang w:val="en-US"/>
-        </w:rPr>
-        <w:t xml:space="preserve">Reboot now </w:t>
-      </w:r>
-    </w:p>
-    <w:p>
-      <w:pPr>
-        <w:spacing w:line="240" w:lineRule="auto"/>
-        <w:jc w:val="both"/>
-        <w:rPr>
-          <w:sz w:val="28"/>
-          <w:szCs w:val="28"/>
-          <w:lang w:val="en-US"/>
-        </w:rPr>
-      </w:pPr>
-    </w:p>
-    <w:p>
-      <w:pPr>
-        <w:spacing w:line="240" w:lineRule="auto"/>
-        <w:jc w:val="both"/>
-        <w:rPr>
-          <w:sz w:val="28"/>
-          <w:szCs w:val="28"/>
-        </w:rPr>
-      </w:pPr>
-      <w:r>
-        <w:rPr>
-          <w:sz w:val="28"/>
-          <w:szCs w:val="28"/>
-        </w:rPr>
-        <w:lastRenderedPageBreak/>
-        <w:t xml:space="preserve">1.3 Для удобства написания команд можно использовать </w:t>
-      </w:r>
-      <w:proofErr w:type="spellStart"/>
-      <w:r>
-        <w:rPr>
-          <w:sz w:val="28"/>
-          <w:szCs w:val="28"/>
-        </w:rPr>
-        <w:t>MobaXterm</w:t>
-      </w:r>
-      <w:proofErr w:type="spellEnd"/>
-      <w:r>
-        <w:rPr>
-          <w:sz w:val="28"/>
-          <w:szCs w:val="28"/>
-        </w:rPr>
-        <w:t xml:space="preserve"> (терминал для удаленного администрирования компьютеров и серверов).</w:t>
-      </w:r>
-    </w:p>
-    <w:p>
-      <w:pPr>
-        <w:spacing w:line="240" w:lineRule="auto"/>
-        <w:jc w:val="both"/>
-        <w:rPr>
-          <w:sz w:val="28"/>
-          <w:szCs w:val="28"/>
-        </w:rPr>
-      </w:pPr>
-      <w:r>
-        <w:rPr>
-          <w:sz w:val="28"/>
-          <w:szCs w:val="28"/>
-        </w:rPr>
-        <w:t xml:space="preserve">Для подключения в </w:t>
-      </w:r>
-      <w:proofErr w:type="spellStart"/>
-      <w:r>
-        <w:rPr>
-          <w:sz w:val="28"/>
-          <w:szCs w:val="28"/>
-        </w:rPr>
-        <w:t>MobaXterm</w:t>
-      </w:r>
-      <w:proofErr w:type="spellEnd"/>
-      <w:r>
-        <w:rPr>
-          <w:sz w:val="28"/>
-          <w:szCs w:val="28"/>
-        </w:rPr>
-        <w:t xml:space="preserve"> выбрать: </w:t>
-      </w:r>
-    </w:p>
-    <w:p>
-      <w:pPr>
-        <w:spacing w:line="240" w:lineRule="auto"/>
-        <w:jc w:val="both"/>
-        <w:rPr>
-          <w:sz w:val="28"/>
-          <w:szCs w:val="28"/>
-        </w:rPr>
-      </w:pPr>
-      <w:proofErr w:type="spellStart"/>
-      <w:r>
-        <w:rPr>
-          <w:sz w:val="28"/>
-          <w:szCs w:val="28"/>
-        </w:rPr>
-        <w:t>Session</w:t>
-      </w:r>
-      <w:proofErr w:type="spellEnd"/>
-      <w:r>
-        <w:rPr>
-          <w:sz w:val="28"/>
-          <w:szCs w:val="28"/>
-        </w:rPr>
-        <w:t xml:space="preserve"> - SSH </w:t>
-      </w:r>
-    </w:p>
-    <w:p>
-      <w:pPr>
-        <w:spacing w:line="240" w:lineRule="auto"/>
-        <w:jc w:val="both"/>
-        <w:rPr>
-          <w:sz w:val="28"/>
-          <w:szCs w:val="28"/>
-        </w:rPr>
-      </w:pPr>
-      <w:proofErr w:type="spellStart"/>
-      <w:r>
-        <w:rPr>
-          <w:sz w:val="28"/>
-          <w:szCs w:val="28"/>
-        </w:rPr>
-        <w:t>Remote</w:t>
-      </w:r>
-      <w:proofErr w:type="spellEnd"/>
-      <w:r>
-        <w:rPr>
-          <w:sz w:val="28"/>
-          <w:szCs w:val="28"/>
-        </w:rPr>
-        <w:t xml:space="preserve"> </w:t>
-      </w:r>
-      <w:proofErr w:type="spellStart"/>
-      <w:r>
-        <w:rPr>
-          <w:sz w:val="28"/>
-          <w:szCs w:val="28"/>
-        </w:rPr>
-        <w:t>host</w:t>
-      </w:r>
-      <w:proofErr w:type="spellEnd"/>
-      <w:r>
-        <w:rPr>
-          <w:sz w:val="28"/>
-          <w:szCs w:val="28"/>
-        </w:rPr>
-        <w:t>:</w:t>
-      </w:r>
-      <w:r>
-        <w:rPr>
-          <w:sz w:val="28"/>
-          <w:szCs w:val="28"/>
-          <w:lang w:val="ru-RU"/>
-        </w:rPr>
-        <w:t xml:space="preserve"> </w:t>
-      </w:r>
-      <w:proofErr w:type="spellStart"/>
-      <w:r>
-        <w:rPr>
-          <w:sz w:val="28"/>
-          <w:szCs w:val="28"/>
-        </w:rPr>
-        <w:t>ip</w:t>
-      </w:r>
-      <w:proofErr w:type="spellEnd"/>
-      <w:r>
-        <w:rPr>
-          <w:sz w:val="28"/>
-          <w:szCs w:val="28"/>
-        </w:rPr>
-        <w:t xml:space="preserve">-адрес (для того, чтобы узнать </w:t>
-      </w:r>
-      <w:proofErr w:type="spellStart"/>
-      <w:r>
-        <w:rPr>
-          <w:sz w:val="28"/>
-          <w:szCs w:val="28"/>
-        </w:rPr>
-        <w:t>ip</w:t>
-      </w:r>
-      <w:proofErr w:type="spellEnd"/>
-      <w:r>
-        <w:rPr>
-          <w:sz w:val="28"/>
-          <w:szCs w:val="28"/>
-        </w:rPr>
-        <w:t>-адрес,</w:t>
-      </w:r>
-      <w:r>
-        <w:rPr>
-          <w:sz w:val="28"/>
-          <w:szCs w:val="28"/>
-          <w:lang w:val="ru-RU"/>
-        </w:rPr>
-        <w:t xml:space="preserve"> если не записали ранее,</w:t>
-      </w:r>
-      <w:r>
-        <w:rPr>
-          <w:sz w:val="28"/>
-          <w:szCs w:val="28"/>
-        </w:rPr>
-        <w:t xml:space="preserve"> написать в терминале виртуальной машины </w:t>
-      </w:r>
-      <w:proofErr w:type="spellStart"/>
-      <w:r>
-        <w:rPr>
-          <w:b/>
-          <w:sz w:val="28"/>
-          <w:szCs w:val="28"/>
-        </w:rPr>
-        <w:t>ip</w:t>
-      </w:r>
-      <w:proofErr w:type="spellEnd"/>
-      <w:r>
-        <w:rPr>
-          <w:b/>
-          <w:sz w:val="28"/>
-          <w:szCs w:val="28"/>
-        </w:rPr>
-        <w:t xml:space="preserve"> a</w:t>
-      </w:r>
-      <w:r>
-        <w:rPr>
-          <w:sz w:val="28"/>
-          <w:szCs w:val="28"/>
-        </w:rPr>
-        <w:t>)</w:t>
-      </w:r>
-    </w:p>
-    <w:p>
-      <w:pPr>
-        <w:spacing w:line="240" w:lineRule="auto"/>
-        <w:jc w:val="both"/>
-        <w:rPr>
-          <w:sz w:val="28"/>
-          <w:szCs w:val="28"/>
-          <w:lang w:val="en-US"/>
-        </w:rPr>
-      </w:pPr>
-      <w:r>
-        <w:rPr>
-          <w:sz w:val="28"/>
-          <w:szCs w:val="28"/>
-          <w:lang w:val="en-US"/>
-        </w:rPr>
-        <w:t>Specify user name: user</w:t>
-      </w:r>
-    </w:p>
-    <w:p>
-      <w:pPr>
-        <w:spacing w:line="240" w:lineRule="auto"/>
-        <w:jc w:val="both"/>
-        <w:rPr>
-          <w:sz w:val="28"/>
-          <w:szCs w:val="28"/>
-          <w:lang w:val="en-US"/>
-        </w:rPr>
-      </w:pPr>
-    </w:p>
-    <w:p>
-      <w:pPr>
-        <w:spacing w:line="240" w:lineRule="auto"/>
-        <w:jc w:val="both"/>
-        <w:rPr>
-          <w:sz w:val="28"/>
-          <w:szCs w:val="28"/>
-          <w:shd w:val="clear" w:color="auto" w:fill="D9EAD3"/>
-          <w:lang w:val="en-US"/>
-        </w:rPr>
-      </w:pPr>
-      <w:r>
-        <w:rPr>
-          <w:sz w:val="28"/>
-          <w:szCs w:val="28"/>
-          <w:shd w:val="clear" w:color="auto" w:fill="D9EAD3"/>
-          <w:lang w:val="en-US"/>
-        </w:rPr>
-        <w:t xml:space="preserve">2 </w:t>
-      </w:r>
-      <w:r>
-        <w:rPr>
-          <w:sz w:val="28"/>
-          <w:szCs w:val="28"/>
-          <w:shd w:val="clear" w:color="auto" w:fill="D9EAD3"/>
-        </w:rPr>
-        <w:t>Установить</w:t>
-      </w:r>
-      <w:r>
-        <w:rPr>
-          <w:sz w:val="28"/>
-          <w:szCs w:val="28"/>
-          <w:shd w:val="clear" w:color="auto" w:fill="D9EAD3"/>
-          <w:lang w:val="en-US"/>
-        </w:rPr>
-        <w:t xml:space="preserve"> </w:t>
-      </w:r>
-      <w:proofErr w:type="spellStart"/>
-      <w:r>
-        <w:rPr>
-          <w:sz w:val="28"/>
-          <w:szCs w:val="28"/>
-          <w:shd w:val="clear" w:color="auto" w:fill="D9EAD3"/>
-          <w:lang w:val="en-US"/>
-        </w:rPr>
-        <w:t>docker</w:t>
-      </w:r>
-      <w:proofErr w:type="spellEnd"/>
-    </w:p>
-    <w:p>
-      <w:pPr>
-        <w:spacing w:line="240" w:lineRule="auto"/>
-        <w:jc w:val="both"/>
-        <w:rPr>
-          <w:sz w:val="28"/>
-          <w:szCs w:val="28"/>
-        </w:rPr>
-      </w:pPr>
-      <w:proofErr w:type="spellStart"/>
-      <w:r>
-        <w:rPr>
-          <w:sz w:val="28"/>
-          <w:szCs w:val="28"/>
-        </w:rPr>
-        <w:t>Docker</w:t>
-      </w:r>
-      <w:proofErr w:type="spellEnd"/>
-      <w:r>
-        <w:rPr>
-          <w:sz w:val="28"/>
-          <w:szCs w:val="28"/>
-        </w:rPr>
-        <w:t xml:space="preserve"> </w:t>
-      </w:r>
-      <w:r>
-        <w:rPr>
-          <w:sz w:val="28"/>
-          <w:szCs w:val="28"/>
-          <w:lang w:val="ru-RU"/>
-        </w:rPr>
-        <w:t>–</w:t>
-      </w:r>
-      <w:r>
-        <w:rPr>
-          <w:sz w:val="28"/>
-          <w:szCs w:val="28"/>
-        </w:rPr>
-        <w:t xml:space="preserve"> </w:t>
-      </w:r>
-      <w:r>
-        <w:rPr>
-          <w:sz w:val="28"/>
-          <w:szCs w:val="28"/>
-          <w:lang w:val="ru-RU"/>
-        </w:rPr>
-        <w:t>ПО</w:t>
-      </w:r>
-      <w:r>
-        <w:rPr>
-          <w:sz w:val="28"/>
-          <w:szCs w:val="28"/>
-        </w:rPr>
-        <w:t xml:space="preserve"> для автоматизации развёртывания приложений в средах с поддержкой контейнеризации, </w:t>
-      </w:r>
-      <w:r>
-        <w:rPr>
-          <w:sz w:val="28"/>
-          <w:szCs w:val="28"/>
-          <w:lang w:val="ru-RU"/>
-        </w:rPr>
-        <w:t>п</w:t>
-      </w:r>
-      <w:proofErr w:type="spellStart"/>
-      <w:r>
-        <w:rPr>
-          <w:sz w:val="28"/>
-          <w:szCs w:val="28"/>
-        </w:rPr>
-        <w:t>озволяет</w:t>
-      </w:r>
-      <w:proofErr w:type="spellEnd"/>
-      <w:r>
-        <w:rPr>
-          <w:sz w:val="28"/>
-          <w:szCs w:val="28"/>
-        </w:rPr>
-        <w:t xml:space="preserve"> «упаковать» приложение со всем своим окружением и зависимостями в контейнер.</w:t>
-      </w:r>
-    </w:p>
-    <w:p>
-      <w:pPr>
-        <w:spacing w:line="240" w:lineRule="auto"/>
-        <w:jc w:val="both"/>
-        <w:rPr>
-          <w:sz w:val="28"/>
-          <w:szCs w:val="28"/>
-          <w:lang w:val="ru-RU"/>
-        </w:rPr>
-      </w:pPr>
-    </w:p>
-    <w:p>
-      <w:pPr>
-        <w:spacing w:line="240" w:lineRule="auto"/>
-        <w:jc w:val="both"/>
-        <w:rPr>
-          <w:sz w:val="28"/>
-          <w:szCs w:val="28"/>
-        </w:rPr>
-      </w:pPr>
-      <w:r>
-        <w:rPr>
-          <w:sz w:val="28"/>
-          <w:szCs w:val="28"/>
-        </w:rPr>
-        <w:t xml:space="preserve">2.1 Актуализировать доступные пакеты в </w:t>
-      </w:r>
-      <w:proofErr w:type="spellStart"/>
-      <w:r>
-        <w:rPr>
-          <w:sz w:val="28"/>
-          <w:szCs w:val="28"/>
-        </w:rPr>
-        <w:t>репозиториях</w:t>
-      </w:r>
-      <w:proofErr w:type="spellEnd"/>
-      <w:r>
-        <w:rPr>
-          <w:sz w:val="28"/>
-          <w:szCs w:val="28"/>
-        </w:rPr>
-        <w:t xml:space="preserve"> и установить доступные обновления для системы:</w:t>
-      </w:r>
-    </w:p>
-    <w:p>
-      <w:pPr>
-        <w:spacing w:line="240" w:lineRule="auto"/>
-        <w:jc w:val="both"/>
-        <w:rPr>
-          <w:sz w:val="28"/>
-          <w:szCs w:val="28"/>
-          <w:lang w:val="en-US"/>
-        </w:rPr>
-      </w:pPr>
-      <w:proofErr w:type="spellStart"/>
-      <w:r>
-        <w:rPr>
-          <w:sz w:val="28"/>
-          <w:szCs w:val="28"/>
-          <w:lang w:val="en-US"/>
-        </w:rPr>
-        <w:t>sudo</w:t>
-      </w:r>
-      <w:proofErr w:type="spellEnd"/>
-      <w:r>
-        <w:rPr>
-          <w:sz w:val="28"/>
-          <w:szCs w:val="28"/>
-          <w:lang w:val="en-US"/>
-        </w:rPr>
-        <w:t xml:space="preserve"> apt update</w:t>
-      </w:r>
-    </w:p>
-    <w:p>
-      <w:pPr>
-        <w:spacing w:line="240" w:lineRule="auto"/>
-        <w:jc w:val="both"/>
-        <w:rPr>
-          <w:sz w:val="28"/>
-          <w:szCs w:val="28"/>
-          <w:lang w:val="en-US"/>
-        </w:rPr>
-      </w:pPr>
-      <w:proofErr w:type="spellStart"/>
-      <w:r>
-        <w:rPr>
-          <w:sz w:val="28"/>
-          <w:szCs w:val="28"/>
-          <w:lang w:val="en-US"/>
-        </w:rPr>
-        <w:t>sudo</w:t>
-      </w:r>
-      <w:proofErr w:type="spellEnd"/>
-      <w:r>
-        <w:rPr>
-          <w:sz w:val="28"/>
-          <w:szCs w:val="28"/>
-          <w:lang w:val="en-US"/>
-        </w:rPr>
-        <w:t xml:space="preserve"> apt upgrade</w:t>
-      </w:r>
-    </w:p>
-    <w:p>
-      <w:pPr>
-        <w:spacing w:line="240" w:lineRule="auto"/>
-        <w:jc w:val="both"/>
-        <w:rPr>
-          <w:sz w:val="28"/>
-          <w:szCs w:val="28"/>
-          <w:lang w:val="en-US"/>
-        </w:rPr>
-      </w:pPr>
-    </w:p>
-    <w:p>
-      <w:pPr>
-        <w:spacing w:line="240" w:lineRule="auto"/>
-        <w:jc w:val="both"/>
-        <w:rPr>
-          <w:sz w:val="28"/>
-          <w:szCs w:val="28"/>
-        </w:rPr>
-      </w:pPr>
-      <w:r>
-        <w:rPr>
-          <w:sz w:val="28"/>
-          <w:szCs w:val="28"/>
-        </w:rPr>
-        <w:t xml:space="preserve">2.2 Выполнить набор команд для установки </w:t>
-      </w:r>
-      <w:proofErr w:type="spellStart"/>
-      <w:r>
-        <w:rPr>
-          <w:sz w:val="28"/>
-          <w:szCs w:val="28"/>
-        </w:rPr>
-        <w:t>docker</w:t>
-      </w:r>
-      <w:proofErr w:type="spellEnd"/>
-      <w:r>
-        <w:rPr>
-          <w:sz w:val="28"/>
-          <w:szCs w:val="28"/>
-        </w:rPr>
-        <w:t xml:space="preserve"> и плагинов </w:t>
-      </w:r>
-    </w:p>
-    <w:p>
-      <w:pPr>
-        <w:spacing w:line="240" w:lineRule="auto"/>
-        <w:jc w:val="both"/>
-        <w:rPr>
-          <w:sz w:val="28"/>
-          <w:szCs w:val="28"/>
-        </w:rPr>
-      </w:pPr>
-      <w:r>
-        <w:rPr>
-          <w:sz w:val="28"/>
-          <w:szCs w:val="28"/>
-        </w:rPr>
-        <w:t>Для установки выполнить шаги раздела “</w:t>
-      </w:r>
-      <w:proofErr w:type="spellStart"/>
-      <w:r>
-        <w:rPr>
-          <w:sz w:val="28"/>
-          <w:szCs w:val="28"/>
-        </w:rPr>
-        <w:t>Install</w:t>
-      </w:r>
-      <w:proofErr w:type="spellEnd"/>
-      <w:r>
-        <w:rPr>
-          <w:sz w:val="28"/>
-          <w:szCs w:val="28"/>
-        </w:rPr>
-        <w:t xml:space="preserve"> </w:t>
-      </w:r>
-      <w:proofErr w:type="spellStart"/>
-      <w:r>
-        <w:rPr>
-          <w:sz w:val="28"/>
-          <w:szCs w:val="28"/>
-        </w:rPr>
-        <w:t>using</w:t>
-      </w:r>
-      <w:proofErr w:type="spellEnd"/>
-      <w:r>
-        <w:rPr>
-          <w:sz w:val="28"/>
-          <w:szCs w:val="28"/>
-        </w:rPr>
-        <w:t xml:space="preserve"> </w:t>
-      </w:r>
-      <w:proofErr w:type="spellStart"/>
-      <w:r>
-        <w:rPr>
-          <w:sz w:val="28"/>
-          <w:szCs w:val="28"/>
-        </w:rPr>
-        <w:t>the</w:t>
-      </w:r>
-      <w:proofErr w:type="spellEnd"/>
-      <w:r>
-        <w:rPr>
-          <w:sz w:val="28"/>
-          <w:szCs w:val="28"/>
-        </w:rPr>
-        <w:t xml:space="preserve"> </w:t>
-      </w:r>
-      <w:proofErr w:type="spellStart"/>
-      <w:r>
-        <w:rPr>
-          <w:sz w:val="28"/>
-          <w:szCs w:val="28"/>
-        </w:rPr>
-        <w:t>apt</w:t>
-      </w:r>
-      <w:proofErr w:type="spellEnd"/>
-      <w:r>
-        <w:rPr>
-          <w:sz w:val="28"/>
-          <w:szCs w:val="28"/>
-        </w:rPr>
-        <w:t xml:space="preserve"> </w:t>
-      </w:r>
-      <w:proofErr w:type="spellStart"/>
-      <w:r>
-        <w:rPr>
-          <w:sz w:val="28"/>
-          <w:szCs w:val="28"/>
-        </w:rPr>
-        <w:t>repository</w:t>
-      </w:r>
-      <w:proofErr w:type="spellEnd"/>
-      <w:r>
-        <w:rPr>
-          <w:sz w:val="28"/>
-          <w:szCs w:val="28"/>
-        </w:rPr>
-        <w:t xml:space="preserve">” со страницы </w:t>
-      </w:r>
-      <w:hyperlink r:id="rId8">
+      <w:r>
+        <w:rPr>
+          <w:sz w:val="28"/>
+          <w:szCs w:val="28"/>
+          <w:lang w:val="ru-RU"/>
+        </w:rPr>
+        <w:t>»</w:t>
+      </w:r>
+      <w:r>
+        <w:rPr>
+          <w:sz w:val="28"/>
+          <w:szCs w:val="28"/>
+        </w:rPr>
+        <w:t xml:space="preserve"> со страницы </w:t>
+      </w:r>
+      <w:hyperlink r:id="rId15">
         <w:r>
           <w:rPr>
             <w:color w:val="1155CC"/>
@@ -1860,15 +3402,121 @@
           <w:szCs w:val="28"/>
           <w:lang w:val="ru-RU"/>
         </w:rPr>
-        <w:t>, нажав на пиктограмму в правом верхнем углу, вставить их</w:t>
-      </w:r>
-      <w:r>
-        <w:rPr>
-          <w:sz w:val="28"/>
-          <w:szCs w:val="28"/>
-          <w:lang w:val="ru-RU"/>
-        </w:rPr>
-        <w:t xml:space="preserve"> и выполнить их все сразу)</w:t>
+        <w:t xml:space="preserve">, нажав на пиктограмму </w:t>
+      </w:r>
+      <w:r>
+        <w:rPr>
+          <w:sz w:val="28"/>
+          <w:szCs w:val="28"/>
+          <w:lang w:val="ru-RU"/>
+        </w:rPr>
+        <w:t xml:space="preserve">копирования </w:t>
+      </w:r>
+      <w:r>
+        <w:rPr>
+          <w:sz w:val="28"/>
+          <w:szCs w:val="28"/>
+          <w:lang w:val="ru-RU"/>
+        </w:rPr>
+        <w:t>в правом верхнем углу, вставить их</w:t>
+      </w:r>
+      <w:r>
+        <w:rPr>
+          <w:sz w:val="28"/>
+          <w:szCs w:val="28"/>
+          <w:lang w:val="ru-RU"/>
+        </w:rPr>
+        <w:t xml:space="preserve"> </w:t>
+      </w:r>
+      <w:r>
+        <w:rPr>
+          <w:sz w:val="28"/>
+          <w:szCs w:val="28"/>
+          <w:lang w:val="ru-RU"/>
+        </w:rPr>
+        <w:t xml:space="preserve">в </w:t>
+      </w:r>
+      <w:proofErr w:type="spellStart"/>
+      <w:r>
+        <w:rPr>
+          <w:sz w:val="28"/>
+          <w:szCs w:val="28"/>
+          <w:lang w:val="en-US"/>
+        </w:rPr>
+        <w:t>MobaXterm</w:t>
+      </w:r>
+      <w:proofErr w:type="spellEnd"/>
+      <w:r>
+        <w:rPr>
+          <w:sz w:val="28"/>
+          <w:szCs w:val="28"/>
+          <w:lang w:val="ru-RU"/>
+        </w:rPr>
+        <w:t xml:space="preserve"> </w:t>
+      </w:r>
+      <w:r>
+        <w:rPr>
+          <w:sz w:val="28"/>
+          <w:szCs w:val="28"/>
+          <w:lang w:val="ru-RU"/>
+        </w:rPr>
+        <w:t xml:space="preserve">и </w:t>
+      </w:r>
+      <w:r>
+        <w:rPr>
+          <w:sz w:val="28"/>
+          <w:szCs w:val="28"/>
+          <w:lang w:val="ru-RU"/>
+        </w:rPr>
+        <w:t xml:space="preserve">нажать </w:t>
+      </w:r>
+      <w:r>
+        <w:rPr>
+          <w:sz w:val="28"/>
+          <w:szCs w:val="28"/>
+          <w:lang w:val="en-US"/>
+        </w:rPr>
+        <w:t>Enter</w:t>
+      </w:r>
+      <w:r>
+        <w:rPr>
+          <w:sz w:val="28"/>
+          <w:szCs w:val="28"/>
+          <w:lang w:val="ru-RU"/>
+        </w:rPr>
+        <w:t xml:space="preserve"> </w:t>
+      </w:r>
+      <w:r>
+        <w:rPr>
+          <w:sz w:val="28"/>
+          <w:szCs w:val="28"/>
+          <w:lang w:val="ru-RU"/>
+        </w:rPr>
+        <w:t xml:space="preserve">для </w:t>
+      </w:r>
+      <w:r>
+        <w:rPr>
+          <w:sz w:val="28"/>
+          <w:szCs w:val="28"/>
+          <w:lang w:val="ru-RU"/>
+        </w:rPr>
+        <w:t>выполн</w:t>
+      </w:r>
+      <w:r>
+        <w:rPr>
+          <w:sz w:val="28"/>
+          <w:szCs w:val="28"/>
+          <w:lang w:val="ru-RU"/>
+        </w:rPr>
+        <w:t>ения всех команд с</w:t>
+      </w:r>
+      <w:r>
+        <w:rPr>
+          <w:sz w:val="28"/>
+          <w:szCs w:val="28"/>
+          <w:lang w:val="ru-RU"/>
+        </w:rPr>
+        <w:t>разу)</w:t>
       </w:r>
       <w:r>
         <w:rPr>
@@ -1885,44 +3533,50 @@
         <w:rPr>
           <w:sz w:val="28"/>
           <w:szCs w:val="28"/>
+          <w:lang w:val="en-US"/>
         </w:rPr>
       </w:pPr>
       <w:r>
         <w:rPr>
           <w:noProof/>
-          <w:sz w:val="28"/>
-          <w:szCs w:val="28"/>
           <w:lang w:val="ru-RU"/>
         </w:rPr>
         <w:drawing>
-          <wp:inline distT="114300" distB="114300" distL="114300" distR="114300">
-            <wp:extent cx="7021950" cy="2438400"/>
-            <wp:effectExtent l="0" t="0" r="0" b="0"/>
-            <wp:docPr id="2" name="image1.png"/>
-            <wp:cNvGraphicFramePr/>
+          <wp:inline distT="0" distB="0" distL="0" distR="0" wp14:anchorId="51E966FB" wp14:editId="46AE62A0">
+            <wp:extent cx="4525200" cy="2476800"/>
+            <wp:effectExtent l="0" t="0" r="8890" b="0"/>
+            <wp:docPr id="11" name="Рисунок 11"/>
+            <wp:cNvGraphicFramePr>
+              <a:graphicFrameLocks xmlns:a="http://schemas.openxmlformats.org/drawingml/2006/main" noChangeAspect="1"/>
+            </wp:cNvGraphicFramePr>
             <a:graphic xmlns:a="http://schemas.openxmlformats.org/drawingml/2006/main">
               <a:graphicData uri="http://schemas.openxmlformats.org/drawingml/2006/picture">
                 <pic:pic xmlns:pic="http://schemas.openxmlformats.org/drawingml/2006/picture">
                   <pic:nvPicPr>
-                    <pic:cNvPr id="0" name="image1.png"/>
-                    <pic:cNvPicPr preferRelativeResize="0"/>
+                    <pic:cNvPr id="1" name=""/>
+                    <pic:cNvPicPr/>
                   </pic:nvPicPr>
-                  <pic:blipFill>
-                    <a:blip r:embed="rId9"/>
-                    <a:srcRect/>
-                    <a:stretch>
-                      <a:fillRect/>
-                    </a:stretch>
+                  <pic:blipFill rotWithShape="1">
+                    <a:blip r:embed="rId16"/>
+                    <a:srcRect l="25932" t="28966" r="25445" b="28765"/>
+                    <a:stretch/>
                   </pic:blipFill>
-                  <pic:spPr>
+                  <pic:spPr bwMode="auto">
                     <a:xfrm>
                       <a:off x="0" y="0"/>
-                      <a:ext cx="7021950" cy="2438400"/>
+                      <a:ext cx="4525200" cy="2476800"/>
                     </a:xfrm>
                     <a:prstGeom prst="rect">
                       <a:avLst/>
                     </a:prstGeom>
-                    <a:ln/>
+                    <a:ln>
+                      <a:noFill/>
+                    </a:ln>
+                    <a:extLst>
+                      <a:ext uri="{53640926-AAD7-44D8-BBD7-CCE9431645EC}">
+                        <a14:shadowObscured xmlns:a14="http://schemas.microsoft.com/office/drawing/2010/main"/>
+                      </a:ext>
+                    </a:extLst>
                   </pic:spPr>
                 </pic:pic>
               </a:graphicData>
@@ -1967,6 +3621,7 @@
       </w:r>
       <w:r>
         <w:rPr>
+          <w:b/>
           <w:sz w:val="28"/>
           <w:szCs w:val="28"/>
           <w:lang w:val="en-US"/>
@@ -2019,7 +3674,7 @@
                     <pic:cNvPicPr preferRelativeResize="0"/>
                   </pic:nvPicPr>
                   <pic:blipFill>
-                    <a:blip r:embed="rId10"/>
+                    <a:blip r:embed="rId17"/>
                     <a:srcRect/>
                     <a:stretch>
                       <a:fillRect/>
@@ -2092,6 +3747,7 @@
         <w:rPr>
           <w:sz w:val="28"/>
           <w:szCs w:val="28"/>
+          <w:lang w:val="en-US"/>
         </w:rPr>
       </w:pPr>
       <w:proofErr w:type="spellStart"/>
@@ -2151,26 +3807,6 @@
         <w:t>hello-world</w:t>
       </w:r>
       <w:proofErr w:type="spellEnd"/>
-    </w:p>
-    <w:p>
-      <w:pPr>
-        <w:spacing w:line="240" w:lineRule="auto"/>
-        <w:jc w:val="both"/>
-        <w:rPr>
-          <w:sz w:val="28"/>
-          <w:szCs w:val="28"/>
-        </w:rPr>
-      </w:pPr>
-    </w:p>
-    <w:p>
-      <w:pPr>
-        <w:spacing w:line="240" w:lineRule="auto"/>
-        <w:jc w:val="both"/>
-        <w:rPr>
-          <w:sz w:val="28"/>
-          <w:szCs w:val="28"/>
-        </w:rPr>
-      </w:pPr>
     </w:p>
     <w:p>
       <w:pPr>
@@ -2220,17 +3856,52 @@
               <w:rPr>
                 <w:sz w:val="28"/>
                 <w:szCs w:val="28"/>
-                <w:u w:val="single"/>
               </w:rPr>
             </w:pPr>
             <w:r>
               <w:rPr>
                 <w:sz w:val="28"/>
                 <w:szCs w:val="28"/>
-                <w:u w:val="single"/>
-              </w:rPr>
-              <w:lastRenderedPageBreak/>
-              <w:t>Если тестовый проект не запустился:</w:t>
+                <w:lang w:val="ru-RU"/>
+              </w:rPr>
+              <w:t>2.2 Исправление настроек</w:t>
+            </w:r>
+            <w:r>
+              <w:rPr>
+                <w:sz w:val="28"/>
+                <w:szCs w:val="28"/>
+              </w:rPr>
+              <w:t xml:space="preserve"> </w:t>
+            </w:r>
+            <w:r>
+              <w:rPr>
+                <w:sz w:val="28"/>
+                <w:szCs w:val="28"/>
+                <w:lang w:val="ru-RU"/>
+              </w:rPr>
+              <w:t xml:space="preserve">работы с сетью (т.к. </w:t>
+            </w:r>
+            <w:r>
+              <w:rPr>
+                <w:sz w:val="28"/>
+                <w:szCs w:val="28"/>
+              </w:rPr>
+              <w:t>тестовый проект не запустился</w:t>
+            </w:r>
+            <w:r>
+              <w:rPr>
+                <w:sz w:val="28"/>
+                <w:szCs w:val="28"/>
+                <w:lang w:val="ru-RU"/>
+              </w:rPr>
+              <w:t>)</w:t>
+            </w:r>
+            <w:r>
+              <w:rPr>
+                <w:sz w:val="28"/>
+                <w:szCs w:val="28"/>
+              </w:rPr>
+              <w:t>:</w:t>
             </w:r>
           </w:p>
           <w:p>
@@ -2249,14 +3920,12 @@
               <w:spacing w:line="240" w:lineRule="auto"/>
               <w:jc w:val="both"/>
               <w:rPr>
-                <w:i/>
                 <w:sz w:val="28"/>
                 <w:szCs w:val="28"/>
               </w:rPr>
             </w:pPr>
             <w:r>
               <w:rPr>
-                <w:i/>
                 <w:sz w:val="28"/>
                 <w:szCs w:val="28"/>
               </w:rPr>
@@ -2265,7 +3934,6 @@
             <w:proofErr w:type="spellStart"/>
             <w:r>
               <w:rPr>
-                <w:i/>
                 <w:sz w:val="28"/>
                 <w:szCs w:val="28"/>
                 <w:lang w:val="en-US"/>
@@ -2275,7 +3943,6 @@
             <w:proofErr w:type="spellEnd"/>
             <w:r>
               <w:rPr>
-                <w:i/>
                 <w:sz w:val="28"/>
                 <w:szCs w:val="28"/>
               </w:rPr>
@@ -2283,7 +3950,6 @@
             </w:r>
             <w:r>
               <w:rPr>
-                <w:i/>
                 <w:sz w:val="28"/>
                 <w:szCs w:val="28"/>
               </w:rPr>
@@ -2291,7 +3957,6 @@
             </w:r>
             <w:r>
               <w:rPr>
-                <w:i/>
                 <w:sz w:val="28"/>
                 <w:szCs w:val="28"/>
                 <w:lang w:val="ru-RU"/>
@@ -2300,7 +3965,6 @@
             </w:r>
             <w:r>
               <w:rPr>
-                <w:i/>
                 <w:sz w:val="28"/>
                 <w:szCs w:val="28"/>
               </w:rPr>
@@ -2312,7 +3976,6 @@
               <w:spacing w:line="240" w:lineRule="auto"/>
               <w:jc w:val="both"/>
               <w:rPr>
-                <w:i/>
                 <w:sz w:val="28"/>
                 <w:szCs w:val="28"/>
                 <w:lang w:val="ru-RU"/>
@@ -2320,48 +3983,25 @@
             </w:pPr>
             <w:r>
               <w:rPr>
-                <w:i/>
-                <w:sz w:val="28"/>
-                <w:szCs w:val="28"/>
-              </w:rPr>
-              <w:t xml:space="preserve">- установить текстовый редактор </w:t>
+                <w:sz w:val="28"/>
+                <w:szCs w:val="28"/>
+              </w:rPr>
+              <w:t>- уста</w:t>
+            </w:r>
+            <w:r>
+              <w:rPr>
+                <w:sz w:val="28"/>
+                <w:szCs w:val="28"/>
+              </w:rPr>
+              <w:t xml:space="preserve">новить текстовый редактор </w:t>
             </w:r>
             <w:proofErr w:type="spellStart"/>
             <w:r>
               <w:rPr>
-                <w:i/>
                 <w:sz w:val="28"/>
                 <w:szCs w:val="28"/>
               </w:rPr>
               <w:t>vim</w:t>
-            </w:r>
-            <w:proofErr w:type="spellEnd"/>
-            <w:r>
-              <w:rPr>
-                <w:i/>
-                <w:sz w:val="28"/>
-                <w:szCs w:val="28"/>
-              </w:rPr>
-              <w:t xml:space="preserve"> и открыть </w:t>
-            </w:r>
-            <w:r>
-              <w:rPr>
-                <w:i/>
-                <w:sz w:val="28"/>
-                <w:szCs w:val="28"/>
-                <w:lang w:val="ru-RU"/>
-              </w:rPr>
-              <w:t xml:space="preserve">конфигурацию </w:t>
-            </w:r>
-            <w:proofErr w:type="spellStart"/>
-            <w:r>
-              <w:rPr>
-                <w:i/>
-                <w:sz w:val="28"/>
-                <w:szCs w:val="28"/>
-                <w:lang w:val="en-US"/>
-              </w:rPr>
-              <w:t>netplan</w:t>
             </w:r>
             <w:proofErr w:type="spellEnd"/>
           </w:p>
@@ -2370,7 +4010,6 @@
               <w:spacing w:line="240" w:lineRule="auto"/>
               <w:jc w:val="both"/>
               <w:rPr>
-                <w:i/>
                 <w:sz w:val="28"/>
                 <w:szCs w:val="28"/>
                 <w:lang w:val="ru-RU"/>
@@ -2440,6 +4079,40 @@
                 <w:lang w:val="en-US"/>
               </w:rPr>
               <w:t>vim</w:t>
+            </w:r>
+            <w:r>
+              <w:rPr>
+                <w:i/>
+                <w:sz w:val="28"/>
+                <w:szCs w:val="28"/>
+                <w:lang w:val="ru-RU"/>
+              </w:rPr>
+              <w:t xml:space="preserve"> </w:t>
+            </w:r>
+            <w:r>
+              <w:rPr>
+                <w:sz w:val="28"/>
+                <w:szCs w:val="28"/>
+                <w:lang w:val="ru-RU"/>
+              </w:rPr>
+              <w:t xml:space="preserve">(нажать </w:t>
+            </w:r>
+            <w:r>
+              <w:rPr>
+                <w:b/>
+                <w:sz w:val="28"/>
+                <w:szCs w:val="28"/>
+                <w:lang w:val="en-US"/>
+              </w:rPr>
+              <w:t>y</w:t>
+            </w:r>
+            <w:r>
+              <w:rPr>
+                <w:sz w:val="28"/>
+                <w:szCs w:val="28"/>
+                <w:lang w:val="ru-RU"/>
+              </w:rPr>
+              <w:t xml:space="preserve"> при запросе подтверждения)</w:t>
             </w:r>
           </w:p>
           <w:p>
@@ -2453,12 +4126,57 @@
                 <w:lang w:val="ru-RU"/>
               </w:rPr>
             </w:pPr>
+            <w:r>
+              <w:rPr>
+                <w:sz w:val="28"/>
+                <w:szCs w:val="28"/>
+                <w:lang w:val="ru-RU"/>
+              </w:rPr>
+              <w:t xml:space="preserve">- </w:t>
+            </w:r>
+            <w:r>
+              <w:rPr>
+                <w:sz w:val="28"/>
+                <w:szCs w:val="28"/>
+              </w:rPr>
+              <w:t xml:space="preserve">открыть </w:t>
+            </w:r>
+            <w:r>
+              <w:rPr>
+                <w:sz w:val="28"/>
+                <w:szCs w:val="28"/>
+                <w:lang w:val="ru-RU"/>
+              </w:rPr>
+              <w:t xml:space="preserve">конфигурацию </w:t>
+            </w:r>
             <w:proofErr w:type="spellStart"/>
             <w:r>
               <w:rPr>
+                <w:sz w:val="28"/>
+                <w:szCs w:val="28"/>
+                <w:lang w:val="en-US"/>
+              </w:rPr>
+              <w:t>netplan</w:t>
+            </w:r>
+            <w:proofErr w:type="spellEnd"/>
+          </w:p>
+          <w:p>
+            <w:pPr>
+              <w:spacing w:line="240" w:lineRule="auto"/>
+              <w:jc w:val="both"/>
+              <w:rPr>
                 <w:i/>
                 <w:sz w:val="28"/>
                 <w:szCs w:val="28"/>
+                <w:lang w:val="ru-RU"/>
+              </w:rPr>
+            </w:pPr>
+            <w:proofErr w:type="spellStart"/>
+            <w:r>
+              <w:rPr>
+                <w:i/>
+                <w:sz w:val="28"/>
+                <w:szCs w:val="28"/>
                 <w:lang w:val="en-US"/>
               </w:rPr>
               <w:t>sudo</w:t>
@@ -2547,11 +4265,18 @@
                 <w:szCs w:val="28"/>
                 <w:lang w:val="ru-RU"/>
               </w:rPr>
-              <w:t xml:space="preserve"> (что-то тут заполнится при нажатии клавиши </w:t>
-            </w:r>
-            <w:r>
-              <w:rPr>
-                <w:i/>
+              <w:t xml:space="preserve"> </w:t>
+            </w:r>
+            <w:r>
+              <w:rPr>
+                <w:sz w:val="28"/>
+                <w:szCs w:val="28"/>
+                <w:lang w:val="ru-RU"/>
+              </w:rPr>
+              <w:t xml:space="preserve">(заполнится при нажатии клавиши </w:t>
+            </w:r>
+            <w:r>
+              <w:rPr>
                 <w:sz w:val="28"/>
                 <w:szCs w:val="28"/>
                 <w:lang w:val="en-US"/>
@@ -2560,7 +4285,6 @@
             </w:r>
             <w:r>
               <w:rPr>
-                <w:i/>
                 <w:sz w:val="28"/>
                 <w:szCs w:val="28"/>
                 <w:lang w:val="ru-RU"/>
@@ -2585,7 +4309,6 @@
               <w:spacing w:line="240" w:lineRule="auto"/>
               <w:jc w:val="both"/>
               <w:rPr>
-                <w:i/>
                 <w:sz w:val="28"/>
                 <w:szCs w:val="28"/>
                 <w:lang w:val="ru-RU"/>
@@ -2593,7 +4316,6 @@
             </w:pPr>
             <w:r>
               <w:rPr>
-                <w:i/>
                 <w:sz w:val="28"/>
                 <w:szCs w:val="28"/>
                 <w:lang w:val="ru-RU"/>
@@ -2603,7 +4325,6 @@
             <w:proofErr w:type="spellStart"/>
             <w:r>
               <w:rPr>
-                <w:i/>
                 <w:sz w:val="28"/>
                 <w:szCs w:val="28"/>
                 <w:lang w:val="en-US"/>
@@ -2613,7 +4334,6 @@
             <w:proofErr w:type="spellEnd"/>
             <w:r>
               <w:rPr>
-                <w:i/>
                 <w:sz w:val="28"/>
                 <w:szCs w:val="28"/>
                 <w:lang w:val="ru-RU"/>
@@ -2622,7 +4342,6 @@
             </w:r>
             <w:r>
               <w:rPr>
-                <w:i/>
                 <w:sz w:val="28"/>
                 <w:szCs w:val="28"/>
                 <w:lang w:val="ru-RU"/>
@@ -2631,7 +4350,6 @@
             </w:r>
             <w:r>
               <w:rPr>
-                <w:i/>
                 <w:sz w:val="28"/>
                 <w:szCs w:val="28"/>
                 <w:lang w:val="ru-RU"/>
@@ -2640,7 +4358,6 @@
             </w:r>
             <w:r>
               <w:rPr>
-                <w:i/>
                 <w:sz w:val="28"/>
                 <w:szCs w:val="28"/>
                 <w:lang w:val="en-US"/>
@@ -2649,7 +4366,6 @@
             </w:r>
             <w:r>
               <w:rPr>
-                <w:i/>
                 <w:sz w:val="28"/>
                 <w:szCs w:val="28"/>
                 <w:lang w:val="ru-RU"/>
@@ -2658,7 +4374,6 @@
             </w:r>
             <w:r>
               <w:rPr>
-                <w:i/>
                 <w:sz w:val="28"/>
                 <w:szCs w:val="28"/>
                 <w:lang w:val="en-US"/>
@@ -2667,7 +4382,6 @@
             </w:r>
             <w:r>
               <w:rPr>
-                <w:i/>
                 <w:sz w:val="28"/>
                 <w:szCs w:val="28"/>
                 <w:lang w:val="ru-RU"/>
@@ -2696,7 +4410,7 @@
               </w:rPr>
               <w:drawing>
                 <wp:inline distT="0" distB="0" distL="0" distR="0" wp14:anchorId="32303C32" wp14:editId="2C30E4C2">
-                  <wp:extent cx="1819275" cy="955119"/>
+                  <wp:extent cx="1914313" cy="781050"/>
                   <wp:effectExtent l="0" t="0" r="0" b="0"/>
                   <wp:docPr id="3" name="Рисунок 3"/>
                   <wp:cNvGraphicFramePr>
@@ -2709,20 +4423,27 @@
                           <pic:cNvPr id="1" name=""/>
                           <pic:cNvPicPr/>
                         </pic:nvPicPr>
-                        <pic:blipFill>
-                          <a:blip r:embed="rId11"/>
-                          <a:stretch>
-                            <a:fillRect/>
-                          </a:stretch>
+                        <pic:blipFill rotWithShape="1">
+                          <a:blip r:embed="rId18"/>
+                          <a:srcRect b="22201"/>
+                          <a:stretch/>
                         </pic:blipFill>
-                        <pic:spPr>
+                        <pic:spPr bwMode="auto">
                           <a:xfrm>
                             <a:off x="0" y="0"/>
-                            <a:ext cx="1909033" cy="1002242"/>
+                            <a:ext cx="1915200" cy="781412"/>
                           </a:xfrm>
                           <a:prstGeom prst="rect">
                             <a:avLst/>
                           </a:prstGeom>
+                          <a:ln>
+                            <a:noFill/>
+                          </a:ln>
+                          <a:extLst>
+                            <a:ext uri="{53640926-AAD7-44D8-BBD7-CCE9431645EC}">
+                              <a14:shadowObscured xmlns:a14="http://schemas.microsoft.com/office/drawing/2010/main"/>
+                            </a:ext>
+                          </a:extLst>
                         </pic:spPr>
                       </pic:pic>
                     </a:graphicData>
@@ -2736,7 +4457,6 @@
               <w:spacing w:line="240" w:lineRule="auto"/>
               <w:jc w:val="both"/>
               <w:rPr>
-                <w:i/>
                 <w:sz w:val="28"/>
                 <w:szCs w:val="28"/>
                 <w:lang w:val="ru-RU"/>
@@ -2744,7 +4464,6 @@
             </w:pPr>
             <w:r>
               <w:rPr>
-                <w:i/>
                 <w:sz w:val="28"/>
                 <w:szCs w:val="28"/>
                 <w:lang w:val="ru-RU"/>
@@ -2753,7 +4472,6 @@
             </w:r>
             <w:r>
               <w:rPr>
-                <w:i/>
                 <w:sz w:val="28"/>
                 <w:szCs w:val="28"/>
                 <w:lang w:val="ru-RU"/>
@@ -2763,7 +4481,6 @@
             <w:proofErr w:type="gramStart"/>
             <w:r>
               <w:rPr>
-                <w:i/>
                 <w:sz w:val="28"/>
                 <w:szCs w:val="28"/>
                 <w:lang w:val="ru-RU"/>
@@ -2773,7 +4490,6 @@
             <w:proofErr w:type="spellStart"/>
             <w:r>
               <w:rPr>
-                <w:i/>
                 <w:sz w:val="28"/>
                 <w:szCs w:val="28"/>
                 <w:lang w:val="en-US"/>
@@ -2784,7 +4500,6 @@
             <w:proofErr w:type="gramEnd"/>
             <w:r>
               <w:rPr>
-                <w:i/>
                 <w:sz w:val="28"/>
                 <w:szCs w:val="28"/>
                 <w:lang w:val="ru-RU"/>
@@ -2793,12 +4508,27 @@
             </w:r>
             <w:r>
               <w:rPr>
-                <w:i/>
                 <w:sz w:val="28"/>
                 <w:szCs w:val="28"/>
                 <w:lang w:val="ru-RU"/>
               </w:rPr>
-              <w:t xml:space="preserve"> применить конфигурацию</w:t>
+              <w:t xml:space="preserve"> </w:t>
+            </w:r>
+            <w:r>
+              <w:rPr>
+                <w:sz w:val="28"/>
+                <w:szCs w:val="28"/>
+                <w:lang w:val="ru-RU"/>
+              </w:rPr>
+              <w:t xml:space="preserve">и </w:t>
+            </w:r>
+            <w:r>
+              <w:rPr>
+                <w:sz w:val="28"/>
+                <w:szCs w:val="28"/>
+                <w:lang w:val="ru-RU"/>
+              </w:rPr>
+              <w:t>применить конфигурацию</w:t>
             </w:r>
           </w:p>
           <w:p>
@@ -2867,7 +4597,6 @@
               <w:spacing w:line="240" w:lineRule="auto"/>
               <w:jc w:val="both"/>
               <w:rPr>
-                <w:i/>
                 <w:sz w:val="28"/>
                 <w:szCs w:val="28"/>
                 <w:lang w:val="ru-RU"/>
@@ -2875,12 +4604,35 @@
             </w:pPr>
             <w:r>
               <w:rPr>
-                <w:i/>
                 <w:sz w:val="28"/>
                 <w:szCs w:val="28"/>
                 <w:lang w:val="ru-RU"/>
               </w:rPr>
-              <w:t>поплакать, если не работает</w:t>
+              <w:t>П</w:t>
+            </w:r>
+            <w:r>
+              <w:rPr>
+                <w:sz w:val="28"/>
+                <w:szCs w:val="28"/>
+                <w:lang w:val="ru-RU"/>
+              </w:rPr>
+              <w:t>оплакать, если не работает</w:t>
+            </w:r>
+            <w:r>
+              <w:rPr>
+                <w:sz w:val="28"/>
+                <w:szCs w:val="28"/>
+                <w:lang w:val="ru-RU"/>
+              </w:rPr>
+              <w:t xml:space="preserve">. </w:t>
+            </w:r>
+            <w:r>
+              <w:rPr>
+                <w:sz w:val="28"/>
+                <w:szCs w:val="28"/>
+                <w:lang w:val="ru-RU"/>
+              </w:rPr>
+              <w:t>Если работает, снова запустить тестовый проект:</w:t>
             </w:r>
           </w:p>
           <w:p>
@@ -2945,25 +4697,30 @@
         <w:rPr>
           <w:sz w:val="28"/>
           <w:szCs w:val="28"/>
-          <w:lang w:val="en-US"/>
-        </w:rPr>
-      </w:pPr>
-    </w:p>
-    <w:p>
-      <w:pPr>
-        <w:spacing w:line="240" w:lineRule="auto"/>
-        <w:jc w:val="both"/>
-        <w:rPr>
-          <w:sz w:val="28"/>
-          <w:szCs w:val="28"/>
-        </w:rPr>
-      </w:pPr>
-      <w:r>
-        <w:rPr>
-          <w:sz w:val="28"/>
-          <w:szCs w:val="28"/>
-        </w:rPr>
-        <w:t xml:space="preserve">2.3 Добавить пользователя в группу </w:t>
+        </w:rPr>
+      </w:pPr>
+      <w:r>
+        <w:rPr>
+          <w:sz w:val="28"/>
+          <w:szCs w:val="28"/>
+        </w:rPr>
+        <w:lastRenderedPageBreak/>
+        <w:t>2.</w:t>
+      </w:r>
+      <w:r>
+        <w:rPr>
+          <w:sz w:val="28"/>
+          <w:szCs w:val="28"/>
+          <w:lang w:val="ru-RU"/>
+        </w:rPr>
+        <w:t>3</w:t>
+      </w:r>
+      <w:r>
+        <w:rPr>
+          <w:sz w:val="28"/>
+          <w:szCs w:val="28"/>
+        </w:rPr>
+        <w:t xml:space="preserve"> Добавить пользователя в группу </w:t>
       </w:r>
       <w:proofErr w:type="spellStart"/>
       <w:r>
@@ -3005,17 +4762,34 @@
         <w:rPr>
           <w:sz w:val="28"/>
           <w:szCs w:val="28"/>
-        </w:rPr>
-      </w:pPr>
-      <w:r>
-        <w:rPr>
-          <w:sz w:val="28"/>
-          <w:szCs w:val="28"/>
-          <w:lang w:val="ru-RU"/>
-        </w:rPr>
-        <w:t xml:space="preserve">Настройка прав: </w:t>
-      </w:r>
-      <w:hyperlink r:id="rId12" w:history="1">
+          <w:lang w:val="ru-RU"/>
+        </w:rPr>
+      </w:pPr>
+      <w:r>
+        <w:rPr>
+          <w:sz w:val="28"/>
+          <w:szCs w:val="28"/>
+          <w:lang w:val="ru-RU"/>
+        </w:rPr>
+        <w:t>Настройка прав</w:t>
+      </w:r>
+      <w:r>
+        <w:rPr>
+          <w:sz w:val="28"/>
+          <w:szCs w:val="28"/>
+          <w:lang w:val="ru-RU"/>
+        </w:rPr>
+        <w:t xml:space="preserve"> </w:t>
+      </w:r>
+      <w:r>
+        <w:rPr>
+          <w:sz w:val="28"/>
+          <w:szCs w:val="28"/>
+          <w:lang w:val="ru-RU"/>
+        </w:rPr>
+        <w:t>(</w:t>
+      </w:r>
+      <w:hyperlink r:id="rId19" w:history="1">
         <w:r>
           <w:rPr>
             <w:rStyle w:val="ab"/>
@@ -3029,32 +4803,148 @@
         <w:rPr>
           <w:sz w:val="28"/>
           <w:szCs w:val="28"/>
+          <w:lang w:val="ru-RU"/>
+        </w:rPr>
+        <w:t>)</w:t>
+      </w:r>
+    </w:p>
+    <w:p>
+      <w:pPr>
+        <w:spacing w:line="240" w:lineRule="auto"/>
+        <w:jc w:val="both"/>
+        <w:rPr>
+          <w:sz w:val="28"/>
+          <w:szCs w:val="28"/>
+        </w:rPr>
+      </w:pPr>
+      <w:r>
+        <w:rPr>
+          <w:sz w:val="28"/>
+          <w:szCs w:val="28"/>
+        </w:rPr>
+        <w:t>- пр</w:t>
+      </w:r>
+      <w:r>
+        <w:rPr>
+          <w:sz w:val="28"/>
+          <w:szCs w:val="28"/>
+        </w:rPr>
+        <w:t xml:space="preserve">оверить работу </w:t>
+      </w:r>
+      <w:proofErr w:type="spellStart"/>
+      <w:r>
+        <w:rPr>
+          <w:sz w:val="28"/>
+          <w:szCs w:val="28"/>
+        </w:rPr>
+        <w:t>docker</w:t>
+      </w:r>
+      <w:proofErr w:type="spellEnd"/>
+      <w:r>
+        <w:rPr>
+          <w:sz w:val="28"/>
+          <w:szCs w:val="28"/>
+        </w:rPr>
+        <w:t xml:space="preserve"> без </w:t>
+      </w:r>
+      <w:proofErr w:type="spellStart"/>
+      <w:r>
+        <w:rPr>
+          <w:sz w:val="28"/>
+          <w:szCs w:val="28"/>
+        </w:rPr>
+        <w:t>sudo</w:t>
+      </w:r>
+      <w:proofErr w:type="spellEnd"/>
+      <w:r>
+        <w:rPr>
+          <w:sz w:val="28"/>
+          <w:szCs w:val="28"/>
+          <w:lang w:val="ru-RU"/>
+        </w:rPr>
+        <w:t xml:space="preserve"> (команда не выполнится, т.к. нет прав)</w:t>
+      </w:r>
+      <w:r>
+        <w:rPr>
+          <w:sz w:val="28"/>
+          <w:szCs w:val="28"/>
+        </w:rPr>
+        <w:t>:</w:t>
+      </w:r>
+    </w:p>
+    <w:p>
+      <w:pPr>
+        <w:spacing w:line="240" w:lineRule="auto"/>
+        <w:jc w:val="both"/>
+        <w:rPr>
+          <w:sz w:val="28"/>
+          <w:szCs w:val="28"/>
+        </w:rPr>
+      </w:pPr>
+      <w:proofErr w:type="spellStart"/>
+      <w:r>
+        <w:rPr>
+          <w:sz w:val="28"/>
+          <w:szCs w:val="28"/>
+        </w:rPr>
+        <w:t>docker</w:t>
+      </w:r>
+      <w:proofErr w:type="spellEnd"/>
+      <w:r>
+        <w:rPr>
+          <w:sz w:val="28"/>
+          <w:szCs w:val="28"/>
         </w:rPr>
         <w:t xml:space="preserve"> </w:t>
       </w:r>
-    </w:p>
-    <w:p>
-      <w:pPr>
-        <w:spacing w:line="240" w:lineRule="auto"/>
-        <w:jc w:val="both"/>
-        <w:rPr>
-          <w:sz w:val="28"/>
-          <w:szCs w:val="28"/>
-        </w:rPr>
-      </w:pPr>
-      <w:r>
-        <w:rPr>
-          <w:sz w:val="28"/>
-          <w:szCs w:val="28"/>
-        </w:rPr>
-        <w:t xml:space="preserve">- проверить работу </w:t>
-      </w:r>
       <w:proofErr w:type="spellStart"/>
       <w:r>
         <w:rPr>
           <w:sz w:val="28"/>
           <w:szCs w:val="28"/>
         </w:rPr>
+        <w:t>run</w:t>
+      </w:r>
+      <w:proofErr w:type="spellEnd"/>
+      <w:r>
+        <w:rPr>
+          <w:sz w:val="28"/>
+          <w:szCs w:val="28"/>
+        </w:rPr>
+        <w:t xml:space="preserve"> </w:t>
+      </w:r>
+      <w:proofErr w:type="spellStart"/>
+      <w:r>
+        <w:rPr>
+          <w:sz w:val="28"/>
+          <w:szCs w:val="28"/>
+        </w:rPr>
+        <w:t>hello-world</w:t>
+      </w:r>
+      <w:proofErr w:type="spellEnd"/>
+    </w:p>
+    <w:p>
+      <w:pPr>
+        <w:spacing w:line="240" w:lineRule="auto"/>
+        <w:jc w:val="both"/>
+        <w:rPr>
+          <w:sz w:val="28"/>
+          <w:szCs w:val="28"/>
+        </w:rPr>
+      </w:pPr>
+      <w:r>
+        <w:rPr>
+          <w:sz w:val="28"/>
+          <w:szCs w:val="28"/>
+        </w:rPr>
+        <w:t xml:space="preserve">- добавить текущего пользователя в группу </w:t>
+      </w:r>
+      <w:proofErr w:type="spellStart"/>
+      <w:r>
+        <w:rPr>
+          <w:sz w:val="28"/>
+          <w:szCs w:val="28"/>
+        </w:rPr>
         <w:t>docker</w:t>
       </w:r>
       <w:proofErr w:type="spellEnd"/>
@@ -3063,13 +4953,25 @@
           <w:sz w:val="28"/>
           <w:szCs w:val="28"/>
         </w:rPr>
-        <w:t xml:space="preserve"> без </w:t>
-      </w:r>
+        <w:t xml:space="preserve">: </w:t>
+      </w:r>
+    </w:p>
+    <w:p>
+      <w:pPr>
+        <w:spacing w:line="240" w:lineRule="auto"/>
+        <w:jc w:val="both"/>
+        <w:rPr>
+          <w:sz w:val="28"/>
+          <w:szCs w:val="28"/>
+          <w:lang w:val="en-US"/>
+        </w:rPr>
+      </w:pPr>
       <w:proofErr w:type="spellStart"/>
       <w:r>
         <w:rPr>
           <w:sz w:val="28"/>
           <w:szCs w:val="28"/>
+          <w:lang w:val="en-US"/>
         </w:rPr>
         <w:t>sudo</w:t>
       </w:r>
@@ -3078,24 +4980,52 @@
         <w:rPr>
           <w:sz w:val="28"/>
           <w:szCs w:val="28"/>
-        </w:rPr>
-        <w:t xml:space="preserve">: </w:t>
-      </w:r>
-    </w:p>
-    <w:p>
-      <w:pPr>
-        <w:spacing w:line="240" w:lineRule="auto"/>
-        <w:jc w:val="both"/>
-        <w:rPr>
-          <w:sz w:val="28"/>
-          <w:szCs w:val="28"/>
-        </w:rPr>
-      </w:pPr>
+          <w:lang w:val="en-US"/>
+        </w:rPr>
+        <w:t xml:space="preserve"> </w:t>
+      </w:r>
       <w:proofErr w:type="spellStart"/>
       <w:r>
         <w:rPr>
           <w:sz w:val="28"/>
           <w:szCs w:val="28"/>
+          <w:lang w:val="en-US"/>
+        </w:rPr>
+        <w:t>usermod</w:t>
+      </w:r>
+      <w:proofErr w:type="spellEnd"/>
+      <w:r>
+        <w:rPr>
+          <w:sz w:val="28"/>
+          <w:szCs w:val="28"/>
+          <w:lang w:val="en-US"/>
+        </w:rPr>
+        <w:t xml:space="preserve"> -</w:t>
+      </w:r>
+      <w:proofErr w:type="spellStart"/>
+      <w:r>
+        <w:rPr>
+          <w:sz w:val="28"/>
+          <w:szCs w:val="28"/>
+          <w:lang w:val="en-US"/>
+        </w:rPr>
+        <w:t>aG</w:t>
+      </w:r>
+      <w:proofErr w:type="spellEnd"/>
+      <w:r>
+        <w:rPr>
+          <w:sz w:val="28"/>
+          <w:szCs w:val="28"/>
+          <w:lang w:val="en-US"/>
+        </w:rPr>
+        <w:t xml:space="preserve"> </w:t>
+      </w:r>
+      <w:proofErr w:type="spellStart"/>
+      <w:r>
+        <w:rPr>
+          <w:sz w:val="28"/>
+          <w:szCs w:val="28"/>
+          <w:lang w:val="en-US"/>
         </w:rPr>
         <w:t>docker</w:t>
       </w:r>
@@ -3104,6 +5034,36 @@
         <w:rPr>
           <w:sz w:val="28"/>
           <w:szCs w:val="28"/>
+          <w:lang w:val="en-US"/>
+        </w:rPr>
+        <w:t xml:space="preserve"> $USER</w:t>
+      </w:r>
+    </w:p>
+    <w:p>
+      <w:pPr>
+        <w:spacing w:line="240" w:lineRule="auto"/>
+        <w:jc w:val="both"/>
+        <w:rPr>
+          <w:sz w:val="28"/>
+          <w:szCs w:val="28"/>
+          <w:lang w:val="en-US"/>
+        </w:rPr>
+      </w:pPr>
+      <w:proofErr w:type="spellStart"/>
+      <w:r>
+        <w:rPr>
+          <w:sz w:val="28"/>
+          <w:szCs w:val="28"/>
+          <w:lang w:val="en-US"/>
+        </w:rPr>
+        <w:t>newgrp</w:t>
+      </w:r>
+      <w:proofErr w:type="spellEnd"/>
+      <w:r>
+        <w:rPr>
+          <w:sz w:val="28"/>
+          <w:szCs w:val="28"/>
+          <w:lang w:val="en-US"/>
         </w:rPr>
         <w:t xml:space="preserve"> </w:t>
       </w:r>
@@ -3112,48 +5072,120 @@
         <w:rPr>
           <w:sz w:val="28"/>
           <w:szCs w:val="28"/>
-        </w:rPr>
-        <w:t>run</w:t>
+          <w:lang w:val="en-US"/>
+        </w:rPr>
+        <w:t>docker</w:t>
       </w:r>
       <w:proofErr w:type="spellEnd"/>
-      <w:r>
-        <w:rPr>
-          <w:sz w:val="28"/>
-          <w:szCs w:val="28"/>
+    </w:p>
+    <w:p>
+      <w:pPr>
+        <w:spacing w:line="240" w:lineRule="auto"/>
+        <w:jc w:val="both"/>
+        <w:rPr>
+          <w:sz w:val="28"/>
+          <w:szCs w:val="28"/>
+          <w:lang w:val="en-US"/>
+        </w:rPr>
+      </w:pPr>
+      <w:r>
+        <w:rPr>
+          <w:sz w:val="28"/>
+          <w:szCs w:val="28"/>
+          <w:lang w:val="en-US"/>
+        </w:rPr>
+        <w:t xml:space="preserve">- </w:t>
+      </w:r>
+      <w:r>
+        <w:rPr>
+          <w:sz w:val="28"/>
+          <w:szCs w:val="28"/>
+        </w:rPr>
+        <w:t>проверить</w:t>
+      </w:r>
+      <w:r>
+        <w:rPr>
+          <w:sz w:val="28"/>
+          <w:szCs w:val="28"/>
+          <w:lang w:val="en-US"/>
         </w:rPr>
         <w:t xml:space="preserve"> </w:t>
       </w:r>
+      <w:r>
+        <w:rPr>
+          <w:sz w:val="28"/>
+          <w:szCs w:val="28"/>
+        </w:rPr>
+        <w:t>работу</w:t>
+      </w:r>
+      <w:r>
+        <w:rPr>
+          <w:sz w:val="28"/>
+          <w:szCs w:val="28"/>
+          <w:lang w:val="en-US"/>
+        </w:rPr>
+        <w:t xml:space="preserve"> </w:t>
+      </w:r>
       <w:proofErr w:type="spellStart"/>
       <w:r>
         <w:rPr>
           <w:sz w:val="28"/>
           <w:szCs w:val="28"/>
-        </w:rPr>
-        <w:t>hello-world</w:t>
+          <w:lang w:val="en-US"/>
+        </w:rPr>
+        <w:t>docker</w:t>
       </w:r>
       <w:proofErr w:type="spellEnd"/>
-    </w:p>
-    <w:p>
-      <w:pPr>
-        <w:spacing w:line="240" w:lineRule="auto"/>
-        <w:jc w:val="both"/>
-        <w:rPr>
-          <w:sz w:val="28"/>
-          <w:szCs w:val="28"/>
-        </w:rPr>
-      </w:pPr>
-      <w:r>
-        <w:rPr>
-          <w:sz w:val="28"/>
-          <w:szCs w:val="28"/>
-        </w:rPr>
-        <w:t xml:space="preserve">- добавить текущего пользователя в группу </w:t>
+      <w:r>
+        <w:rPr>
+          <w:sz w:val="28"/>
+          <w:szCs w:val="28"/>
+          <w:lang w:val="en-US"/>
+        </w:rPr>
+        <w:t xml:space="preserve"> </w:t>
+      </w:r>
+      <w:r>
+        <w:rPr>
+          <w:sz w:val="28"/>
+          <w:szCs w:val="28"/>
+        </w:rPr>
+        <w:t>без</w:t>
+      </w:r>
+      <w:r>
+        <w:rPr>
+          <w:sz w:val="28"/>
+          <w:szCs w:val="28"/>
+          <w:lang w:val="en-US"/>
+        </w:rPr>
+        <w:t xml:space="preserve"> </w:t>
       </w:r>
       <w:proofErr w:type="spellStart"/>
       <w:r>
         <w:rPr>
           <w:sz w:val="28"/>
           <w:szCs w:val="28"/>
+          <w:lang w:val="en-US"/>
+        </w:rPr>
+        <w:t>sudo</w:t>
+      </w:r>
+      <w:proofErr w:type="spellEnd"/>
+    </w:p>
+    <w:p>
+      <w:pPr>
+        <w:spacing w:line="240" w:lineRule="auto"/>
+        <w:jc w:val="both"/>
+        <w:rPr>
+          <w:sz w:val="28"/>
+          <w:szCs w:val="28"/>
+          <w:lang w:val="en-US"/>
+        </w:rPr>
+      </w:pPr>
+      <w:proofErr w:type="spellStart"/>
+      <w:r>
+        <w:rPr>
+          <w:sz w:val="28"/>
+          <w:szCs w:val="28"/>
+          <w:lang w:val="en-US"/>
         </w:rPr>
         <w:t>docker</w:t>
       </w:r>
@@ -3162,440 +5194,182 @@
         <w:rPr>
           <w:sz w:val="28"/>
           <w:szCs w:val="28"/>
-        </w:rPr>
-        <w:t xml:space="preserve">: </w:t>
-      </w:r>
-    </w:p>
-    <w:p>
-      <w:pPr>
-        <w:spacing w:line="240" w:lineRule="auto"/>
-        <w:jc w:val="both"/>
-        <w:rPr>
-          <w:sz w:val="28"/>
-          <w:szCs w:val="28"/>
-          <w:lang w:val="en-US"/>
-        </w:rPr>
-      </w:pPr>
+          <w:lang w:val="en-US"/>
+        </w:rPr>
+        <w:t xml:space="preserve"> run hello-world</w:t>
+      </w:r>
+    </w:p>
+    <w:p>
+      <w:pPr>
+        <w:spacing w:line="240" w:lineRule="auto"/>
+        <w:jc w:val="both"/>
+        <w:rPr>
+          <w:sz w:val="28"/>
+          <w:szCs w:val="28"/>
+          <w:lang w:val="en-US"/>
+        </w:rPr>
+      </w:pPr>
+    </w:p>
+    <w:p>
+      <w:pPr>
+        <w:spacing w:line="240" w:lineRule="auto"/>
+        <w:jc w:val="both"/>
+        <w:rPr>
+          <w:sz w:val="28"/>
+          <w:szCs w:val="28"/>
+          <w:shd w:val="clear" w:color="auto" w:fill="D9EAD3"/>
+        </w:rPr>
+      </w:pPr>
+      <w:r>
+        <w:rPr>
+          <w:sz w:val="28"/>
+          <w:szCs w:val="28"/>
+          <w:shd w:val="clear" w:color="auto" w:fill="D9EAD3"/>
+        </w:rPr>
+        <w:t xml:space="preserve">3 Установка </w:t>
+      </w:r>
       <w:proofErr w:type="spellStart"/>
       <w:r>
         <w:rPr>
           <w:sz w:val="28"/>
           <w:szCs w:val="28"/>
-          <w:lang w:val="en-US"/>
-        </w:rPr>
-        <w:t>sudo</w:t>
+          <w:shd w:val="clear" w:color="auto" w:fill="D9EAD3"/>
+        </w:rPr>
+        <w:t>adminer</w:t>
       </w:r>
       <w:proofErr w:type="spellEnd"/>
       <w:r>
         <w:rPr>
           <w:sz w:val="28"/>
           <w:szCs w:val="28"/>
-          <w:lang w:val="en-US"/>
-        </w:rPr>
-        <w:t xml:space="preserve"> </w:t>
+          <w:shd w:val="clear" w:color="auto" w:fill="D9EAD3"/>
+        </w:rPr>
+        <w:t xml:space="preserve"> (утилита для управления СУБД в браузере)</w:t>
+      </w:r>
+    </w:p>
+    <w:p>
+      <w:pPr>
+        <w:spacing w:line="240" w:lineRule="auto"/>
+        <w:jc w:val="both"/>
+        <w:rPr>
+          <w:sz w:val="28"/>
+          <w:szCs w:val="28"/>
+        </w:rPr>
+      </w:pPr>
+      <w:r>
+        <w:rPr>
+          <w:sz w:val="28"/>
+          <w:szCs w:val="28"/>
+        </w:rPr>
+        <w:t>В папке /</w:t>
       </w:r>
       <w:proofErr w:type="spellStart"/>
       <w:r>
         <w:rPr>
           <w:sz w:val="28"/>
           <w:szCs w:val="28"/>
-          <w:lang w:val="en-US"/>
-        </w:rPr>
-        <w:t>usermod</w:t>
+        </w:rPr>
+        <w:t>home</w:t>
       </w:r>
       <w:proofErr w:type="spellEnd"/>
       <w:r>
         <w:rPr>
           <w:sz w:val="28"/>
           <w:szCs w:val="28"/>
-          <w:lang w:val="en-US"/>
-        </w:rPr>
-        <w:t xml:space="preserve"> -</w:t>
+        </w:rPr>
+        <w:t>/</w:t>
       </w:r>
       <w:proofErr w:type="spellStart"/>
       <w:r>
         <w:rPr>
           <w:sz w:val="28"/>
           <w:szCs w:val="28"/>
-          <w:lang w:val="en-US"/>
-        </w:rPr>
-        <w:t>aG</w:t>
+        </w:rPr>
+        <w:t>user</w:t>
       </w:r>
       <w:proofErr w:type="spellEnd"/>
       <w:r>
         <w:rPr>
           <w:sz w:val="28"/>
           <w:szCs w:val="28"/>
-          <w:lang w:val="en-US"/>
-        </w:rPr>
-        <w:t xml:space="preserve"> </w:t>
+        </w:rPr>
+        <w:t xml:space="preserve">/ создать папку </w:t>
       </w:r>
       <w:proofErr w:type="spellStart"/>
       <w:r>
         <w:rPr>
           <w:sz w:val="28"/>
           <w:szCs w:val="28"/>
-          <w:lang w:val="en-US"/>
-        </w:rPr>
-        <w:t>docker</w:t>
+        </w:rPr>
+        <w:t>dbms</w:t>
       </w:r>
       <w:proofErr w:type="spellEnd"/>
       <w:r>
         <w:rPr>
           <w:sz w:val="28"/>
           <w:szCs w:val="28"/>
-          <w:lang w:val="en-US"/>
-        </w:rPr>
-        <w:t xml:space="preserve"> $USER</w:t>
-      </w:r>
-    </w:p>
-    <w:p>
-      <w:pPr>
-        <w:spacing w:line="240" w:lineRule="auto"/>
-        <w:jc w:val="both"/>
-        <w:rPr>
-          <w:sz w:val="28"/>
-          <w:szCs w:val="28"/>
-          <w:lang w:val="en-US"/>
-        </w:rPr>
-      </w:pPr>
+        </w:rPr>
+        <w:t>. В ней будут контейнеры для работы СУБД.</w:t>
+      </w:r>
+    </w:p>
+    <w:p>
+      <w:pPr>
+        <w:spacing w:line="240" w:lineRule="auto"/>
+        <w:jc w:val="both"/>
+        <w:rPr>
+          <w:sz w:val="28"/>
+          <w:szCs w:val="28"/>
+        </w:rPr>
+      </w:pPr>
+    </w:p>
+    <w:p>
+      <w:pPr>
+        <w:spacing w:line="240" w:lineRule="auto"/>
+        <w:jc w:val="both"/>
+        <w:rPr>
+          <w:sz w:val="28"/>
+          <w:szCs w:val="28"/>
+        </w:rPr>
+      </w:pPr>
+      <w:r>
+        <w:rPr>
+          <w:sz w:val="28"/>
+          <w:szCs w:val="28"/>
+        </w:rPr>
+        <w:t xml:space="preserve">3.1 Добавить в </w:t>
+      </w:r>
       <w:proofErr w:type="spellStart"/>
       <w:r>
         <w:rPr>
           <w:sz w:val="28"/>
           <w:szCs w:val="28"/>
-          <w:lang w:val="en-US"/>
-        </w:rPr>
-        <w:t>newgrp</w:t>
+        </w:rPr>
+        <w:t>dbms</w:t>
       </w:r>
       <w:proofErr w:type="spellEnd"/>
       <w:r>
         <w:rPr>
           <w:sz w:val="28"/>
           <w:szCs w:val="28"/>
-          <w:lang w:val="en-US"/>
-        </w:rPr>
-        <w:t xml:space="preserve"> </w:t>
+        </w:rPr>
+        <w:t xml:space="preserve"> папку </w:t>
       </w:r>
       <w:proofErr w:type="spellStart"/>
       <w:r>
         <w:rPr>
           <w:sz w:val="28"/>
           <w:szCs w:val="28"/>
-          <w:lang w:val="en-US"/>
-        </w:rPr>
-        <w:t>docker</w:t>
+        </w:rPr>
+        <w:t>adminer</w:t>
       </w:r>
       <w:proofErr w:type="spellEnd"/>
-    </w:p>
-    <w:p>
-      <w:pPr>
-        <w:spacing w:line="240" w:lineRule="auto"/>
-        <w:jc w:val="both"/>
-        <w:rPr>
-          <w:sz w:val="28"/>
-          <w:szCs w:val="28"/>
-          <w:lang w:val="en-US"/>
-        </w:rPr>
-      </w:pPr>
-      <w:r>
-        <w:rPr>
-          <w:sz w:val="28"/>
-          <w:szCs w:val="28"/>
-          <w:lang w:val="en-US"/>
-        </w:rPr>
-        <w:t xml:space="preserve">- </w:t>
-      </w:r>
-      <w:r>
-        <w:rPr>
-          <w:sz w:val="28"/>
-          <w:szCs w:val="28"/>
-        </w:rPr>
-        <w:t>проверить</w:t>
-      </w:r>
-      <w:r>
-        <w:rPr>
-          <w:sz w:val="28"/>
-          <w:szCs w:val="28"/>
-          <w:lang w:val="en-US"/>
-        </w:rPr>
-        <w:t xml:space="preserve"> </w:t>
-      </w:r>
-      <w:r>
-        <w:rPr>
-          <w:sz w:val="28"/>
-          <w:szCs w:val="28"/>
-        </w:rPr>
-        <w:t>работу</w:t>
-      </w:r>
-      <w:r>
-        <w:rPr>
-          <w:sz w:val="28"/>
-          <w:szCs w:val="28"/>
-          <w:lang w:val="en-US"/>
-        </w:rPr>
-        <w:t xml:space="preserve"> </w:t>
-      </w:r>
-      <w:proofErr w:type="spellStart"/>
-      <w:r>
-        <w:rPr>
-          <w:sz w:val="28"/>
-          <w:szCs w:val="28"/>
-          <w:lang w:val="en-US"/>
-        </w:rPr>
-        <w:t>docker</w:t>
-      </w:r>
-      <w:proofErr w:type="spellEnd"/>
-      <w:r>
-        <w:rPr>
-          <w:sz w:val="28"/>
-          <w:szCs w:val="28"/>
-          <w:lang w:val="en-US"/>
-        </w:rPr>
-        <w:t xml:space="preserve"> </w:t>
-      </w:r>
-      <w:r>
-        <w:rPr>
-          <w:sz w:val="28"/>
-          <w:szCs w:val="28"/>
-        </w:rPr>
-        <w:t>без</w:t>
-      </w:r>
-      <w:r>
-        <w:rPr>
-          <w:sz w:val="28"/>
-          <w:szCs w:val="28"/>
-          <w:lang w:val="en-US"/>
-        </w:rPr>
-        <w:t xml:space="preserve"> </w:t>
-      </w:r>
-      <w:proofErr w:type="spellStart"/>
-      <w:r>
-        <w:rPr>
-          <w:sz w:val="28"/>
-          <w:szCs w:val="28"/>
-          <w:lang w:val="en-US"/>
-        </w:rPr>
-        <w:t>sudo</w:t>
-      </w:r>
-      <w:proofErr w:type="spellEnd"/>
-    </w:p>
-    <w:p>
-      <w:pPr>
-        <w:spacing w:line="240" w:lineRule="auto"/>
-        <w:jc w:val="both"/>
-        <w:rPr>
-          <w:sz w:val="28"/>
-          <w:szCs w:val="28"/>
-          <w:lang w:val="en-US"/>
-        </w:rPr>
-      </w:pPr>
-      <w:proofErr w:type="spellStart"/>
-      <w:r>
-        <w:rPr>
-          <w:sz w:val="28"/>
-          <w:szCs w:val="28"/>
-          <w:lang w:val="en-US"/>
-        </w:rPr>
-        <w:t>docker</w:t>
-      </w:r>
-      <w:proofErr w:type="spellEnd"/>
-      <w:r>
-        <w:rPr>
-          <w:sz w:val="28"/>
-          <w:szCs w:val="28"/>
-          <w:lang w:val="en-US"/>
-        </w:rPr>
-        <w:t xml:space="preserve"> run hello-world</w:t>
-      </w:r>
-    </w:p>
-    <w:p>
-      <w:pPr>
-        <w:spacing w:line="240" w:lineRule="auto"/>
-        <w:jc w:val="both"/>
-        <w:rPr>
-          <w:sz w:val="28"/>
-          <w:szCs w:val="28"/>
-          <w:lang w:val="en-US"/>
-        </w:rPr>
-      </w:pPr>
-    </w:p>
-    <w:p>
-      <w:pPr>
-        <w:spacing w:line="240" w:lineRule="auto"/>
-        <w:jc w:val="both"/>
-        <w:rPr>
-          <w:sz w:val="28"/>
-          <w:szCs w:val="28"/>
-          <w:shd w:val="clear" w:color="auto" w:fill="D9EAD3"/>
-        </w:rPr>
-      </w:pPr>
-      <w:r>
-        <w:rPr>
-          <w:sz w:val="28"/>
-          <w:szCs w:val="28"/>
-          <w:shd w:val="clear" w:color="auto" w:fill="D9EAD3"/>
-        </w:rPr>
-        <w:t xml:space="preserve">3 Установка </w:t>
-      </w:r>
-      <w:proofErr w:type="spellStart"/>
-      <w:r>
-        <w:rPr>
-          <w:sz w:val="28"/>
-          <w:szCs w:val="28"/>
-          <w:shd w:val="clear" w:color="auto" w:fill="D9EAD3"/>
-        </w:rPr>
-        <w:t>adminer</w:t>
-      </w:r>
-      <w:proofErr w:type="spellEnd"/>
-      <w:r>
-        <w:rPr>
-          <w:sz w:val="28"/>
-          <w:szCs w:val="28"/>
-          <w:shd w:val="clear" w:color="auto" w:fill="D9EAD3"/>
-        </w:rPr>
-        <w:t xml:space="preserve"> (утилита для управления СУБД в браузере)</w:t>
-      </w:r>
-    </w:p>
-    <w:p>
-      <w:pPr>
-        <w:spacing w:line="240" w:lineRule="auto"/>
-        <w:jc w:val="both"/>
-        <w:rPr>
-          <w:sz w:val="28"/>
-          <w:szCs w:val="28"/>
-        </w:rPr>
-      </w:pPr>
-      <w:r>
-        <w:rPr>
-          <w:sz w:val="28"/>
-          <w:szCs w:val="28"/>
-        </w:rPr>
-        <w:t>В папке /</w:t>
-      </w:r>
-      <w:proofErr w:type="spellStart"/>
-      <w:r>
-        <w:rPr>
-          <w:sz w:val="28"/>
-          <w:szCs w:val="28"/>
-        </w:rPr>
-        <w:t>home</w:t>
-      </w:r>
-      <w:proofErr w:type="spellEnd"/>
-      <w:r>
-        <w:rPr>
-          <w:sz w:val="28"/>
-          <w:szCs w:val="28"/>
-        </w:rPr>
-        <w:t>/</w:t>
-      </w:r>
-      <w:proofErr w:type="spellStart"/>
-      <w:r>
-        <w:rPr>
-          <w:sz w:val="28"/>
-          <w:szCs w:val="28"/>
-        </w:rPr>
-        <w:t>user</w:t>
-      </w:r>
-      <w:proofErr w:type="spellEnd"/>
-      <w:r>
-        <w:rPr>
-          <w:sz w:val="28"/>
-          <w:szCs w:val="28"/>
-        </w:rPr>
-        <w:t xml:space="preserve">/ создать папку </w:t>
-      </w:r>
-      <w:proofErr w:type="spellStart"/>
-      <w:r>
-        <w:rPr>
-          <w:sz w:val="28"/>
-          <w:szCs w:val="28"/>
-        </w:rPr>
-        <w:t>dbms</w:t>
-      </w:r>
-      <w:proofErr w:type="spellEnd"/>
-      <w:r>
-        <w:rPr>
-          <w:sz w:val="28"/>
-          <w:szCs w:val="28"/>
-        </w:rPr>
-        <w:t>. В ней будут все контейнеры для работы СУБД.</w:t>
-      </w:r>
-    </w:p>
-    <w:p>
-      <w:pPr>
-        <w:spacing w:line="240" w:lineRule="auto"/>
-        <w:jc w:val="both"/>
-        <w:rPr>
-          <w:sz w:val="28"/>
-          <w:szCs w:val="28"/>
-        </w:rPr>
-      </w:pPr>
-    </w:p>
-    <w:p>
-      <w:pPr>
-        <w:spacing w:line="240" w:lineRule="auto"/>
-        <w:jc w:val="both"/>
-        <w:rPr>
-          <w:sz w:val="28"/>
-          <w:szCs w:val="28"/>
-        </w:rPr>
-      </w:pPr>
-      <w:r>
-        <w:rPr>
-          <w:sz w:val="28"/>
-          <w:szCs w:val="28"/>
-        </w:rPr>
-        <w:t xml:space="preserve">3.1 Добавить в </w:t>
-      </w:r>
-      <w:proofErr w:type="spellStart"/>
-      <w:r>
-        <w:rPr>
-          <w:sz w:val="28"/>
-          <w:szCs w:val="28"/>
-        </w:rPr>
-        <w:t>dbms</w:t>
-      </w:r>
-      <w:proofErr w:type="spellEnd"/>
-      <w:r>
-        <w:rPr>
-          <w:sz w:val="28"/>
-          <w:szCs w:val="28"/>
-        </w:rPr>
-        <w:t xml:space="preserve"> папку </w:t>
-      </w:r>
-      <w:proofErr w:type="spellStart"/>
-      <w:r>
-        <w:rPr>
-          <w:sz w:val="28"/>
-          <w:szCs w:val="28"/>
-        </w:rPr>
-        <w:t>adminer</w:t>
-      </w:r>
-      <w:proofErr w:type="spellEnd"/>
-      <w:r>
-        <w:rPr>
-          <w:sz w:val="28"/>
-          <w:szCs w:val="28"/>
-        </w:rPr>
-        <w:t xml:space="preserve">. </w:t>
-      </w:r>
-    </w:p>
-    <w:p>
-      <w:pPr>
-        <w:spacing w:line="240" w:lineRule="auto"/>
-        <w:jc w:val="both"/>
-        <w:rPr>
-          <w:sz w:val="28"/>
-          <w:szCs w:val="28"/>
-        </w:rPr>
-      </w:pPr>
-      <w:r>
-        <w:rPr>
-          <w:sz w:val="28"/>
-          <w:szCs w:val="28"/>
-        </w:rPr>
-        <w:t xml:space="preserve">3.2 Создать в ней файл </w:t>
+      <w:r>
+        <w:rPr>
+          <w:sz w:val="28"/>
+          <w:szCs w:val="28"/>
+          <w:lang w:val="ru-RU"/>
+        </w:rPr>
+        <w:t xml:space="preserve">, в которой создать файл </w:t>
       </w:r>
       <w:proofErr w:type="spellStart"/>
       <w:r>
@@ -3620,7 +5394,704 @@
           <w:sz w:val="28"/>
           <w:szCs w:val="28"/>
         </w:rPr>
-        <w:t xml:space="preserve"> со следующим содержимым:</w:t>
+        <w:t xml:space="preserve">. </w:t>
+      </w:r>
+    </w:p>
+    <w:p>
+      <w:pPr>
+        <w:spacing w:line="240" w:lineRule="auto"/>
+        <w:jc w:val="both"/>
+        <w:rPr>
+          <w:sz w:val="28"/>
+          <w:szCs w:val="28"/>
+          <w:lang w:val="ru-RU"/>
+        </w:rPr>
+      </w:pPr>
+      <w:r>
+        <w:rPr>
+          <w:noProof/>
+          <w:lang w:val="ru-RU"/>
+        </w:rPr>
+        <w:drawing>
+          <wp:inline distT="0" distB="0" distL="0" distR="0" wp14:anchorId="045C929C" wp14:editId="6E71233D">
+            <wp:extent cx="1144800" cy="766800"/>
+            <wp:effectExtent l="0" t="0" r="0" b="0"/>
+            <wp:docPr id="12" name="Рисунок 12"/>
+            <wp:cNvGraphicFramePr>
+              <a:graphicFrameLocks xmlns:a="http://schemas.openxmlformats.org/drawingml/2006/main" noChangeAspect="1"/>
+            </wp:cNvGraphicFramePr>
+            <a:graphic xmlns:a="http://schemas.openxmlformats.org/drawingml/2006/main">
+              <a:graphicData uri="http://schemas.openxmlformats.org/drawingml/2006/picture">
+                <pic:pic xmlns:pic="http://schemas.openxmlformats.org/drawingml/2006/picture">
+                  <pic:nvPicPr>
+                    <pic:cNvPr id="1" name=""/>
+                    <pic:cNvPicPr/>
+                  </pic:nvPicPr>
+                  <pic:blipFill>
+                    <a:blip r:embed="rId20"/>
+                    <a:stretch>
+                      <a:fillRect/>
+                    </a:stretch>
+                  </pic:blipFill>
+                  <pic:spPr>
+                    <a:xfrm>
+                      <a:off x="0" y="0"/>
+                      <a:ext cx="1144800" cy="766800"/>
+                    </a:xfrm>
+                    <a:prstGeom prst="rect">
+                      <a:avLst/>
+                    </a:prstGeom>
+                  </pic:spPr>
+                </pic:pic>
+              </a:graphicData>
+            </a:graphic>
+          </wp:inline>
+        </w:drawing>
+      </w:r>
+      <w:r>
+        <w:rPr>
+          <w:sz w:val="28"/>
+          <w:szCs w:val="28"/>
+          <w:lang w:val="ru-RU"/>
+        </w:rPr>
+        <w:t>Создание папки</w:t>
+      </w:r>
+      <w:r>
+        <w:rPr>
+          <w:sz w:val="28"/>
+          <w:szCs w:val="28"/>
+          <w:lang w:val="ru-RU"/>
+        </w:rPr>
+        <w:t xml:space="preserve"> (</w:t>
+      </w:r>
+      <w:r>
+        <w:rPr>
+          <w:sz w:val="28"/>
+          <w:szCs w:val="28"/>
+          <w:lang w:val="ru-RU"/>
+        </w:rPr>
+        <w:t xml:space="preserve">или </w:t>
+      </w:r>
+      <w:proofErr w:type="spellStart"/>
+      <w:r>
+        <w:rPr>
+          <w:b/>
+          <w:sz w:val="28"/>
+          <w:szCs w:val="28"/>
+          <w:lang w:val="ru-RU"/>
+        </w:rPr>
+        <w:t>mkdir</w:t>
+      </w:r>
+      <w:proofErr w:type="spellEnd"/>
+      <w:r>
+        <w:rPr>
+          <w:b/>
+          <w:sz w:val="28"/>
+          <w:szCs w:val="28"/>
+          <w:lang w:val="ru-RU"/>
+        </w:rPr>
+        <w:t xml:space="preserve"> </w:t>
+      </w:r>
+      <w:proofErr w:type="spellStart"/>
+      <w:r>
+        <w:rPr>
+          <w:b/>
+          <w:sz w:val="28"/>
+          <w:szCs w:val="28"/>
+          <w:lang w:val="ru-RU"/>
+        </w:rPr>
+        <w:t>имя_папки</w:t>
+      </w:r>
+      <w:proofErr w:type="spellEnd"/>
+      <w:r>
+        <w:rPr>
+          <w:sz w:val="28"/>
+          <w:szCs w:val="28"/>
+          <w:lang w:val="ru-RU"/>
+        </w:rPr>
+        <w:t>)</w:t>
+      </w:r>
+    </w:p>
+    <w:p>
+      <w:pPr>
+        <w:spacing w:line="240" w:lineRule="auto"/>
+        <w:jc w:val="both"/>
+        <w:rPr>
+          <w:sz w:val="28"/>
+          <w:szCs w:val="28"/>
+        </w:rPr>
+      </w:pPr>
+    </w:p>
+    <w:p>
+      <w:pPr>
+        <w:spacing w:line="240" w:lineRule="auto"/>
+        <w:jc w:val="both"/>
+        <w:rPr>
+          <w:sz w:val="28"/>
+          <w:szCs w:val="28"/>
+          <w:lang w:val="ru-RU"/>
+        </w:rPr>
+      </w:pPr>
+      <w:r>
+        <w:rPr>
+          <w:noProof/>
+          <w:lang w:val="ru-RU"/>
+        </w:rPr>
+        <w:drawing>
+          <wp:inline distT="0" distB="0" distL="0" distR="0" wp14:anchorId="0561E0B0" wp14:editId="16F5676D">
+            <wp:extent cx="1144800" cy="766800"/>
+            <wp:effectExtent l="0" t="0" r="0" b="0"/>
+            <wp:docPr id="13" name="Рисунок 13"/>
+            <wp:cNvGraphicFramePr>
+              <a:graphicFrameLocks xmlns:a="http://schemas.openxmlformats.org/drawingml/2006/main" noChangeAspect="1"/>
+            </wp:cNvGraphicFramePr>
+            <a:graphic xmlns:a="http://schemas.openxmlformats.org/drawingml/2006/main">
+              <a:graphicData uri="http://schemas.openxmlformats.org/drawingml/2006/picture">
+                <pic:pic xmlns:pic="http://schemas.openxmlformats.org/drawingml/2006/picture">
+                  <pic:nvPicPr>
+                    <pic:cNvPr id="1" name=""/>
+                    <pic:cNvPicPr/>
+                  </pic:nvPicPr>
+                  <pic:blipFill>
+                    <a:blip r:embed="rId21"/>
+                    <a:stretch>
+                      <a:fillRect/>
+                    </a:stretch>
+                  </pic:blipFill>
+                  <pic:spPr>
+                    <a:xfrm>
+                      <a:off x="0" y="0"/>
+                      <a:ext cx="1144800" cy="766800"/>
+                    </a:xfrm>
+                    <a:prstGeom prst="rect">
+                      <a:avLst/>
+                    </a:prstGeom>
+                  </pic:spPr>
+                </pic:pic>
+              </a:graphicData>
+            </a:graphic>
+          </wp:inline>
+        </w:drawing>
+      </w:r>
+      <w:r>
+        <w:rPr>
+          <w:sz w:val="28"/>
+          <w:szCs w:val="28"/>
+          <w:lang w:val="ru-RU"/>
+        </w:rPr>
+        <w:t xml:space="preserve">Создание файла (или </w:t>
+      </w:r>
+      <w:r>
+        <w:rPr>
+          <w:b/>
+          <w:sz w:val="28"/>
+          <w:szCs w:val="28"/>
+          <w:lang w:val="en-US"/>
+        </w:rPr>
+        <w:t>touch</w:t>
+      </w:r>
+      <w:r>
+        <w:rPr>
+          <w:b/>
+          <w:sz w:val="28"/>
+          <w:szCs w:val="28"/>
+          <w:lang w:val="ru-RU"/>
+        </w:rPr>
+        <w:t xml:space="preserve"> </w:t>
+      </w:r>
+      <w:proofErr w:type="spellStart"/>
+      <w:r>
+        <w:rPr>
+          <w:b/>
+          <w:sz w:val="28"/>
+          <w:szCs w:val="28"/>
+          <w:lang w:val="ru-RU"/>
+        </w:rPr>
+        <w:t>имя_файла</w:t>
+      </w:r>
+      <w:proofErr w:type="spellEnd"/>
+      <w:r>
+        <w:rPr>
+          <w:sz w:val="28"/>
+          <w:szCs w:val="28"/>
+          <w:lang w:val="ru-RU"/>
+        </w:rPr>
+        <w:t>)</w:t>
+      </w:r>
+    </w:p>
+    <w:p>
+      <w:pPr>
+        <w:spacing w:line="240" w:lineRule="auto"/>
+        <w:jc w:val="both"/>
+        <w:rPr>
+          <w:sz w:val="28"/>
+          <w:szCs w:val="28"/>
+        </w:rPr>
+      </w:pPr>
+    </w:p>
+    <w:p>
+      <w:pPr>
+        <w:spacing w:line="240" w:lineRule="auto"/>
+        <w:jc w:val="both"/>
+        <w:rPr>
+          <w:sz w:val="28"/>
+          <w:szCs w:val="28"/>
+        </w:rPr>
+      </w:pPr>
+      <w:proofErr w:type="spellStart"/>
+      <w:r>
+        <w:rPr>
+          <w:sz w:val="28"/>
+          <w:szCs w:val="28"/>
+        </w:rPr>
+        <w:t>docker-</w:t>
+      </w:r>
+      <w:proofErr w:type="gramStart"/>
+      <w:r>
+        <w:rPr>
+          <w:sz w:val="28"/>
+          <w:szCs w:val="28"/>
+        </w:rPr>
+        <w:t>compose.yaml</w:t>
+      </w:r>
+      <w:proofErr w:type="spellEnd"/>
+      <w:proofErr w:type="gramEnd"/>
+      <w:r>
+        <w:rPr>
+          <w:sz w:val="28"/>
+          <w:szCs w:val="28"/>
+        </w:rPr>
+        <w:t xml:space="preserve"> </w:t>
+      </w:r>
+      <w:r>
+        <w:rPr>
+          <w:sz w:val="28"/>
+          <w:szCs w:val="28"/>
+          <w:lang w:val="ru-RU"/>
+        </w:rPr>
+        <w:t>-</w:t>
+      </w:r>
+      <w:r>
+        <w:rPr>
+          <w:sz w:val="28"/>
+          <w:szCs w:val="28"/>
+        </w:rPr>
+        <w:t xml:space="preserve"> главный конфигурационный файл в формате YAML, который используется инструментом </w:t>
+      </w:r>
+      <w:proofErr w:type="spellStart"/>
+      <w:r>
+        <w:rPr>
+          <w:sz w:val="28"/>
+          <w:szCs w:val="28"/>
+        </w:rPr>
+        <w:t>Docker</w:t>
+      </w:r>
+      <w:proofErr w:type="spellEnd"/>
+      <w:r>
+        <w:rPr>
+          <w:sz w:val="28"/>
+          <w:szCs w:val="28"/>
+        </w:rPr>
+        <w:t xml:space="preserve"> </w:t>
+      </w:r>
+      <w:proofErr w:type="spellStart"/>
+      <w:r>
+        <w:rPr>
+          <w:sz w:val="28"/>
+          <w:szCs w:val="28"/>
+        </w:rPr>
+        <w:t>Compose</w:t>
+      </w:r>
+      <w:proofErr w:type="spellEnd"/>
+      <w:r>
+        <w:rPr>
+          <w:sz w:val="28"/>
+          <w:szCs w:val="28"/>
+        </w:rPr>
+        <w:t xml:space="preserve"> для описания и запуска </w:t>
+      </w:r>
+      <w:proofErr w:type="spellStart"/>
+      <w:r>
+        <w:rPr>
+          <w:sz w:val="28"/>
+          <w:szCs w:val="28"/>
+        </w:rPr>
+        <w:t>многоконтейнерных</w:t>
+      </w:r>
+      <w:proofErr w:type="spellEnd"/>
+      <w:r>
+        <w:rPr>
+          <w:sz w:val="28"/>
+          <w:szCs w:val="28"/>
+        </w:rPr>
+        <w:t xml:space="preserve"> приложений. </w:t>
+      </w:r>
+    </w:p>
+    <w:p>
+      <w:pPr>
+        <w:spacing w:line="240" w:lineRule="auto"/>
+        <w:jc w:val="both"/>
+        <w:rPr>
+          <w:b/>
+          <w:sz w:val="28"/>
+          <w:szCs w:val="28"/>
+          <w:lang w:val="ru-RU"/>
+        </w:rPr>
+      </w:pPr>
+      <w:r>
+        <w:rPr>
+          <w:b/>
+          <w:sz w:val="28"/>
+          <w:szCs w:val="28"/>
+        </w:rPr>
+        <w:t>Основные разделы файла</w:t>
+      </w:r>
+      <w:r>
+        <w:rPr>
+          <w:b/>
+          <w:sz w:val="28"/>
+          <w:szCs w:val="28"/>
+          <w:lang w:val="ru-RU"/>
+        </w:rPr>
+        <w:t>:</w:t>
+      </w:r>
+    </w:p>
+    <w:p>
+      <w:pPr>
+        <w:spacing w:line="240" w:lineRule="auto"/>
+        <w:jc w:val="both"/>
+        <w:rPr>
+          <w:sz w:val="28"/>
+          <w:szCs w:val="28"/>
+        </w:rPr>
+      </w:pPr>
+      <w:r>
+        <w:rPr>
+          <w:sz w:val="28"/>
+          <w:szCs w:val="28"/>
+          <w:lang w:val="ru-RU"/>
+        </w:rPr>
+        <w:t xml:space="preserve">- </w:t>
+      </w:r>
+      <w:proofErr w:type="spellStart"/>
+      <w:r>
+        <w:rPr>
+          <w:b/>
+          <w:sz w:val="28"/>
+          <w:szCs w:val="28"/>
+        </w:rPr>
+        <w:t>services</w:t>
+      </w:r>
+      <w:proofErr w:type="spellEnd"/>
+      <w:r>
+        <w:rPr>
+          <w:sz w:val="28"/>
+          <w:szCs w:val="28"/>
+        </w:rPr>
+        <w:t xml:space="preserve">: </w:t>
+      </w:r>
+      <w:r>
+        <w:rPr>
+          <w:sz w:val="28"/>
+          <w:szCs w:val="28"/>
+          <w:lang w:val="ru-RU"/>
+        </w:rPr>
+        <w:t>о</w:t>
+      </w:r>
+      <w:r>
+        <w:rPr>
+          <w:sz w:val="28"/>
+          <w:szCs w:val="28"/>
+        </w:rPr>
+        <w:t>писание конкретных контейнеров (сервисов), которые будут запущены (нап</w:t>
+      </w:r>
+      <w:r>
+        <w:rPr>
+          <w:sz w:val="28"/>
+          <w:szCs w:val="28"/>
+        </w:rPr>
+        <w:t xml:space="preserve">ример, веб-сервер, </w:t>
+      </w:r>
+      <w:r>
+        <w:rPr>
+          <w:sz w:val="28"/>
+          <w:szCs w:val="28"/>
+          <w:lang w:val="ru-RU"/>
+        </w:rPr>
+        <w:t>БД</w:t>
+      </w:r>
+      <w:r>
+        <w:rPr>
+          <w:sz w:val="28"/>
+          <w:szCs w:val="28"/>
+        </w:rPr>
+        <w:t>)</w:t>
+      </w:r>
+      <w:r>
+        <w:rPr>
+          <w:sz w:val="28"/>
+          <w:szCs w:val="28"/>
+          <w:lang w:val="ru-RU"/>
+        </w:rPr>
+        <w:t xml:space="preserve"> и портов, по которым подключаться к контейнеру извне</w:t>
+      </w:r>
+      <w:r>
+        <w:rPr>
+          <w:sz w:val="28"/>
+          <w:szCs w:val="28"/>
+        </w:rPr>
+        <w:t>,</w:t>
+      </w:r>
+    </w:p>
+    <w:p>
+      <w:pPr>
+        <w:spacing w:line="240" w:lineRule="auto"/>
+        <w:jc w:val="both"/>
+        <w:rPr>
+          <w:sz w:val="28"/>
+          <w:szCs w:val="28"/>
+        </w:rPr>
+      </w:pPr>
+      <w:r>
+        <w:rPr>
+          <w:sz w:val="28"/>
+          <w:szCs w:val="28"/>
+          <w:lang w:val="ru-RU"/>
+        </w:rPr>
+        <w:t xml:space="preserve">- </w:t>
+      </w:r>
+      <w:proofErr w:type="spellStart"/>
+      <w:r>
+        <w:rPr>
+          <w:b/>
+          <w:sz w:val="28"/>
+          <w:szCs w:val="28"/>
+        </w:rPr>
+        <w:t>networks</w:t>
+      </w:r>
+      <w:proofErr w:type="spellEnd"/>
+      <w:r>
+        <w:rPr>
+          <w:sz w:val="28"/>
+          <w:szCs w:val="28"/>
+        </w:rPr>
+        <w:t xml:space="preserve">: </w:t>
+      </w:r>
+      <w:r>
+        <w:rPr>
+          <w:sz w:val="28"/>
+          <w:szCs w:val="28"/>
+          <w:lang w:val="ru-RU"/>
+        </w:rPr>
+        <w:t>н</w:t>
+      </w:r>
+      <w:proofErr w:type="spellStart"/>
+      <w:r>
+        <w:rPr>
+          <w:sz w:val="28"/>
+          <w:szCs w:val="28"/>
+        </w:rPr>
+        <w:t>астройка</w:t>
+      </w:r>
+      <w:proofErr w:type="spellEnd"/>
+      <w:r>
+        <w:rPr>
+          <w:sz w:val="28"/>
+          <w:szCs w:val="28"/>
+        </w:rPr>
+        <w:t xml:space="preserve"> пользовательских сетей для изоляции и связи контейн</w:t>
+      </w:r>
+      <w:r>
+        <w:rPr>
+          <w:sz w:val="28"/>
+          <w:szCs w:val="28"/>
+        </w:rPr>
+        <w:t>еров друг с другом,</w:t>
+      </w:r>
+    </w:p>
+    <w:p>
+      <w:pPr>
+        <w:spacing w:line="240" w:lineRule="auto"/>
+        <w:jc w:val="both"/>
+        <w:rPr>
+          <w:sz w:val="28"/>
+          <w:szCs w:val="28"/>
+        </w:rPr>
+      </w:pPr>
+      <w:r>
+        <w:rPr>
+          <w:sz w:val="28"/>
+          <w:szCs w:val="28"/>
+          <w:lang w:val="ru-RU"/>
+        </w:rPr>
+        <w:t xml:space="preserve">- </w:t>
+      </w:r>
+      <w:proofErr w:type="spellStart"/>
+      <w:r>
+        <w:rPr>
+          <w:b/>
+          <w:sz w:val="28"/>
+          <w:szCs w:val="28"/>
+        </w:rPr>
+        <w:t>volumes</w:t>
+      </w:r>
+      <w:proofErr w:type="spellEnd"/>
+      <w:r>
+        <w:rPr>
+          <w:sz w:val="28"/>
+          <w:szCs w:val="28"/>
+        </w:rPr>
+        <w:t xml:space="preserve">: </w:t>
+      </w:r>
+      <w:r>
+        <w:rPr>
+          <w:sz w:val="28"/>
+          <w:szCs w:val="28"/>
+          <w:lang w:val="ru-RU"/>
+        </w:rPr>
+        <w:t>с</w:t>
+      </w:r>
+      <w:proofErr w:type="spellStart"/>
+      <w:r>
+        <w:rPr>
+          <w:sz w:val="28"/>
+          <w:szCs w:val="28"/>
+        </w:rPr>
+        <w:t>оздание</w:t>
+      </w:r>
+      <w:proofErr w:type="spellEnd"/>
+      <w:r>
+        <w:rPr>
+          <w:sz w:val="28"/>
+          <w:szCs w:val="28"/>
+        </w:rPr>
+        <w:t xml:space="preserve"> и подключение постоянных хранилищ данных (томов), чтобы файлы не удалял</w:t>
+      </w:r>
+      <w:r>
+        <w:rPr>
+          <w:sz w:val="28"/>
+          <w:szCs w:val="28"/>
+        </w:rPr>
+        <w:t>ись при перезапуске контейнеров,</w:t>
+      </w:r>
+    </w:p>
+    <w:p>
+      <w:pPr>
+        <w:spacing w:line="240" w:lineRule="auto"/>
+        <w:jc w:val="both"/>
+        <w:rPr>
+          <w:sz w:val="28"/>
+          <w:szCs w:val="28"/>
+        </w:rPr>
+      </w:pPr>
+      <w:r>
+        <w:rPr>
+          <w:sz w:val="28"/>
+          <w:szCs w:val="28"/>
+          <w:lang w:val="ru-RU"/>
+        </w:rPr>
+        <w:t xml:space="preserve">- </w:t>
+      </w:r>
+      <w:proofErr w:type="spellStart"/>
+      <w:r>
+        <w:rPr>
+          <w:b/>
+          <w:sz w:val="28"/>
+          <w:szCs w:val="28"/>
+        </w:rPr>
+        <w:t>environment</w:t>
+      </w:r>
+      <w:proofErr w:type="spellEnd"/>
+      <w:r>
+        <w:rPr>
+          <w:sz w:val="28"/>
+          <w:szCs w:val="28"/>
+        </w:rPr>
+        <w:t xml:space="preserve">: </w:t>
+      </w:r>
+      <w:r>
+        <w:rPr>
+          <w:sz w:val="28"/>
+          <w:szCs w:val="28"/>
+          <w:lang w:val="ru-RU"/>
+        </w:rPr>
+        <w:t>п</w:t>
+      </w:r>
+      <w:proofErr w:type="spellStart"/>
+      <w:r>
+        <w:rPr>
+          <w:sz w:val="28"/>
+          <w:szCs w:val="28"/>
+        </w:rPr>
+        <w:t>ередача</w:t>
+      </w:r>
+      <w:proofErr w:type="spellEnd"/>
+      <w:r>
+        <w:rPr>
+          <w:sz w:val="28"/>
+          <w:szCs w:val="28"/>
+        </w:rPr>
+        <w:t xml:space="preserve"> переменных окружения внутрь контейнера.</w:t>
+      </w:r>
+    </w:p>
+    <w:p>
+      <w:pPr>
+        <w:spacing w:line="240" w:lineRule="auto"/>
+        <w:jc w:val="both"/>
+        <w:rPr>
+          <w:sz w:val="28"/>
+          <w:szCs w:val="28"/>
+        </w:rPr>
+      </w:pPr>
+    </w:p>
+    <w:p>
+      <w:pPr>
+        <w:spacing w:line="240" w:lineRule="auto"/>
+        <w:jc w:val="both"/>
+        <w:rPr>
+          <w:sz w:val="28"/>
+          <w:szCs w:val="28"/>
+        </w:rPr>
+      </w:pPr>
+      <w:r>
+        <w:rPr>
+          <w:sz w:val="28"/>
+          <w:szCs w:val="28"/>
+        </w:rPr>
+        <w:t xml:space="preserve">3.2 </w:t>
+      </w:r>
+      <w:r>
+        <w:rPr>
+          <w:sz w:val="28"/>
+          <w:szCs w:val="28"/>
+          <w:lang w:val="ru-RU"/>
+        </w:rPr>
+        <w:t xml:space="preserve">Отредактировать файл </w:t>
+      </w:r>
+      <w:proofErr w:type="spellStart"/>
+      <w:r>
+        <w:rPr>
+          <w:sz w:val="28"/>
+          <w:szCs w:val="28"/>
+        </w:rPr>
+        <w:t>docker-</w:t>
+      </w:r>
+      <w:proofErr w:type="gramStart"/>
+      <w:r>
+        <w:rPr>
+          <w:sz w:val="28"/>
+          <w:szCs w:val="28"/>
+        </w:rPr>
+        <w:t>compose.yaml</w:t>
+      </w:r>
+      <w:proofErr w:type="spellEnd"/>
+      <w:proofErr w:type="gramEnd"/>
+      <w:r>
+        <w:rPr>
+          <w:sz w:val="28"/>
+          <w:szCs w:val="28"/>
+        </w:rPr>
+        <w:t>:</w:t>
       </w:r>
     </w:p>
     <w:tbl>
@@ -3765,6 +6236,7 @@
               <w:rPr>
                 <w:sz w:val="28"/>
                 <w:szCs w:val="28"/>
+                <w:lang w:val="en-US"/>
               </w:rPr>
             </w:pPr>
             <w:r>
@@ -3780,16 +6252,18 @@
               <w:rPr>
                 <w:sz w:val="28"/>
                 <w:szCs w:val="28"/>
-              </w:rPr>
-              <w:t>ports</w:t>
+                <w:lang w:val="en-US"/>
+              </w:rPr>
+              <w:t>network_mode</w:t>
             </w:r>
             <w:proofErr w:type="spellEnd"/>
             <w:r>
               <w:rPr>
                 <w:sz w:val="28"/>
                 <w:szCs w:val="28"/>
-              </w:rPr>
-              <w:t>:</w:t>
+                <w:lang w:val="en-US"/>
+              </w:rPr>
+              <w:t>: "host"</w:t>
             </w:r>
           </w:p>
           <w:p>
@@ -3805,6 +6279,40 @@
               <w:rPr>
                 <w:sz w:val="28"/>
                 <w:szCs w:val="28"/>
+                <w:lang w:val="en-US"/>
+              </w:rPr>
+              <w:t xml:space="preserve">        </w:t>
+            </w:r>
+            <w:proofErr w:type="spellStart"/>
+            <w:r>
+              <w:rPr>
+                <w:sz w:val="28"/>
+                <w:szCs w:val="28"/>
+              </w:rPr>
+              <w:t>ports</w:t>
+            </w:r>
+            <w:proofErr w:type="spellEnd"/>
+            <w:r>
+              <w:rPr>
+                <w:sz w:val="28"/>
+                <w:szCs w:val="28"/>
+              </w:rPr>
+              <w:t>:</w:t>
+            </w:r>
+          </w:p>
+          <w:p>
+            <w:pPr>
+              <w:spacing w:line="240" w:lineRule="auto"/>
+              <w:jc w:val="both"/>
+              <w:rPr>
+                <w:sz w:val="28"/>
+                <w:szCs w:val="28"/>
+              </w:rPr>
+            </w:pPr>
+            <w:r>
+              <w:rPr>
+                <w:sz w:val="28"/>
+                <w:szCs w:val="28"/>
               </w:rPr>
               <w:t xml:space="preserve">            - "8080:8080"</w:t>
             </w:r>
@@ -3821,16 +6329,6 @@
           <w:szCs w:val="28"/>
         </w:rPr>
       </w:pPr>
-    </w:p>
-    <w:p>
-      <w:pPr>
-        <w:spacing w:line="240" w:lineRule="auto"/>
-        <w:jc w:val="both"/>
-        <w:rPr>
-          <w:sz w:val="28"/>
-          <w:szCs w:val="28"/>
-        </w:rPr>
-      </w:pPr>
       <w:r>
         <w:rPr>
           <w:sz w:val="28"/>
@@ -3990,8 +6488,35 @@
           <w:szCs w:val="28"/>
           <w:lang w:val="en-US"/>
         </w:rPr>
-        <w:t xml:space="preserve"> compose up -d</w:t>
-      </w:r>
+        <w:t xml:space="preserve"> compose up </w:t>
+      </w:r>
+      <w:r>
+        <w:rPr>
+          <w:sz w:val="28"/>
+          <w:szCs w:val="28"/>
+          <w:lang w:val="en-US"/>
+        </w:rPr>
+        <w:t>-</w:t>
+      </w:r>
+      <w:r>
+        <w:rPr>
+          <w:sz w:val="28"/>
+          <w:szCs w:val="28"/>
+          <w:lang w:val="en-US"/>
+        </w:rPr>
+        <w:t>d</w:t>
+      </w:r>
+    </w:p>
+    <w:p>
+      <w:pPr>
+        <w:spacing w:line="240" w:lineRule="auto"/>
+        <w:jc w:val="both"/>
+        <w:rPr>
+          <w:sz w:val="28"/>
+          <w:szCs w:val="28"/>
+          <w:lang w:val="en-US"/>
+        </w:rPr>
+      </w:pPr>
     </w:p>
     <w:p>
       <w:pPr>
@@ -4054,6 +6579,16 @@
           <w:szCs w:val="28"/>
         </w:rPr>
       </w:pPr>
+    </w:p>
+    <w:p>
+      <w:pPr>
+        <w:spacing w:line="240" w:lineRule="auto"/>
+        <w:jc w:val="both"/>
+        <w:rPr>
+          <w:sz w:val="28"/>
+          <w:szCs w:val="28"/>
+        </w:rPr>
+      </w:pPr>
       <w:r>
         <w:rPr>
           <w:sz w:val="28"/>
@@ -4127,6 +6662,7 @@
         <w:rPr>
           <w:sz w:val="28"/>
           <w:szCs w:val="28"/>
+          <w:highlight w:val="green"/>
         </w:rPr>
         <w:t>4 Добавить контейнеры для работы СУБД</w:t>
       </w:r>
@@ -4355,7 +6891,23 @@
           <w:szCs w:val="28"/>
           <w:lang w:val="ru-RU"/>
         </w:rPr>
-        <w:t xml:space="preserve"> (комментарии, начинающиеся с #, можно удалить)</w:t>
+        <w:t xml:space="preserve"> (комментарии, начинающиеся с #, </w:t>
+      </w:r>
+      <w:r>
+        <w:rPr>
+          <w:sz w:val="28"/>
+          <w:szCs w:val="28"/>
+          <w:lang w:val="ru-RU"/>
+        </w:rPr>
+        <w:t>лучше</w:t>
+      </w:r>
+      <w:r>
+        <w:rPr>
+          <w:sz w:val="28"/>
+          <w:szCs w:val="28"/>
+          <w:lang w:val="ru-RU"/>
+        </w:rPr>
+        <w:t xml:space="preserve"> удалить)</w:t>
       </w:r>
       <w:r>
         <w:rPr>
@@ -4364,16 +6916,6 @@
         </w:rPr>
         <w:t>:</w:t>
       </w:r>
-    </w:p>
-    <w:p>
-      <w:pPr>
-        <w:spacing w:line="240" w:lineRule="auto"/>
-        <w:jc w:val="both"/>
-        <w:rPr>
-          <w:sz w:val="28"/>
-          <w:szCs w:val="28"/>
-        </w:rPr>
-      </w:pPr>
     </w:p>
     <w:tbl>
       <w:tblPr>
@@ -4724,7 +7266,7 @@
               <w:rPr>
                 <w:sz w:val="28"/>
                 <w:szCs w:val="28"/>
-                <w:lang w:val="en-US"/>
+                <w:lang w:val="ru-RU"/>
               </w:rPr>
             </w:pPr>
             <w:r>
@@ -4733,38 +7275,22 @@
                 <w:szCs w:val="28"/>
                 <w:lang w:val="en-US"/>
               </w:rPr>
-              <w:t xml:space="preserve">      - "</w:t>
-            </w:r>
-            <w:r>
-              <w:rPr>
-                <w:sz w:val="28"/>
-                <w:szCs w:val="28"/>
-                <w:lang w:val="en-US"/>
-              </w:rPr>
-              <w:t>3307:3306</w:t>
-            </w:r>
-            <w:r>
-              <w:rPr>
-                <w:sz w:val="28"/>
-                <w:szCs w:val="28"/>
-                <w:lang w:val="en-US"/>
-              </w:rPr>
-              <w:t>"</w:t>
-            </w:r>
-            <w:r>
-              <w:rPr>
-                <w:sz w:val="28"/>
-                <w:szCs w:val="28"/>
-                <w:lang w:val="en-US"/>
-              </w:rPr>
-              <w:t xml:space="preserve"> #</w:t>
+              <w:t xml:space="preserve">      </w:t>
+            </w:r>
+            <w:r>
+              <w:rPr>
+                <w:sz w:val="28"/>
+                <w:szCs w:val="28"/>
+                <w:lang w:val="ru-RU"/>
+              </w:rPr>
+              <w:t>- "3307:3306" #</w:t>
             </w:r>
             <w:r>
               <w:rPr>
                 <w:sz w:val="28"/>
                 <w:szCs w:val="28"/>
                 <w:shd w:val="clear" w:color="auto" w:fill="FFF2CC"/>
-                <w:lang w:val="en-US"/>
+                <w:lang w:val="ru-RU"/>
               </w:rPr>
               <w:t xml:space="preserve"> </w:t>
             </w:r>
@@ -4779,16 +7305,18 @@
               <w:t>портХоста</w:t>
             </w:r>
             <w:proofErr w:type="spellEnd"/>
+            <w:proofErr w:type="gramEnd"/>
             <w:r>
               <w:rPr>
                 <w:sz w:val="28"/>
                 <w:szCs w:val="28"/>
                 <w:shd w:val="clear" w:color="auto" w:fill="FFF2CC"/>
-                <w:lang w:val="en-US"/>
+                <w:lang w:val="ru-RU"/>
               </w:rPr>
               <w:t>:</w:t>
             </w:r>
             <w:proofErr w:type="spellStart"/>
+            <w:proofErr w:type="gramStart"/>
             <w:r>
               <w:rPr>
                 <w:sz w:val="28"/>
@@ -4807,16 +7335,24 @@
               <w:rPr>
                 <w:sz w:val="28"/>
                 <w:szCs w:val="28"/>
-                <w:lang w:val="en-US"/>
+                <w:lang w:val="ru-RU"/>
               </w:rPr>
             </w:pPr>
             <w:r>
               <w:rPr>
                 <w:sz w:val="28"/>
                 <w:szCs w:val="28"/>
-                <w:lang w:val="en-US"/>
-              </w:rPr>
-              <w:t xml:space="preserve">    env</w:t>
+                <w:lang w:val="ru-RU"/>
+              </w:rPr>
+              <w:t xml:space="preserve">    </w:t>
+            </w:r>
+            <w:r>
+              <w:rPr>
+                <w:sz w:val="28"/>
+                <w:szCs w:val="28"/>
+                <w:lang w:val="en-US"/>
+              </w:rPr>
+              <w:t>env</w:t>
             </w:r>
             <w:r>
               <w:rPr>
@@ -4830,7 +7366,7 @@
               <w:rPr>
                 <w:sz w:val="28"/>
                 <w:szCs w:val="28"/>
-                <w:lang w:val="en-US"/>
+                <w:lang w:val="ru-RU"/>
               </w:rPr>
               <w:t>:</w:t>
             </w:r>
@@ -4842,24 +7378,104 @@
               <w:rPr>
                 <w:sz w:val="28"/>
                 <w:szCs w:val="28"/>
-                <w:lang w:val="en-US"/>
+                <w:lang w:val="ru-RU"/>
               </w:rPr>
             </w:pPr>
             <w:r>
               <w:rPr>
                 <w:sz w:val="28"/>
                 <w:szCs w:val="28"/>
-                <w:lang w:val="en-US"/>
-              </w:rPr>
-              <w:t xml:space="preserve">      </w:t>
-            </w:r>
-            <w:r>
-              <w:rPr>
-                <w:sz w:val="28"/>
-                <w:szCs w:val="28"/>
-                <w:lang w:val="en-US"/>
-              </w:rPr>
-              <w:t>- MYSQL_ROOT_PASSWORD=Passw0rd!</w:t>
+                <w:lang w:val="ru-RU"/>
+              </w:rPr>
+              <w:t xml:space="preserve">      - </w:t>
+            </w:r>
+            <w:r>
+              <w:rPr>
+                <w:sz w:val="28"/>
+                <w:szCs w:val="28"/>
+                <w:lang w:val="en-US"/>
+              </w:rPr>
+              <w:t>MYSQL</w:t>
+            </w:r>
+            <w:r>
+              <w:rPr>
+                <w:sz w:val="28"/>
+                <w:szCs w:val="28"/>
+                <w:lang w:val="ru-RU"/>
+              </w:rPr>
+              <w:t>_</w:t>
+            </w:r>
+            <w:r>
+              <w:rPr>
+                <w:sz w:val="28"/>
+                <w:szCs w:val="28"/>
+                <w:lang w:val="en-US"/>
+              </w:rPr>
+              <w:t>ROOT</w:t>
+            </w:r>
+            <w:r>
+              <w:rPr>
+                <w:sz w:val="28"/>
+                <w:szCs w:val="28"/>
+                <w:lang w:val="ru-RU"/>
+              </w:rPr>
+              <w:t>_</w:t>
+            </w:r>
+            <w:r>
+              <w:rPr>
+                <w:sz w:val="28"/>
+                <w:szCs w:val="28"/>
+                <w:lang w:val="en-US"/>
+              </w:rPr>
+              <w:t>PASSWORD</w:t>
+            </w:r>
+            <w:r>
+              <w:rPr>
+                <w:sz w:val="28"/>
+                <w:szCs w:val="28"/>
+                <w:lang w:val="ru-RU"/>
+              </w:rPr>
+              <w:t>=</w:t>
+            </w:r>
+            <w:r>
+              <w:rPr>
+                <w:sz w:val="28"/>
+                <w:szCs w:val="28"/>
+                <w:lang w:val="en-US"/>
+              </w:rPr>
+              <w:t>P</w:t>
+            </w:r>
+            <w:r>
+              <w:rPr>
+                <w:sz w:val="28"/>
+                <w:szCs w:val="28"/>
+                <w:lang w:val="ru-RU"/>
+              </w:rPr>
+              <w:t>@</w:t>
+            </w:r>
+            <w:r>
+              <w:rPr>
+                <w:sz w:val="28"/>
+                <w:szCs w:val="28"/>
+                <w:lang w:val="en-US"/>
+              </w:rPr>
+              <w:t>ssw</w:t>
+            </w:r>
+            <w:r>
+              <w:rPr>
+                <w:sz w:val="28"/>
+                <w:szCs w:val="28"/>
+                <w:lang w:val="ru-RU"/>
+              </w:rPr>
+              <w:t>0</w:t>
+            </w:r>
+            <w:r>
+              <w:rPr>
+                <w:sz w:val="28"/>
+                <w:szCs w:val="28"/>
+                <w:lang w:val="en-US"/>
+              </w:rPr>
+              <w:t>rd</w:t>
             </w:r>
           </w:p>
         </w:tc>
@@ -4872,7 +7488,7 @@
         <w:rPr>
           <w:sz w:val="28"/>
           <w:szCs w:val="28"/>
-          <w:lang w:val="en-US"/>
+          <w:lang w:val="ru-RU"/>
         </w:rPr>
       </w:pPr>
     </w:p>
@@ -4978,6 +7594,51 @@
         </w:rPr>
         <w:t>/путь/к/папке/</w:t>
       </w:r>
+      <w:proofErr w:type="spellStart"/>
+      <w:r>
+        <w:rPr>
+          <w:sz w:val="28"/>
+          <w:szCs w:val="28"/>
+          <w:lang w:val="en-US"/>
+        </w:rPr>
+        <w:t>mysql</w:t>
+      </w:r>
+      <w:proofErr w:type="spellEnd"/>
+      <w:r>
+        <w:rPr>
+          <w:sz w:val="28"/>
+          <w:szCs w:val="28"/>
+          <w:lang w:val="ru-RU"/>
+        </w:rPr>
+        <w:t>9</w:t>
+      </w:r>
+    </w:p>
+    <w:p>
+      <w:pPr>
+        <w:spacing w:line="240" w:lineRule="auto"/>
+        <w:ind w:firstLine="567"/>
+        <w:jc w:val="both"/>
+        <w:rPr>
+          <w:sz w:val="28"/>
+          <w:szCs w:val="28"/>
+          <w:lang w:val="ru-RU"/>
+        </w:rPr>
+      </w:pPr>
+      <w:r>
+        <w:rPr>
+          <w:sz w:val="28"/>
+          <w:szCs w:val="28"/>
+          <w:lang w:val="ru-RU"/>
+        </w:rPr>
+        <w:t xml:space="preserve">- </w:t>
+      </w:r>
+      <w:r>
+        <w:rPr>
+          <w:sz w:val="28"/>
+          <w:szCs w:val="28"/>
+        </w:rPr>
+        <w:t>вывести</w:t>
+      </w:r>
       <w:r>
         <w:rPr>
           <w:sz w:val="28"/>
@@ -4990,17 +7651,42 @@
         <w:rPr>
           <w:sz w:val="28"/>
           <w:szCs w:val="28"/>
-          <w:lang w:val="en-US"/>
-        </w:rPr>
-        <w:t>mysql</w:t>
-      </w:r>
-      <w:r>
-        <w:rPr>
-          <w:sz w:val="28"/>
-          <w:szCs w:val="28"/>
-          <w:lang w:val="ru-RU"/>
-        </w:rPr>
-        <w:t>9</w:t>
+        </w:rPr>
+        <w:t>конфигурацию</w:t>
+      </w:r>
+      <w:r>
+        <w:rPr>
+          <w:sz w:val="28"/>
+          <w:szCs w:val="28"/>
+          <w:lang w:val="ru-RU"/>
+        </w:rPr>
+        <w:t xml:space="preserve"> </w:t>
+      </w:r>
+      <w:proofErr w:type="spellStart"/>
+      <w:r>
+        <w:rPr>
+          <w:sz w:val="28"/>
+          <w:szCs w:val="28"/>
+          <w:lang w:val="en-US"/>
+        </w:rPr>
+        <w:t>docker</w:t>
+      </w:r>
+      <w:proofErr w:type="spellEnd"/>
+      <w:r>
+        <w:rPr>
+          <w:sz w:val="28"/>
+          <w:szCs w:val="28"/>
+          <w:lang w:val="ru-RU"/>
+        </w:rPr>
+        <w:t xml:space="preserve"> </w:t>
+      </w:r>
+      <w:r>
+        <w:rPr>
+          <w:sz w:val="28"/>
+          <w:szCs w:val="28"/>
+          <w:lang w:val="en-US"/>
+        </w:rPr>
+        <w:t>compose</w:t>
       </w:r>
     </w:p>
     <w:p>
@@ -5014,21 +7700,16 @@
           <w:lang w:val="ru-RU"/>
         </w:rPr>
       </w:pPr>
-      <w:r>
-        <w:rPr>
-          <w:sz w:val="28"/>
-          <w:szCs w:val="28"/>
-          <w:lang w:val="ru-RU"/>
-        </w:rPr>
-        <w:t xml:space="preserve">- </w:t>
-      </w:r>
-      <w:r>
-        <w:rPr>
-          <w:sz w:val="28"/>
-          <w:szCs w:val="28"/>
-        </w:rPr>
-        <w:t>вывести</w:t>
-      </w:r>
+      <w:proofErr w:type="spellStart"/>
+      <w:r>
+        <w:rPr>
+          <w:sz w:val="28"/>
+          <w:szCs w:val="28"/>
+          <w:lang w:val="en-US"/>
+        </w:rPr>
+        <w:t>docker</w:t>
+      </w:r>
+      <w:proofErr w:type="spellEnd"/>
       <w:r>
         <w:rPr>
           <w:sz w:val="28"/>
@@ -5041,8 +7722,9 @@
         <w:rPr>
           <w:sz w:val="28"/>
           <w:szCs w:val="28"/>
-        </w:rPr>
-        <w:t>конфигурацию</w:t>
+          <w:lang w:val="en-US"/>
+        </w:rPr>
+        <w:t>compose</w:t>
       </w:r>
       <w:r>
         <w:rPr>
@@ -5059,9 +7741,37 @@
           <w:szCs w:val="28"/>
           <w:lang w:val="en-US"/>
         </w:rPr>
-        <w:t>docker</w:t>
+        <w:t>config</w:t>
       </w:r>
       <w:proofErr w:type="spellEnd"/>
+    </w:p>
+    <w:p>
+      <w:pPr>
+        <w:spacing w:line="240" w:lineRule="auto"/>
+        <w:jc w:val="both"/>
+        <w:rPr>
+          <w:sz w:val="28"/>
+          <w:szCs w:val="28"/>
+          <w:lang w:val="ru-RU"/>
+        </w:rPr>
+      </w:pPr>
+      <w:r>
+        <w:rPr>
+          <w:sz w:val="28"/>
+          <w:szCs w:val="28"/>
+          <w:lang w:val="ru-RU"/>
+        </w:rPr>
+        <w:t>- з</w:t>
+      </w:r>
+      <w:proofErr w:type="spellStart"/>
+      <w:r>
+        <w:rPr>
+          <w:sz w:val="28"/>
+          <w:szCs w:val="28"/>
+        </w:rPr>
+        <w:t>апустить</w:t>
+      </w:r>
+      <w:proofErr w:type="spellEnd"/>
       <w:r>
         <w:rPr>
           <w:sz w:val="28"/>
@@ -5074,36 +7784,76 @@
         <w:rPr>
           <w:sz w:val="28"/>
           <w:szCs w:val="28"/>
-          <w:lang w:val="en-US"/>
-        </w:rPr>
-        <w:t>compose</w:t>
-      </w:r>
-    </w:p>
-    <w:p>
-      <w:pPr>
-        <w:spacing w:line="240" w:lineRule="auto"/>
-        <w:ind w:firstLine="567"/>
-        <w:jc w:val="both"/>
-        <w:rPr>
-          <w:sz w:val="28"/>
-          <w:szCs w:val="28"/>
-          <w:lang w:val="ru-RU"/>
-        </w:rPr>
-      </w:pPr>
+        </w:rPr>
+        <w:t>контейнер</w:t>
+      </w:r>
+    </w:p>
+    <w:p>
+      <w:pPr>
+        <w:spacing w:line="240" w:lineRule="auto"/>
+        <w:jc w:val="both"/>
+        <w:rPr>
+          <w:sz w:val="28"/>
+          <w:szCs w:val="28"/>
+        </w:rPr>
+      </w:pPr>
+      <w:r>
+        <w:rPr>
+          <w:sz w:val="28"/>
+          <w:szCs w:val="28"/>
+          <w:lang w:val="ru-RU"/>
+        </w:rPr>
+        <w:t>- о</w:t>
+      </w:r>
       <w:proofErr w:type="spellStart"/>
       <w:r>
         <w:rPr>
           <w:sz w:val="28"/>
           <w:szCs w:val="28"/>
-          <w:lang w:val="en-US"/>
-        </w:rPr>
-        <w:t>docker</w:t>
+        </w:rPr>
+        <w:t>тобразить</w:t>
       </w:r>
       <w:proofErr w:type="spellEnd"/>
       <w:r>
         <w:rPr>
           <w:sz w:val="28"/>
           <w:szCs w:val="28"/>
+        </w:rPr>
+        <w:t xml:space="preserve"> запущенные контейнеры</w:t>
+      </w:r>
+    </w:p>
+    <w:p>
+      <w:pPr>
+        <w:spacing w:line="240" w:lineRule="auto"/>
+        <w:jc w:val="both"/>
+        <w:rPr>
+          <w:sz w:val="28"/>
+          <w:szCs w:val="28"/>
+        </w:rPr>
+      </w:pPr>
+    </w:p>
+    <w:p>
+      <w:pPr>
+        <w:spacing w:line="240" w:lineRule="auto"/>
+        <w:jc w:val="both"/>
+        <w:rPr>
+          <w:sz w:val="28"/>
+          <w:szCs w:val="28"/>
+          <w:lang w:val="ru-RU"/>
+        </w:rPr>
+      </w:pPr>
+      <w:r>
+        <w:rPr>
+          <w:sz w:val="28"/>
+          <w:szCs w:val="28"/>
+          <w:lang w:val="ru-RU"/>
+        </w:rPr>
+        <w:t>Проверить подключение</w:t>
+      </w:r>
+      <w:r>
+        <w:rPr>
+          <w:sz w:val="28"/>
+          <w:szCs w:val="28"/>
           <w:lang w:val="ru-RU"/>
         </w:rPr>
         <w:t xml:space="preserve"> </w:t>
@@ -5112,10 +7862,36 @@
         <w:rPr>
           <w:sz w:val="28"/>
           <w:szCs w:val="28"/>
-          <w:lang w:val="en-US"/>
-        </w:rPr>
-        <w:t>compose</w:t>
-      </w:r>
+          <w:lang w:val="ru-RU"/>
+        </w:rPr>
+        <w:t xml:space="preserve">к </w:t>
+      </w:r>
+      <w:r>
+        <w:rPr>
+          <w:sz w:val="28"/>
+          <w:szCs w:val="28"/>
+          <w:lang w:val="en-US"/>
+        </w:rPr>
+        <w:t>MySQL</w:t>
+      </w:r>
+      <w:r>
+        <w:rPr>
+          <w:sz w:val="28"/>
+          <w:szCs w:val="28"/>
+          <w:lang w:val="ru-RU"/>
+        </w:rPr>
+        <w:t xml:space="preserve">, создав соединение в </w:t>
+      </w:r>
+      <w:proofErr w:type="spellStart"/>
+      <w:r>
+        <w:rPr>
+          <w:sz w:val="28"/>
+          <w:szCs w:val="28"/>
+          <w:lang w:val="en-US"/>
+        </w:rPr>
+        <w:t>adminer</w:t>
+      </w:r>
+      <w:proofErr w:type="spellEnd"/>
       <w:r>
         <w:rPr>
           <w:sz w:val="28"/>
@@ -5124,6 +7900,14 @@
         </w:rPr>
         <w:t xml:space="preserve"> </w:t>
       </w:r>
+      <w:r>
+        <w:rPr>
+          <w:sz w:val="28"/>
+          <w:szCs w:val="28"/>
+          <w:lang w:val="ru-RU"/>
+        </w:rPr>
+        <w:t xml:space="preserve">и </w:t>
+      </w:r>
       <w:proofErr w:type="spellStart"/>
       <w:r>
         <w:rPr>
@@ -5131,35 +7915,65 @@
           <w:szCs w:val="28"/>
           <w:lang w:val="en-US"/>
         </w:rPr>
-        <w:t>config</w:t>
+        <w:t>DBeaver</w:t>
       </w:r>
       <w:proofErr w:type="spellEnd"/>
-    </w:p>
-    <w:p>
-      <w:pPr>
-        <w:spacing w:line="240" w:lineRule="auto"/>
-        <w:jc w:val="both"/>
-        <w:rPr>
-          <w:sz w:val="28"/>
-          <w:szCs w:val="28"/>
-          <w:lang w:val="ru-RU"/>
-        </w:rPr>
-      </w:pPr>
-      <w:r>
-        <w:rPr>
-          <w:sz w:val="28"/>
-          <w:szCs w:val="28"/>
-          <w:lang w:val="ru-RU"/>
-        </w:rPr>
-        <w:t>- з</w:t>
+      <w:r>
+        <w:rPr>
+          <w:sz w:val="28"/>
+          <w:szCs w:val="28"/>
+          <w:lang w:val="ru-RU"/>
+        </w:rPr>
+        <w:t xml:space="preserve"> (</w:t>
+      </w:r>
+      <w:r>
+        <w:rPr>
+          <w:sz w:val="28"/>
+          <w:szCs w:val="28"/>
+          <w:lang w:val="ru-RU"/>
+        </w:rPr>
+        <w:t xml:space="preserve">потребуется </w:t>
+      </w:r>
+      <w:r>
+        <w:rPr>
+          <w:sz w:val="28"/>
+          <w:szCs w:val="28"/>
+          <w:lang w:val="ru-RU"/>
+        </w:rPr>
+        <w:t xml:space="preserve">выбрать СУБД </w:t>
+      </w:r>
+      <w:r>
+        <w:rPr>
+          <w:sz w:val="28"/>
+          <w:szCs w:val="28"/>
+          <w:lang w:val="en-US"/>
+        </w:rPr>
+        <w:t>MySQL</w:t>
+      </w:r>
+      <w:r>
+        <w:rPr>
+          <w:sz w:val="28"/>
+          <w:szCs w:val="28"/>
+          <w:lang w:val="ru-RU"/>
+        </w:rPr>
+        <w:t xml:space="preserve">, </w:t>
+      </w:r>
+      <w:r>
+        <w:rPr>
+          <w:sz w:val="28"/>
+          <w:szCs w:val="28"/>
+          <w:lang w:val="ru-RU"/>
+        </w:rPr>
+        <w:t xml:space="preserve">указать </w:t>
       </w:r>
       <w:proofErr w:type="spellStart"/>
       <w:r>
         <w:rPr>
           <w:sz w:val="28"/>
           <w:szCs w:val="28"/>
-        </w:rPr>
-        <w:t>апустить</w:t>
+          <w:lang w:val="en-US"/>
+        </w:rPr>
+        <w:t>ip</w:t>
       </w:r>
       <w:proofErr w:type="spellEnd"/>
       <w:r>
@@ -5168,48 +7982,141 @@
           <w:szCs w:val="28"/>
           <w:lang w:val="ru-RU"/>
         </w:rPr>
+        <w:t xml:space="preserve"> виртуальной машины</w:t>
+      </w:r>
+      <w:r>
+        <w:rPr>
+          <w:sz w:val="28"/>
+          <w:szCs w:val="28"/>
+          <w:lang w:val="ru-RU"/>
+        </w:rPr>
+        <w:t xml:space="preserve">, </w:t>
+      </w:r>
+      <w:r>
+        <w:rPr>
+          <w:sz w:val="28"/>
+          <w:szCs w:val="28"/>
+          <w:lang w:val="ru-RU"/>
+        </w:rPr>
+        <w:t>порт</w:t>
+      </w:r>
+      <w:r>
+        <w:rPr>
+          <w:sz w:val="28"/>
+          <w:szCs w:val="28"/>
+          <w:lang w:val="ru-RU"/>
+        </w:rPr>
+        <w:t xml:space="preserve"> 3307</w:t>
+      </w:r>
+      <w:r>
+        <w:rPr>
+          <w:sz w:val="28"/>
+          <w:szCs w:val="28"/>
+          <w:lang w:val="ru-RU"/>
+        </w:rPr>
+        <w:t xml:space="preserve"> и </w:t>
+      </w:r>
+      <w:r>
+        <w:rPr>
+          <w:sz w:val="28"/>
+          <w:szCs w:val="28"/>
+          <w:lang w:val="ru-RU"/>
+        </w:rPr>
+        <w:t xml:space="preserve">в </w:t>
+      </w:r>
+      <w:proofErr w:type="spellStart"/>
+      <w:r>
+        <w:rPr>
+          <w:sz w:val="28"/>
+          <w:szCs w:val="28"/>
+          <w:lang w:val="en-US"/>
+        </w:rPr>
+        <w:t>DBeaver</w:t>
+      </w:r>
+      <w:proofErr w:type="spellEnd"/>
+      <w:r>
+        <w:rPr>
+          <w:sz w:val="28"/>
+          <w:szCs w:val="28"/>
+          <w:lang w:val="ru-RU"/>
+        </w:rPr>
         <w:t xml:space="preserve"> </w:t>
       </w:r>
       <w:r>
         <w:rPr>
           <w:sz w:val="28"/>
           <w:szCs w:val="28"/>
-        </w:rPr>
-        <w:t>контейнер</w:t>
-      </w:r>
-    </w:p>
-    <w:p>
-      <w:pPr>
-        <w:spacing w:line="240" w:lineRule="auto"/>
-        <w:jc w:val="both"/>
-        <w:rPr>
-          <w:sz w:val="28"/>
-          <w:szCs w:val="28"/>
-        </w:rPr>
-      </w:pPr>
-      <w:r>
-        <w:rPr>
-          <w:sz w:val="28"/>
-          <w:szCs w:val="28"/>
-          <w:lang w:val="ru-RU"/>
-        </w:rPr>
-        <w:t>- о</w:t>
+          <w:lang w:val="ru-RU"/>
+        </w:rPr>
+        <w:t xml:space="preserve">дополнительно указать </w:t>
+      </w:r>
+      <w:r>
+        <w:rPr>
+          <w:sz w:val="28"/>
+          <w:szCs w:val="28"/>
+          <w:lang w:val="ru-RU"/>
+        </w:rPr>
+        <w:t>настро</w:t>
+      </w:r>
+      <w:r>
+        <w:rPr>
+          <w:sz w:val="28"/>
+          <w:szCs w:val="28"/>
+          <w:lang w:val="ru-RU"/>
+        </w:rPr>
+        <w:t>й</w:t>
+      </w:r>
+      <w:r>
+        <w:rPr>
+          <w:sz w:val="28"/>
+          <w:szCs w:val="28"/>
+          <w:lang w:val="ru-RU"/>
+        </w:rPr>
+        <w:t xml:space="preserve">ку соединения </w:t>
       </w:r>
       <w:proofErr w:type="spellStart"/>
       <w:r>
         <w:rPr>
           <w:sz w:val="28"/>
           <w:szCs w:val="28"/>
-        </w:rPr>
-        <w:t>тобразить</w:t>
+          <w:lang w:val="ru-RU"/>
+        </w:rPr>
+        <w:t>allowPublicKeyRetrieval</w:t>
       </w:r>
       <w:proofErr w:type="spellEnd"/>
       <w:r>
         <w:rPr>
           <w:sz w:val="28"/>
           <w:szCs w:val="28"/>
-        </w:rPr>
-        <w:t xml:space="preserve"> запущенные контейнеры</w:t>
+          <w:lang w:val="ru-RU"/>
+        </w:rPr>
+        <w:t xml:space="preserve">: </w:t>
+      </w:r>
+      <w:proofErr w:type="spellStart"/>
+      <w:r>
+        <w:rPr>
+          <w:sz w:val="28"/>
+          <w:szCs w:val="28"/>
+          <w:lang w:val="ru-RU"/>
+        </w:rPr>
+        <w:t>true</w:t>
+      </w:r>
+      <w:proofErr w:type="spellEnd"/>
+      <w:r>
+        <w:rPr>
+          <w:sz w:val="28"/>
+          <w:szCs w:val="28"/>
+          <w:lang w:val="ru-RU"/>
+        </w:rPr>
+        <w:t>)</w:t>
+      </w:r>
+      <w:r>
+        <w:rPr>
+          <w:sz w:val="28"/>
+          <w:szCs w:val="28"/>
+          <w:lang w:val="ru-RU"/>
+        </w:rPr>
+        <w:t xml:space="preserve"> </w:t>
       </w:r>
     </w:p>
     <w:p>
@@ -5350,16 +8257,6 @@
         </w:rPr>
         <w:t>:</w:t>
       </w:r>
-    </w:p>
-    <w:p>
-      <w:pPr>
-        <w:spacing w:line="240" w:lineRule="auto"/>
-        <w:jc w:val="both"/>
-        <w:rPr>
-          <w:sz w:val="28"/>
-          <w:szCs w:val="28"/>
-        </w:rPr>
-      </w:pPr>
     </w:p>
     <w:tbl>
       <w:tblPr>
@@ -5392,7 +8289,6 @@
               <w:rPr>
                 <w:sz w:val="28"/>
                 <w:szCs w:val="28"/>
-                <w:lang w:val="en-US"/>
               </w:rPr>
             </w:pPr>
             <w:r>
@@ -5401,8 +8297,88 @@
                 <w:szCs w:val="28"/>
                 <w:lang w:val="en-US"/>
               </w:rPr>
-              <w:t>MYSQL_ROOT_PASSWORD=Passw0rd!</w:t>
-            </w:r>
+              <w:lastRenderedPageBreak/>
+              <w:t>MYSQL</w:t>
+            </w:r>
+            <w:r>
+              <w:rPr>
+                <w:sz w:val="28"/>
+                <w:szCs w:val="28"/>
+              </w:rPr>
+              <w:t>_</w:t>
+            </w:r>
+            <w:r>
+              <w:rPr>
+                <w:sz w:val="28"/>
+                <w:szCs w:val="28"/>
+                <w:lang w:val="en-US"/>
+              </w:rPr>
+              <w:t>ROOT</w:t>
+            </w:r>
+            <w:r>
+              <w:rPr>
+                <w:sz w:val="28"/>
+                <w:szCs w:val="28"/>
+              </w:rPr>
+              <w:t>_</w:t>
+            </w:r>
+            <w:r>
+              <w:rPr>
+                <w:sz w:val="28"/>
+                <w:szCs w:val="28"/>
+                <w:lang w:val="en-US"/>
+              </w:rPr>
+              <w:t>PASSWORD</w:t>
+            </w:r>
+            <w:r>
+              <w:rPr>
+                <w:sz w:val="28"/>
+                <w:szCs w:val="28"/>
+              </w:rPr>
+              <w:t>=</w:t>
+            </w:r>
+            <w:r>
+              <w:rPr>
+                <w:sz w:val="28"/>
+                <w:szCs w:val="28"/>
+                <w:lang w:val="en-US"/>
+              </w:rPr>
+              <w:t>P</w:t>
+            </w:r>
+            <w:r>
+              <w:rPr>
+                <w:sz w:val="28"/>
+                <w:szCs w:val="28"/>
+              </w:rPr>
+              <w:t>@</w:t>
+            </w:r>
+            <w:proofErr w:type="spellStart"/>
+            <w:r>
+              <w:rPr>
+                <w:sz w:val="28"/>
+                <w:szCs w:val="28"/>
+                <w:lang w:val="en-US"/>
+              </w:rPr>
+              <w:t>ssw</w:t>
+            </w:r>
+            <w:proofErr w:type="spellEnd"/>
+            <w:r>
+              <w:rPr>
+                <w:sz w:val="28"/>
+                <w:szCs w:val="28"/>
+              </w:rPr>
+              <w:t>0</w:t>
+            </w:r>
+            <w:proofErr w:type="spellStart"/>
+            <w:r>
+              <w:rPr>
+                <w:sz w:val="28"/>
+                <w:szCs w:val="28"/>
+                <w:lang w:val="en-US"/>
+              </w:rPr>
+              <w:t>rd</w:t>
+            </w:r>
+            <w:proofErr w:type="spellEnd"/>
           </w:p>
           <w:p>
             <w:pPr>
@@ -5411,7 +8387,6 @@
               <w:rPr>
                 <w:sz w:val="28"/>
                 <w:szCs w:val="28"/>
-                <w:lang w:val="en-US"/>
               </w:rPr>
             </w:pPr>
             <w:r>
@@ -5420,8 +8395,87 @@
                 <w:szCs w:val="28"/>
                 <w:lang w:val="en-US"/>
               </w:rPr>
-              <w:t>MSSQL_SA_PASSWORD=Passw0rd!</w:t>
-            </w:r>
+              <w:t>MSSQL</w:t>
+            </w:r>
+            <w:r>
+              <w:rPr>
+                <w:sz w:val="28"/>
+                <w:szCs w:val="28"/>
+              </w:rPr>
+              <w:t>_</w:t>
+            </w:r>
+            <w:r>
+              <w:rPr>
+                <w:sz w:val="28"/>
+                <w:szCs w:val="28"/>
+                <w:lang w:val="en-US"/>
+              </w:rPr>
+              <w:t>SA</w:t>
+            </w:r>
+            <w:r>
+              <w:rPr>
+                <w:sz w:val="28"/>
+                <w:szCs w:val="28"/>
+              </w:rPr>
+              <w:t>_</w:t>
+            </w:r>
+            <w:r>
+              <w:rPr>
+                <w:sz w:val="28"/>
+                <w:szCs w:val="28"/>
+                <w:lang w:val="en-US"/>
+              </w:rPr>
+              <w:t>PASSWORD</w:t>
+            </w:r>
+            <w:r>
+              <w:rPr>
+                <w:sz w:val="28"/>
+                <w:szCs w:val="28"/>
+              </w:rPr>
+              <w:t>=</w:t>
+            </w:r>
+            <w:r>
+              <w:rPr>
+                <w:sz w:val="28"/>
+                <w:szCs w:val="28"/>
+                <w:lang w:val="en-US"/>
+              </w:rPr>
+              <w:t>P</w:t>
+            </w:r>
+            <w:r>
+              <w:rPr>
+                <w:sz w:val="28"/>
+                <w:szCs w:val="28"/>
+              </w:rPr>
+              <w:t>@</w:t>
+            </w:r>
+            <w:proofErr w:type="spellStart"/>
+            <w:r>
+              <w:rPr>
+                <w:sz w:val="28"/>
+                <w:szCs w:val="28"/>
+                <w:lang w:val="en-US"/>
+              </w:rPr>
+              <w:t>ssw</w:t>
+            </w:r>
+            <w:proofErr w:type="spellEnd"/>
+            <w:r>
+              <w:rPr>
+                <w:sz w:val="28"/>
+                <w:szCs w:val="28"/>
+              </w:rPr>
+              <w:t>0</w:t>
+            </w:r>
+            <w:proofErr w:type="spellStart"/>
+            <w:r>
+              <w:rPr>
+                <w:sz w:val="28"/>
+                <w:szCs w:val="28"/>
+                <w:lang w:val="en-US"/>
+              </w:rPr>
+              <w:t>rd</w:t>
+            </w:r>
+            <w:proofErr w:type="spellEnd"/>
           </w:p>
           <w:p>
             <w:pPr>
@@ -5430,7 +8484,6 @@
               <w:rPr>
                 <w:sz w:val="28"/>
                 <w:szCs w:val="28"/>
-                <w:lang w:val="en-US"/>
               </w:rPr>
             </w:pPr>
             <w:r>
@@ -5439,7 +8492,37 @@
                 <w:szCs w:val="28"/>
                 <w:lang w:val="en-US"/>
               </w:rPr>
-              <w:t>ACCEPT_EULA=YES</w:t>
+              <w:t>ACCEPT</w:t>
+            </w:r>
+            <w:r>
+              <w:rPr>
+                <w:sz w:val="28"/>
+                <w:szCs w:val="28"/>
+              </w:rPr>
+              <w:t>_</w:t>
+            </w:r>
+            <w:r>
+              <w:rPr>
+                <w:sz w:val="28"/>
+                <w:szCs w:val="28"/>
+                <w:lang w:val="en-US"/>
+              </w:rPr>
+              <w:t>EULA</w:t>
+            </w:r>
+            <w:r>
+              <w:rPr>
+                <w:sz w:val="28"/>
+                <w:szCs w:val="28"/>
+              </w:rPr>
+              <w:t>=</w:t>
+            </w:r>
+            <w:r>
+              <w:rPr>
+                <w:sz w:val="28"/>
+                <w:szCs w:val="28"/>
+                <w:lang w:val="en-US"/>
+              </w:rPr>
+              <w:t>YES</w:t>
             </w:r>
           </w:p>
           <w:p>
@@ -5449,7 +8532,6 @@
               <w:rPr>
                 <w:sz w:val="28"/>
                 <w:szCs w:val="28"/>
-                <w:lang w:val="en-US"/>
               </w:rPr>
             </w:pPr>
             <w:r>
@@ -5458,7 +8540,67 @@
                 <w:szCs w:val="28"/>
                 <w:lang w:val="en-US"/>
               </w:rPr>
-              <w:t>POSTGRES_PASSWORD=Passw0rd!</w:t>
+              <w:t>POSTGRES</w:t>
+            </w:r>
+            <w:r>
+              <w:rPr>
+                <w:sz w:val="28"/>
+                <w:szCs w:val="28"/>
+              </w:rPr>
+              <w:t>_</w:t>
+            </w:r>
+            <w:r>
+              <w:rPr>
+                <w:sz w:val="28"/>
+                <w:szCs w:val="28"/>
+                <w:lang w:val="en-US"/>
+              </w:rPr>
+              <w:t>PASSWORD</w:t>
+            </w:r>
+            <w:r>
+              <w:rPr>
+                <w:sz w:val="28"/>
+                <w:szCs w:val="28"/>
+              </w:rPr>
+              <w:t>=</w:t>
+            </w:r>
+            <w:r>
+              <w:rPr>
+                <w:sz w:val="28"/>
+                <w:szCs w:val="28"/>
+                <w:lang w:val="en-US"/>
+              </w:rPr>
+              <w:t>P</w:t>
+            </w:r>
+            <w:r>
+              <w:rPr>
+                <w:sz w:val="28"/>
+                <w:szCs w:val="28"/>
+              </w:rPr>
+              <w:t>@</w:t>
+            </w:r>
+            <w:r>
+              <w:rPr>
+                <w:sz w:val="28"/>
+                <w:szCs w:val="28"/>
+                <w:lang w:val="en-US"/>
+              </w:rPr>
+              <w:t>ssw</w:t>
+            </w:r>
+            <w:r>
+              <w:rPr>
+                <w:sz w:val="28"/>
+                <w:szCs w:val="28"/>
+              </w:rPr>
+              <w:t>0</w:t>
+            </w:r>
+            <w:r>
+              <w:rPr>
+                <w:sz w:val="28"/>
+                <w:szCs w:val="28"/>
+                <w:lang w:val="en-US"/>
+              </w:rPr>
+              <w:t>rd</w:t>
             </w:r>
           </w:p>
         </w:tc>
@@ -5471,23 +8613,29 @@
         <w:rPr>
           <w:sz w:val="28"/>
           <w:szCs w:val="28"/>
-          <w:lang w:val="en-US"/>
-        </w:rPr>
-      </w:pPr>
-      <w:r>
-        <w:rPr>
-          <w:sz w:val="28"/>
-          <w:szCs w:val="28"/>
-          <w:lang w:val="en-US"/>
-        </w:rPr>
-        <w:lastRenderedPageBreak/>
+        </w:rPr>
+      </w:pPr>
+    </w:p>
+    <w:p>
+      <w:pPr>
+        <w:spacing w:line="240" w:lineRule="auto"/>
+        <w:jc w:val="both"/>
+        <w:rPr>
+          <w:sz w:val="28"/>
+          <w:szCs w:val="28"/>
+        </w:rPr>
+      </w:pPr>
+      <w:r>
+        <w:rPr>
+          <w:sz w:val="28"/>
+          <w:szCs w:val="28"/>
+        </w:rPr>
         <w:t>4.</w:t>
       </w:r>
       <w:r>
         <w:rPr>
           <w:sz w:val="28"/>
           <w:szCs w:val="28"/>
-          <w:lang w:val="en-US"/>
         </w:rPr>
         <w:t>3</w:t>
       </w:r>
@@ -5495,7 +8643,6 @@
         <w:rPr>
           <w:sz w:val="28"/>
           <w:szCs w:val="28"/>
-          <w:lang w:val="en-US"/>
         </w:rPr>
         <w:t xml:space="preserve"> </w:t>
       </w:r>
@@ -5510,7 +8657,6 @@
         <w:rPr>
           <w:sz w:val="28"/>
           <w:szCs w:val="28"/>
-          <w:lang w:val="en-US"/>
         </w:rPr>
         <w:t xml:space="preserve"> </w:t>
       </w:r>
@@ -5525,7 +8671,6 @@
         <w:rPr>
           <w:sz w:val="28"/>
           <w:szCs w:val="28"/>
-          <w:lang w:val="en-US"/>
         </w:rPr>
         <w:t xml:space="preserve"> </w:t>
       </w:r>
@@ -5536,7 +8681,15 @@
           <w:szCs w:val="28"/>
           <w:lang w:val="en-US"/>
         </w:rPr>
-        <w:t>docker-</w:t>
+        <w:t>docker</w:t>
+      </w:r>
+      <w:proofErr w:type="spellEnd"/>
+      <w:r>
+        <w:rPr>
+          <w:sz w:val="28"/>
+          <w:szCs w:val="28"/>
+        </w:rPr>
+        <w:t>-</w:t>
       </w:r>
       <w:proofErr w:type="gramStart"/>
       <w:r>
@@ -5545,7 +8698,25 @@
           <w:szCs w:val="28"/>
           <w:lang w:val="en-US"/>
         </w:rPr>
-        <w:t>compose.yaml</w:t>
+        <w:t>compose</w:t>
+      </w:r>
+      <w:proofErr w:type="gramEnd"/>
+      <w:r>
+        <w:rPr>
+          <w:sz w:val="28"/>
+          <w:szCs w:val="28"/>
+        </w:rPr>
+        <w:t>.</w:t>
+      </w:r>
+      <w:proofErr w:type="spellStart"/>
+      <w:proofErr w:type="gramStart"/>
+      <w:r>
+        <w:rPr>
+          <w:sz w:val="28"/>
+          <w:szCs w:val="28"/>
+          <w:lang w:val="en-US"/>
+        </w:rPr>
+        <w:t>yaml</w:t>
       </w:r>
       <w:proofErr w:type="spellEnd"/>
       <w:proofErr w:type="gramEnd"/>
@@ -5557,7 +8728,6 @@
         <w:rPr>
           <w:sz w:val="28"/>
           <w:szCs w:val="28"/>
-          <w:lang w:val="en-US"/>
         </w:rPr>
       </w:pPr>
       <w:r>
@@ -5571,7 +8741,6 @@
         <w:rPr>
           <w:sz w:val="28"/>
           <w:szCs w:val="28"/>
-          <w:lang w:val="en-US"/>
         </w:rPr>
         <w:t xml:space="preserve"> </w:t>
       </w:r>
@@ -5586,7 +8755,6 @@
         <w:rPr>
           <w:sz w:val="28"/>
           <w:szCs w:val="28"/>
-          <w:lang w:val="en-US"/>
         </w:rPr>
         <w:t xml:space="preserve"> </w:t>
       </w:r>
@@ -5604,7 +8772,6 @@
         <w:rPr>
           <w:sz w:val="28"/>
           <w:szCs w:val="28"/>
-          <w:lang w:val="en-US"/>
         </w:rPr>
         <w:t xml:space="preserve"> </w:t>
       </w:r>
@@ -5619,9 +8786,8 @@
         <w:rPr>
           <w:sz w:val="28"/>
           <w:szCs w:val="28"/>
-          <w:lang w:val="en-US"/>
-        </w:rPr>
-        <w:t xml:space="preserve"> mssql, mysql, </w:t>
+        </w:rPr>
+        <w:t xml:space="preserve"> </w:t>
       </w:r>
       <w:proofErr w:type="spellStart"/>
       <w:r>
@@ -5630,6 +8796,40 @@
           <w:szCs w:val="28"/>
           <w:lang w:val="en-US"/>
         </w:rPr>
+        <w:t>mssql</w:t>
+      </w:r>
+      <w:proofErr w:type="spellEnd"/>
+      <w:r>
+        <w:rPr>
+          <w:sz w:val="28"/>
+          <w:szCs w:val="28"/>
+        </w:rPr>
+        <w:t xml:space="preserve">, </w:t>
+      </w:r>
+      <w:proofErr w:type="spellStart"/>
+      <w:r>
+        <w:rPr>
+          <w:sz w:val="28"/>
+          <w:szCs w:val="28"/>
+          <w:lang w:val="en-US"/>
+        </w:rPr>
+        <w:t>mysql</w:t>
+      </w:r>
+      <w:proofErr w:type="spellEnd"/>
+      <w:r>
+        <w:rPr>
+          <w:sz w:val="28"/>
+          <w:szCs w:val="28"/>
+        </w:rPr>
+        <w:t xml:space="preserve">, </w:t>
+      </w:r>
+      <w:proofErr w:type="spellStart"/>
+      <w:r>
+        <w:rPr>
+          <w:sz w:val="28"/>
+          <w:szCs w:val="28"/>
+          <w:lang w:val="en-US"/>
+        </w:rPr>
         <w:t>pgsql</w:t>
       </w:r>
       <w:proofErr w:type="spellEnd"/>
@@ -5637,7 +8837,6 @@
         <w:rPr>
           <w:sz w:val="28"/>
           <w:szCs w:val="28"/>
-          <w:lang w:val="en-US"/>
         </w:rPr>
         <w:t xml:space="preserve"> (</w:t>
       </w:r>
@@ -5652,7 +8851,6 @@
         <w:rPr>
           <w:sz w:val="28"/>
           <w:szCs w:val="28"/>
-          <w:lang w:val="en-US"/>
         </w:rPr>
         <w:t xml:space="preserve"> </w:t>
       </w:r>
@@ -5667,7 +8865,6 @@
         <w:rPr>
           <w:sz w:val="28"/>
           <w:szCs w:val="28"/>
-          <w:lang w:val="en-US"/>
         </w:rPr>
         <w:t xml:space="preserve"> </w:t>
       </w:r>
@@ -5682,7 +8879,6 @@
         <w:rPr>
           <w:sz w:val="28"/>
           <w:szCs w:val="28"/>
-          <w:lang w:val="en-US"/>
         </w:rPr>
         <w:t xml:space="preserve"> </w:t>
       </w:r>
@@ -5697,7 +8893,6 @@
         <w:rPr>
           <w:sz w:val="28"/>
           <w:szCs w:val="28"/>
-          <w:lang w:val="en-US"/>
         </w:rPr>
         <w:t>).</w:t>
       </w:r>
@@ -5746,15 +8941,15 @@
         <w:tblLook w:val="0600" w:firstRow="0" w:lastRow="0" w:firstColumn="0" w:lastColumn="0" w:noHBand="1" w:noVBand="1"/>
       </w:tblPr>
       <w:tblGrid>
-        <w:gridCol w:w="1785"/>
-        <w:gridCol w:w="3025"/>
-        <w:gridCol w:w="3544"/>
+        <w:gridCol w:w="1975"/>
+        <w:gridCol w:w="2977"/>
+        <w:gridCol w:w="3402"/>
         <w:gridCol w:w="2686"/>
       </w:tblGrid>
       <w:tr>
         <w:tc>
           <w:tcPr>
-            <w:tcW w:w="1785" w:type="dxa"/>
+            <w:tcW w:w="1975" w:type="dxa"/>
             <w:shd w:val="clear" w:color="auto" w:fill="auto"/>
             <w:tcMar>
               <w:top w:w="100" w:type="dxa"/>
@@ -5791,7 +8986,7 @@
         </w:tc>
         <w:tc>
           <w:tcPr>
-            <w:tcW w:w="3025" w:type="dxa"/>
+            <w:tcW w:w="2977" w:type="dxa"/>
             <w:shd w:val="clear" w:color="auto" w:fill="auto"/>
             <w:tcMar>
               <w:top w:w="100" w:type="dxa"/>
@@ -5828,7 +9023,7 @@
         </w:tc>
         <w:tc>
           <w:tcPr>
-            <w:tcW w:w="3544" w:type="dxa"/>
+            <w:tcW w:w="3402" w:type="dxa"/>
             <w:shd w:val="clear" w:color="auto" w:fill="auto"/>
             <w:tcMar>
               <w:top w:w="100" w:type="dxa"/>
@@ -5908,7 +9103,7 @@
       <w:tr>
         <w:tc>
           <w:tcPr>
-            <w:tcW w:w="1785" w:type="dxa"/>
+            <w:tcW w:w="1975" w:type="dxa"/>
             <w:shd w:val="clear" w:color="auto" w:fill="auto"/>
             <w:tcMar>
               <w:top w:w="100" w:type="dxa"/>
@@ -5937,7 +9132,7 @@
         </w:tc>
         <w:tc>
           <w:tcPr>
-            <w:tcW w:w="3025" w:type="dxa"/>
+            <w:tcW w:w="2977" w:type="dxa"/>
             <w:shd w:val="clear" w:color="auto" w:fill="auto"/>
             <w:tcMar>
               <w:top w:w="100" w:type="dxa"/>
@@ -5969,13 +9164,31 @@
                 <w:szCs w:val="28"/>
                 <w:lang w:val="en-US"/>
               </w:rPr>
-              <w:t>mcr.microsoft.com/mssql/server:2022-latest</w:t>
+              <w:t>mcr.microsoft.com/</w:t>
+            </w:r>
+            <w:proofErr w:type="spellStart"/>
+            <w:r>
+              <w:rPr>
+                <w:sz w:val="24"/>
+                <w:szCs w:val="28"/>
+                <w:lang w:val="en-US"/>
+              </w:rPr>
+              <w:t>mssql</w:t>
+            </w:r>
+            <w:proofErr w:type="spellEnd"/>
+            <w:r>
+              <w:rPr>
+                <w:sz w:val="24"/>
+                <w:szCs w:val="28"/>
+                <w:lang w:val="en-US"/>
+              </w:rPr>
+              <w:t>/server:2022-latest</w:t>
             </w:r>
           </w:p>
         </w:tc>
         <w:tc>
           <w:tcPr>
-            <w:tcW w:w="3544" w:type="dxa"/>
+            <w:tcW w:w="3402" w:type="dxa"/>
             <w:shd w:val="clear" w:color="auto" w:fill="auto"/>
             <w:tcMar>
               <w:top w:w="100" w:type="dxa"/>
@@ -6051,7 +9264,7 @@
       <w:tr>
         <w:tc>
           <w:tcPr>
-            <w:tcW w:w="1785" w:type="dxa"/>
+            <w:tcW w:w="1975" w:type="dxa"/>
             <w:shd w:val="clear" w:color="auto" w:fill="auto"/>
             <w:tcMar>
               <w:top w:w="100" w:type="dxa"/>
@@ -6080,7 +9293,7 @@
         </w:tc>
         <w:tc>
           <w:tcPr>
-            <w:tcW w:w="3025" w:type="dxa"/>
+            <w:tcW w:w="2977" w:type="dxa"/>
             <w:shd w:val="clear" w:color="auto" w:fill="auto"/>
             <w:tcMar>
               <w:top w:w="100" w:type="dxa"/>
@@ -6118,7 +9331,7 @@
         </w:tc>
         <w:tc>
           <w:tcPr>
-            <w:tcW w:w="3544" w:type="dxa"/>
+            <w:tcW w:w="3402" w:type="dxa"/>
             <w:shd w:val="clear" w:color="auto" w:fill="auto"/>
             <w:tcMar>
               <w:top w:w="100" w:type="dxa"/>
@@ -6196,7 +9409,7 @@
       <w:tr>
         <w:tc>
           <w:tcPr>
-            <w:tcW w:w="1785" w:type="dxa"/>
+            <w:tcW w:w="1975" w:type="dxa"/>
             <w:shd w:val="clear" w:color="auto" w:fill="auto"/>
             <w:tcMar>
               <w:top w:w="100" w:type="dxa"/>
@@ -6232,7 +9445,7 @@
         </w:tc>
         <w:tc>
           <w:tcPr>
-            <w:tcW w:w="3025" w:type="dxa"/>
+            <w:tcW w:w="2977" w:type="dxa"/>
             <w:shd w:val="clear" w:color="auto" w:fill="auto"/>
             <w:tcMar>
               <w:top w:w="100" w:type="dxa"/>
@@ -6294,13 +9507,22 @@
                 <w:sz w:val="24"/>
                 <w:szCs w:val="28"/>
               </w:rPr>
-              <w:t>/mssql</w:t>
-            </w:r>
+              <w:t>/</w:t>
+            </w:r>
+            <w:proofErr w:type="spellStart"/>
+            <w:r>
+              <w:rPr>
+                <w:sz w:val="24"/>
+                <w:szCs w:val="28"/>
+              </w:rPr>
+              <w:t>mssql</w:t>
+            </w:r>
+            <w:proofErr w:type="spellEnd"/>
           </w:p>
         </w:tc>
         <w:tc>
           <w:tcPr>
-            <w:tcW w:w="3544" w:type="dxa"/>
+            <w:tcW w:w="3402" w:type="dxa"/>
             <w:shd w:val="clear" w:color="auto" w:fill="auto"/>
             <w:tcMar>
               <w:top w:w="100" w:type="dxa"/>
@@ -6362,8 +9584,17 @@
                 <w:sz w:val="24"/>
                 <w:szCs w:val="28"/>
               </w:rPr>
-              <w:t>/mysql</w:t>
-            </w:r>
+              <w:t>/</w:t>
+            </w:r>
+            <w:proofErr w:type="spellStart"/>
+            <w:r>
+              <w:rPr>
+                <w:sz w:val="24"/>
+                <w:szCs w:val="28"/>
+              </w:rPr>
+              <w:t>mysql</w:t>
+            </w:r>
+            <w:proofErr w:type="spellEnd"/>
           </w:p>
         </w:tc>
         <w:tc>
@@ -6463,7 +9694,7 @@
       <w:tr>
         <w:tc>
           <w:tcPr>
-            <w:tcW w:w="1785" w:type="dxa"/>
+            <w:tcW w:w="1975" w:type="dxa"/>
             <w:shd w:val="clear" w:color="auto" w:fill="auto"/>
             <w:tcMar>
               <w:top w:w="100" w:type="dxa"/>
@@ -6486,6 +9717,7 @@
               <w:rPr>
                 <w:sz w:val="24"/>
                 <w:szCs w:val="28"/>
+                <w:lang w:val="ru-RU"/>
               </w:rPr>
             </w:pPr>
             <w:r>
@@ -6494,12 +9726,20 @@
                 <w:szCs w:val="28"/>
               </w:rPr>
               <w:t>порт</w:t>
+            </w:r>
+            <w:r>
+              <w:rPr>
+                <w:sz w:val="24"/>
+                <w:szCs w:val="28"/>
+                <w:lang w:val="ru-RU"/>
+              </w:rPr>
+              <w:t xml:space="preserve"> СУБД в контейнере</w:t>
             </w:r>
           </w:p>
         </w:tc>
         <w:tc>
           <w:tcPr>
-            <w:tcW w:w="3025" w:type="dxa"/>
+            <w:tcW w:w="2977" w:type="dxa"/>
             <w:shd w:val="clear" w:color="auto" w:fill="auto"/>
             <w:tcMar>
               <w:top w:w="100" w:type="dxa"/>
@@ -6535,7 +9775,7 @@
         </w:tc>
         <w:tc>
           <w:tcPr>
-            <w:tcW w:w="3544" w:type="dxa"/>
+            <w:tcW w:w="3402" w:type="dxa"/>
             <w:shd w:val="clear" w:color="auto" w:fill="auto"/>
             <w:tcMar>
               <w:top w:w="100" w:type="dxa"/>
@@ -6609,7 +9849,7 @@
       <w:tr>
         <w:tc>
           <w:tcPr>
-            <w:tcW w:w="1785" w:type="dxa"/>
+            <w:tcW w:w="1975" w:type="dxa"/>
             <w:shd w:val="clear" w:color="auto" w:fill="auto"/>
             <w:tcMar>
               <w:top w:w="100" w:type="dxa"/>
@@ -6645,7 +9885,7 @@
         </w:tc>
         <w:tc>
           <w:tcPr>
-            <w:tcW w:w="3025" w:type="dxa"/>
+            <w:tcW w:w="2977" w:type="dxa"/>
             <w:shd w:val="clear" w:color="auto" w:fill="auto"/>
             <w:tcMar>
               <w:top w:w="100" w:type="dxa"/>
@@ -6719,7 +9959,7 @@
         </w:tc>
         <w:tc>
           <w:tcPr>
-            <w:tcW w:w="3544" w:type="dxa"/>
+            <w:tcW w:w="3402" w:type="dxa"/>
             <w:shd w:val="clear" w:color="auto" w:fill="auto"/>
             <w:tcMar>
               <w:top w:w="100" w:type="dxa"/>
@@ -6897,7 +10137,39 @@
           <w:sz w:val="28"/>
           <w:szCs w:val="28"/>
         </w:rPr>
-        <w:t xml:space="preserve">В каждую из папок для контейнеров (mssql, mysql, </w:t>
+        <w:t>В каждую из папок для контейнеров (</w:t>
+      </w:r>
+      <w:proofErr w:type="spellStart"/>
+      <w:r>
+        <w:rPr>
+          <w:sz w:val="28"/>
+          <w:szCs w:val="28"/>
+        </w:rPr>
+        <w:t>mssql</w:t>
+      </w:r>
+      <w:proofErr w:type="spellEnd"/>
+      <w:r>
+        <w:rPr>
+          <w:sz w:val="28"/>
+          <w:szCs w:val="28"/>
+        </w:rPr>
+        <w:t xml:space="preserve">, </w:t>
+      </w:r>
+      <w:proofErr w:type="spellStart"/>
+      <w:r>
+        <w:rPr>
+          <w:sz w:val="28"/>
+          <w:szCs w:val="28"/>
+        </w:rPr>
+        <w:t>mysql</w:t>
+      </w:r>
+      <w:proofErr w:type="spellEnd"/>
+      <w:r>
+        <w:rPr>
+          <w:sz w:val="28"/>
+          <w:szCs w:val="28"/>
+        </w:rPr>
+        <w:t xml:space="preserve">, </w:t>
       </w:r>
       <w:proofErr w:type="spellStart"/>
       <w:r>
@@ -6972,16 +10244,6 @@
         </w:rPr>
         <w:t>:</w:t>
       </w:r>
-    </w:p>
-    <w:p>
-      <w:pPr>
-        <w:spacing w:line="240" w:lineRule="auto"/>
-        <w:jc w:val="both"/>
-        <w:rPr>
-          <w:sz w:val="28"/>
-          <w:szCs w:val="28"/>
-        </w:rPr>
-      </w:pPr>
     </w:p>
     <w:tbl>
       <w:tblPr>
@@ -7498,7 +10760,6 @@
               <w:rPr>
                 <w:sz w:val="28"/>
                 <w:szCs w:val="28"/>
-                <w:lang w:val="en-US"/>
               </w:rPr>
             </w:pPr>
             <w:r>
@@ -7512,7 +10773,6 @@
               <w:rPr>
                 <w:sz w:val="28"/>
                 <w:szCs w:val="28"/>
-                <w:lang w:val="en-US"/>
               </w:rPr>
               <w:t>- ../</w:t>
             </w:r>
@@ -7523,7 +10783,24 @@
                 <w:szCs w:val="28"/>
                 <w:lang w:val="en-US"/>
               </w:rPr>
-              <w:t>dbms.env</w:t>
+              <w:t>dbms</w:t>
+            </w:r>
+            <w:proofErr w:type="spellEnd"/>
+            <w:r>
+              <w:rPr>
+                <w:sz w:val="28"/>
+                <w:szCs w:val="28"/>
+              </w:rPr>
+              <w:t>.</w:t>
+            </w:r>
+            <w:proofErr w:type="spellStart"/>
+            <w:r>
+              <w:rPr>
+                <w:sz w:val="28"/>
+                <w:szCs w:val="28"/>
+                <w:lang w:val="en-US"/>
+              </w:rPr>
+              <w:t>env</w:t>
             </w:r>
             <w:proofErr w:type="spellEnd"/>
           </w:p>
@@ -7534,16 +10811,29 @@
               <w:rPr>
                 <w:sz w:val="28"/>
                 <w:szCs w:val="28"/>
-                <w:lang w:val="en-US"/>
               </w:rPr>
             </w:pPr>
             <w:r>
               <w:rPr>
                 <w:sz w:val="28"/>
                 <w:szCs w:val="28"/>
-                <w:lang w:val="en-US"/>
-              </w:rPr>
-              <w:t xml:space="preserve">    networks:</w:t>
+              </w:rPr>
+              <w:t xml:space="preserve">    </w:t>
+            </w:r>
+            <w:r>
+              <w:rPr>
+                <w:sz w:val="28"/>
+                <w:szCs w:val="28"/>
+                <w:lang w:val="en-US"/>
+              </w:rPr>
+              <w:t>networks</w:t>
+            </w:r>
+            <w:r>
+              <w:rPr>
+                <w:sz w:val="28"/>
+                <w:szCs w:val="28"/>
+              </w:rPr>
+              <w:t>:</w:t>
             </w:r>
           </w:p>
           <w:p>
@@ -7553,16 +10843,22 @@
               <w:rPr>
                 <w:sz w:val="28"/>
                 <w:szCs w:val="28"/>
-                <w:lang w:val="en-US"/>
               </w:rPr>
             </w:pPr>
             <w:r>
               <w:rPr>
                 <w:sz w:val="28"/>
                 <w:szCs w:val="28"/>
-                <w:lang w:val="en-US"/>
-              </w:rPr>
-              <w:t xml:space="preserve">      - backend</w:t>
+              </w:rPr>
+              <w:t xml:space="preserve">      - </w:t>
+            </w:r>
+            <w:r>
+              <w:rPr>
+                <w:sz w:val="28"/>
+                <w:szCs w:val="28"/>
+                <w:lang w:val="en-US"/>
+              </w:rPr>
+              <w:t>backend</w:t>
             </w:r>
           </w:p>
           <w:p>
@@ -7572,7 +10868,6 @@
               <w:rPr>
                 <w:sz w:val="28"/>
                 <w:szCs w:val="28"/>
-                <w:lang w:val="en-US"/>
               </w:rPr>
             </w:pPr>
           </w:p>
@@ -7583,24 +10878,17 @@
               <w:rPr>
                 <w:sz w:val="28"/>
                 <w:szCs w:val="28"/>
-                <w:lang w:val="en-US"/>
+                <w:lang w:val="ru-RU"/>
               </w:rPr>
             </w:pPr>
             <w:r>
               <w:rPr>
                 <w:sz w:val="28"/>
                 <w:szCs w:val="28"/>
-                <w:lang w:val="en-US"/>
-              </w:rPr>
-              <w:t xml:space="preserve">    </w:t>
-            </w:r>
-            <w:r>
-              <w:rPr>
-                <w:sz w:val="28"/>
-                <w:szCs w:val="28"/>
-                <w:lang w:val="en-US"/>
-              </w:rPr>
-              <w:t xml:space="preserve"># </w:t>
+                <w:lang w:val="ru-RU"/>
+              </w:rPr>
+              <w:lastRenderedPageBreak/>
+              <w:t xml:space="preserve">    # </w:t>
             </w:r>
             <w:proofErr w:type="spellStart"/>
             <w:r>
@@ -7616,7 +10904,7 @@
               <w:rPr>
                 <w:sz w:val="28"/>
                 <w:szCs w:val="28"/>
-                <w:lang w:val="en-US"/>
+                <w:lang w:val="ru-RU"/>
               </w:rPr>
               <w:t xml:space="preserve"> – </w:t>
             </w:r>
@@ -7632,7 +10920,7 @@
               <w:rPr>
                 <w:sz w:val="28"/>
                 <w:szCs w:val="28"/>
-                <w:lang w:val="en-US"/>
+                <w:lang w:val="ru-RU"/>
               </w:rPr>
               <w:t xml:space="preserve"> </w:t>
             </w:r>
@@ -7643,6 +10931,22 @@
                 <w:lang w:val="ru-RU"/>
               </w:rPr>
               <w:t>раздел</w:t>
+            </w:r>
+            <w:r>
+              <w:rPr>
+                <w:sz w:val="28"/>
+                <w:szCs w:val="28"/>
+                <w:lang w:val="ru-RU"/>
+              </w:rPr>
+              <w:t xml:space="preserve"> </w:t>
+            </w:r>
+            <w:r>
+              <w:rPr>
+                <w:sz w:val="28"/>
+                <w:szCs w:val="28"/>
+                <w:lang w:val="ru-RU"/>
+              </w:rPr>
+              <w:t>для проверки, что СУБД запущена</w:t>
             </w:r>
           </w:p>
           <w:p>
@@ -7659,7 +10963,7 @@
               <w:rPr>
                 <w:sz w:val="28"/>
                 <w:szCs w:val="28"/>
-                <w:lang w:val="en-US"/>
+                <w:lang w:val="ru-RU"/>
               </w:rPr>
               <w:t xml:space="preserve">    </w:t>
             </w:r>
@@ -7767,7 +11071,6 @@
                 <w:szCs w:val="28"/>
                 <w:lang w:val="en-US"/>
               </w:rPr>
-              <w:lastRenderedPageBreak/>
               <w:t xml:space="preserve">      timeout: 20s</w:t>
             </w:r>
           </w:p>
@@ -8210,7 +11513,6 @@
         <w:rPr>
           <w:sz w:val="28"/>
           <w:szCs w:val="28"/>
-          <w:lang w:val="ru-RU"/>
         </w:rPr>
       </w:pPr>
       <w:r>
@@ -8245,22 +11547,24 @@
         <w:rPr>
           <w:sz w:val="28"/>
           <w:szCs w:val="28"/>
-        </w:rPr>
-      </w:pPr>
-    </w:p>
-    <w:p>
-      <w:pPr>
-        <w:spacing w:line="240" w:lineRule="auto"/>
-        <w:jc w:val="both"/>
-        <w:rPr>
-          <w:sz w:val="28"/>
-          <w:szCs w:val="28"/>
-        </w:rPr>
-      </w:pPr>
-      <w:r>
-        <w:rPr>
-          <w:sz w:val="28"/>
-          <w:szCs w:val="28"/>
+          <w:lang w:val="ru-RU"/>
+        </w:rPr>
+      </w:pPr>
+    </w:p>
+    <w:p>
+      <w:pPr>
+        <w:spacing w:line="240" w:lineRule="auto"/>
+        <w:jc w:val="both"/>
+        <w:rPr>
+          <w:sz w:val="28"/>
+          <w:szCs w:val="28"/>
+        </w:rPr>
+      </w:pPr>
+      <w:r>
+        <w:rPr>
+          <w:sz w:val="28"/>
+          <w:szCs w:val="28"/>
+          <w:highlight w:val="green"/>
         </w:rPr>
         <w:t>5 Подключение к СУБД</w:t>
       </w:r>
@@ -8279,7 +11583,22 @@
           <w:sz w:val="28"/>
           <w:szCs w:val="28"/>
         </w:rPr>
-        <w:t xml:space="preserve">5.1 Проверить работу СУБД, подключившись к ней через </w:t>
+        <w:t>5.1 Проверить работу СУБД, подключившись к н</w:t>
+      </w:r>
+      <w:r>
+        <w:rPr>
+          <w:sz w:val="28"/>
+          <w:szCs w:val="28"/>
+          <w:lang w:val="ru-RU"/>
+        </w:rPr>
+        <w:t>им</w:t>
+      </w:r>
+      <w:r>
+        <w:rPr>
+          <w:sz w:val="28"/>
+          <w:szCs w:val="28"/>
+        </w:rPr>
+        <w:t xml:space="preserve"> через </w:t>
       </w:r>
       <w:proofErr w:type="spellStart"/>
       <w:r>
@@ -8924,21 +12243,39 @@
           <w:szCs w:val="28"/>
         </w:rPr>
       </w:pPr>
-      <w:r>
-        <w:rPr>
-          <w:sz w:val="28"/>
-          <w:szCs w:val="28"/>
-        </w:rPr>
-        <w:t>5.3 Остановить и перезапустить контейнер одной из БД, чтобы убедиться, что данные сохраняются:</w:t>
-      </w:r>
-    </w:p>
-    <w:p>
-      <w:pPr>
-        <w:spacing w:line="240" w:lineRule="auto"/>
-        <w:jc w:val="both"/>
-        <w:rPr>
-          <w:sz w:val="28"/>
-          <w:szCs w:val="28"/>
+    </w:p>
+    <w:p>
+      <w:pPr>
+        <w:spacing w:line="240" w:lineRule="auto"/>
+        <w:jc w:val="both"/>
+        <w:rPr>
+          <w:sz w:val="28"/>
+          <w:szCs w:val="28"/>
+        </w:rPr>
+      </w:pPr>
+      <w:r>
+        <w:rPr>
+          <w:sz w:val="28"/>
+          <w:szCs w:val="28"/>
+        </w:rPr>
+        <w:t>5.3 Остановить и перезапустить контейнер одной из БД, чтобы уб</w:t>
+      </w:r>
+      <w:r>
+        <w:rPr>
+          <w:sz w:val="28"/>
+          <w:szCs w:val="28"/>
+        </w:rPr>
+        <w:t>едиться, что данные сохраняются.</w:t>
+      </w:r>
+    </w:p>
+    <w:p>
+      <w:pPr>
+        <w:spacing w:line="240" w:lineRule="auto"/>
+        <w:jc w:val="both"/>
+        <w:rPr>
+          <w:sz w:val="28"/>
+          <w:szCs w:val="28"/>
+          <w:lang w:val="ru-RU"/>
         </w:rPr>
       </w:pPr>
       <w:r>
@@ -8957,6 +12294,14 @@
         <w:t>volume</w:t>
       </w:r>
       <w:proofErr w:type="spellEnd"/>
+      <w:r>
+        <w:rPr>
+          <w:sz w:val="28"/>
+          <w:szCs w:val="28"/>
+          <w:lang w:val="ru-RU"/>
+        </w:rPr>
+        <w:t>:</w:t>
+      </w:r>
     </w:p>
     <w:p>
       <w:pPr>
@@ -9018,6 +12363,16 @@
           <w:szCs w:val="28"/>
         </w:rPr>
       </w:pPr>
+    </w:p>
+    <w:p>
+      <w:pPr>
+        <w:spacing w:line="240" w:lineRule="auto"/>
+        <w:jc w:val="both"/>
+        <w:rPr>
+          <w:sz w:val="28"/>
+          <w:szCs w:val="28"/>
+        </w:rPr>
+      </w:pPr>
       <w:r>
         <w:rPr>
           <w:sz w:val="28"/>
@@ -9033,14 +12388,30 @@
         <w:rPr>
           <w:sz w:val="28"/>
           <w:szCs w:val="28"/>
-        </w:rPr>
-      </w:pPr>
-      <w:r>
-        <w:rPr>
-          <w:sz w:val="28"/>
-          <w:szCs w:val="28"/>
-        </w:rPr>
-        <w:t xml:space="preserve">Остановка контейнера без удаления данных из </w:t>
+          <w:lang w:val="ru-RU"/>
+        </w:rPr>
+      </w:pPr>
+      <w:r>
+        <w:rPr>
+          <w:sz w:val="28"/>
+          <w:szCs w:val="28"/>
+        </w:rPr>
+        <w:t xml:space="preserve">Остановка контейнера </w:t>
+      </w:r>
+      <w:r>
+        <w:rPr>
+          <w:sz w:val="28"/>
+          <w:szCs w:val="28"/>
+          <w:lang w:val="ru-RU"/>
+        </w:rPr>
+        <w:t>с</w:t>
+      </w:r>
+      <w:r>
+        <w:rPr>
+          <w:sz w:val="28"/>
+          <w:szCs w:val="28"/>
+        </w:rPr>
+        <w:t xml:space="preserve"> </w:t>
       </w:r>
       <w:proofErr w:type="spellStart"/>
       <w:r>
@@ -9048,9 +12419,41 @@
           <w:sz w:val="28"/>
           <w:szCs w:val="28"/>
         </w:rPr>
+        <w:t>удалени</w:t>
+      </w:r>
+      <w:proofErr w:type="spellEnd"/>
+      <w:r>
+        <w:rPr>
+          <w:sz w:val="28"/>
+          <w:szCs w:val="28"/>
+          <w:lang w:val="ru-RU"/>
+        </w:rPr>
+        <w:t>ем</w:t>
+      </w:r>
+      <w:r>
+        <w:rPr>
+          <w:sz w:val="28"/>
+          <w:szCs w:val="28"/>
+        </w:rPr>
+        <w:t xml:space="preserve"> данных из </w:t>
+      </w:r>
+      <w:proofErr w:type="spellStart"/>
+      <w:r>
+        <w:rPr>
+          <w:sz w:val="28"/>
+          <w:szCs w:val="28"/>
+        </w:rPr>
         <w:t>volume</w:t>
       </w:r>
       <w:proofErr w:type="spellEnd"/>
+      <w:r>
+        <w:rPr>
+          <w:sz w:val="28"/>
+          <w:szCs w:val="28"/>
+          <w:lang w:val="ru-RU"/>
+        </w:rPr>
+        <w:t>:</w:t>
+      </w:r>
     </w:p>
     <w:p>
       <w:pPr>
@@ -9097,6 +12500,17 @@
         <w:spacing w:line="240" w:lineRule="auto"/>
         <w:jc w:val="both"/>
         <w:rPr>
+          <w:sz w:val="28"/>
+          <w:szCs w:val="28"/>
+          <w:lang w:val="en-US"/>
+        </w:rPr>
+      </w:pPr>
+    </w:p>
+    <w:p>
+      <w:pPr>
+        <w:spacing w:line="240" w:lineRule="auto"/>
+        <w:jc w:val="both"/>
+        <w:rPr>
           <w:b/>
           <w:sz w:val="28"/>
           <w:szCs w:val="28"/>
@@ -9109,6 +12523,7 @@
           <w:sz w:val="28"/>
           <w:szCs w:val="28"/>
         </w:rPr>
+        <w:lastRenderedPageBreak/>
         <w:t>Содержание</w:t>
       </w:r>
       <w:r>
@@ -9221,18 +12636,6 @@
         <w:spacing w:line="240" w:lineRule="auto"/>
         <w:jc w:val="both"/>
         <w:rPr>
-          <w:sz w:val="28"/>
-          <w:szCs w:val="28"/>
-        </w:rPr>
-      </w:pPr>
-      <w:bookmarkStart w:id="0" w:name="_GoBack"/>
-      <w:bookmarkEnd w:id="0"/>
-    </w:p>
-    <w:p>
-      <w:pPr>
-        <w:spacing w:line="240" w:lineRule="auto"/>
-        <w:jc w:val="both"/>
-        <w:rPr>
           <w:b/>
           <w:sz w:val="28"/>
           <w:szCs w:val="28"/>
@@ -9244,7 +12647,6 @@
           <w:sz w:val="28"/>
           <w:szCs w:val="28"/>
         </w:rPr>
-        <w:lastRenderedPageBreak/>
         <w:t xml:space="preserve">Контрольные вопросы </w:t>
       </w:r>
     </w:p>
@@ -9960,7 +13362,7 @@
   </w:latentStyles>
   <w:style w:type="paragraph" w:default="1" w:styleId="a">
     <w:name w:val="Normal"/>
-    <w:rsid w:val="00A82907"/>
+    <w:rsid w:val="003812EF"/>
   </w:style>
   <w:style w:type="paragraph" w:styleId="1">
     <w:name w:val="heading 1"/>
